--- a/flutter_more_documents/f22_flutter_responsive_ui.docx
+++ b/flutter_more_documents/f22_flutter_responsive_ui.docx
@@ -156,7 +156,15 @@
           <w:sz w:val="36"/>
           <w:szCs w:val="36"/>
         </w:rPr>
-        <w:t>Orientation Lock……………………………………………</w:t>
+        <w:t>Orientation Lock…………………………………………</w:t>
+      </w:r>
+      <w:proofErr w:type="gramStart"/>
+      <w:r>
+        <w:rPr>
+          <w:sz w:val="36"/>
+          <w:szCs w:val="36"/>
+        </w:rPr>
+        <w:t>…</w:t>
       </w:r>
       <w:r>
         <w:rPr>
@@ -165,6 +173,14 @@
         </w:rPr>
         <w:t>.</w:t>
       </w:r>
+      <w:r>
+        <w:rPr>
+          <w:sz w:val="36"/>
+          <w:szCs w:val="36"/>
+        </w:rPr>
+        <w:t>.</w:t>
+      </w:r>
+      <w:proofErr w:type="gramEnd"/>
       <w:r>
         <w:rPr>
           <w:sz w:val="36"/>
@@ -233,7 +249,21 @@
           <w:sz w:val="36"/>
           <w:szCs w:val="36"/>
         </w:rPr>
-        <w:t>…………………………………………….</w:t>
+        <w:t>…………………………………………</w:t>
+      </w:r>
+      <w:r>
+        <w:rPr>
+          <w:sz w:val="36"/>
+          <w:szCs w:val="36"/>
+        </w:rPr>
+        <w:t>.</w:t>
+      </w:r>
+      <w:r>
+        <w:rPr>
+          <w:sz w:val="36"/>
+          <w:szCs w:val="36"/>
+        </w:rPr>
+        <w:t>….</w:t>
       </w:r>
       <w:r>
         <w:rPr>
@@ -262,7 +292,21 @@
           <w:sz w:val="36"/>
           <w:szCs w:val="36"/>
         </w:rPr>
-        <w:t>Adaptive Design…………………………………………….1</w:t>
+        <w:t>Adaptive Design……………………………………………</w:t>
+      </w:r>
+      <w:r>
+        <w:rPr>
+          <w:sz w:val="36"/>
+          <w:szCs w:val="36"/>
+        </w:rPr>
+        <w:t>..</w:t>
+      </w:r>
+      <w:r>
+        <w:rPr>
+          <w:sz w:val="36"/>
+          <w:szCs w:val="36"/>
+        </w:rPr>
+        <w:t>.1</w:t>
       </w:r>
       <w:r>
         <w:rPr>
@@ -316,6 +360,13 @@
           <w:sz w:val="36"/>
           <w:szCs w:val="36"/>
         </w:rPr>
+        <w:t>.</w:t>
+      </w:r>
+      <w:r>
+        <w:rPr>
+          <w:sz w:val="36"/>
+          <w:szCs w:val="36"/>
+        </w:rPr>
         <w:t>1</w:t>
       </w:r>
       <w:r>
@@ -356,7 +407,21 @@
           <w:sz w:val="36"/>
           <w:szCs w:val="36"/>
         </w:rPr>
-        <w:t xml:space="preserve"> Package………………………………</w:t>
+        <w:t xml:space="preserve"> Package……………………………</w:t>
+      </w:r>
+      <w:r>
+        <w:rPr>
+          <w:sz w:val="36"/>
+          <w:szCs w:val="36"/>
+        </w:rPr>
+        <w:t>.</w:t>
+      </w:r>
+      <w:r>
+        <w:rPr>
+          <w:sz w:val="36"/>
+          <w:szCs w:val="36"/>
+        </w:rPr>
+        <w:t>…</w:t>
       </w:r>
       <w:r>
         <w:rPr>
@@ -405,7 +470,28 @@
           <w:sz w:val="36"/>
           <w:szCs w:val="36"/>
         </w:rPr>
-        <w:t>Widget……………………………………….28</w:t>
+        <w:t>Widget………………………………………</w:t>
+      </w:r>
+      <w:r>
+        <w:rPr>
+          <w:sz w:val="36"/>
+          <w:szCs w:val="36"/>
+        </w:rPr>
+        <w:t>..</w:t>
+      </w:r>
+      <w:r>
+        <w:rPr>
+          <w:sz w:val="36"/>
+          <w:szCs w:val="36"/>
+        </w:rPr>
+        <w:t>.</w:t>
+      </w:r>
+      <w:r>
+        <w:rPr>
+          <w:sz w:val="36"/>
+          <w:szCs w:val="36"/>
+        </w:rPr>
+        <w:t>31</w:t>
       </w:r>
     </w:p>
     <w:p>
@@ -9457,27 +9543,7 @@
           <w:sz w:val="36"/>
           <w:szCs w:val="36"/>
         </w:rPr>
-        <w:t xml:space="preserve">  </w:t>
-      </w:r>
-      <w:r>
-        <w:rPr>
-          <w:b/>
-          <w:bCs/>
-          <w:color w:val="D86DCB" w:themeColor="accent5" w:themeTint="99"/>
-          <w:sz w:val="36"/>
-          <w:szCs w:val="36"/>
-        </w:rPr>
-        <w:t xml:space="preserve">final </w:t>
-      </w:r>
-      <w:r>
-        <w:rPr>
-          <w:b/>
-          <w:bCs/>
-          <w:color w:val="D86DCB" w:themeColor="accent5" w:themeTint="99"/>
-          <w:sz w:val="36"/>
-          <w:szCs w:val="36"/>
-        </w:rPr>
-        <w:t xml:space="preserve">bool </w:t>
+        <w:t xml:space="preserve">  final bool </w:t>
       </w:r>
       <w:proofErr w:type="spellStart"/>
       <w:r>
@@ -9833,17 +9899,7 @@
           <w:sz w:val="36"/>
           <w:szCs w:val="36"/>
         </w:rPr>
-        <w:t xml:space="preserve">      </w:t>
-      </w:r>
-      <w:r>
-        <w:rPr>
-          <w:b/>
-          <w:bCs/>
-          <w:color w:val="D86DCB" w:themeColor="accent5" w:themeTint="99"/>
-          <w:sz w:val="36"/>
-          <w:szCs w:val="36"/>
-        </w:rPr>
-        <w:t>…</w:t>
+        <w:t xml:space="preserve">      …</w:t>
       </w:r>
     </w:p>
     <w:p>
@@ -18743,14 +18799,14 @@
           <w:sz w:val="36"/>
           <w:szCs w:val="36"/>
         </w:rPr>
-        <w:t xml:space="preserve"># Box Constraints. </w:t>
-      </w:r>
-      <w:r>
-        <w:rPr>
-          <w:sz w:val="36"/>
-          <w:szCs w:val="36"/>
-        </w:rPr>
-        <w:t>Every Flutter widget is placed inside a box and that box has rules about how big it can be.</w:t>
+        <w:t xml:space="preserve"># </w:t>
+      </w:r>
+      <w:r>
+        <w:rPr>
+          <w:sz w:val="36"/>
+          <w:szCs w:val="36"/>
+        </w:rPr>
+        <w:t>Box</w:t>
       </w:r>
       <w:r>
         <w:rPr>
@@ -18764,6 +18820,50 @@
           <w:sz w:val="36"/>
           <w:szCs w:val="36"/>
         </w:rPr>
+        <w:t>Constraints</w:t>
+      </w:r>
+      <w:r>
+        <w:rPr>
+          <w:sz w:val="36"/>
+          <w:szCs w:val="36"/>
+        </w:rPr>
+        <w:t xml:space="preserve">. </w:t>
+      </w:r>
+      <w:r>
+        <w:rPr>
+          <w:sz w:val="36"/>
+          <w:szCs w:val="36"/>
+        </w:rPr>
+        <w:t xml:space="preserve">Every </w:t>
+      </w:r>
+      <w:r>
+        <w:rPr>
+          <w:b/>
+          <w:bCs/>
+          <w:sz w:val="36"/>
+          <w:szCs w:val="36"/>
+        </w:rPr>
+        <w:t>Flutter</w:t>
+      </w:r>
+      <w:r>
+        <w:rPr>
+          <w:sz w:val="36"/>
+          <w:szCs w:val="36"/>
+        </w:rPr>
+        <w:t xml:space="preserve"> widget is placed inside a box and that box has rules about how big it can be.</w:t>
+      </w:r>
+      <w:r>
+        <w:rPr>
+          <w:sz w:val="36"/>
+          <w:szCs w:val="36"/>
+        </w:rPr>
+        <w:t xml:space="preserve"> </w:t>
+      </w:r>
+      <w:r>
+        <w:rPr>
+          <w:sz w:val="36"/>
+          <w:szCs w:val="36"/>
+        </w:rPr>
         <w:t xml:space="preserve">The constraints property lets </w:t>
       </w:r>
       <w:r>
@@ -18792,7 +18892,23 @@
           <w:sz w:val="36"/>
           <w:szCs w:val="36"/>
         </w:rPr>
-        <w:t>These rules are enforced by the Flutter layout system before the widget is drawn.</w:t>
+        <w:t xml:space="preserve">These rules are enforced by the </w:t>
+      </w:r>
+      <w:r>
+        <w:rPr>
+          <w:b/>
+          <w:bCs/>
+          <w:sz w:val="36"/>
+          <w:szCs w:val="36"/>
+        </w:rPr>
+        <w:t xml:space="preserve">Flutter </w:t>
+      </w:r>
+      <w:r>
+        <w:rPr>
+          <w:sz w:val="36"/>
+          <w:szCs w:val="36"/>
+        </w:rPr>
+        <w:t>layout system before the widget is drawn.</w:t>
       </w:r>
     </w:p>
     <w:p>
@@ -20948,6 +21064,8 @@
       <w:proofErr w:type="spellStart"/>
       <w:r>
         <w:rPr>
+          <w:b/>
+          <w:bCs/>
           <w:sz w:val="36"/>
           <w:szCs w:val="36"/>
         </w:rPr>
@@ -20964,6 +21082,8 @@
       <w:proofErr w:type="spellStart"/>
       <w:r>
         <w:rPr>
+          <w:b/>
+          <w:bCs/>
           <w:sz w:val="36"/>
           <w:szCs w:val="36"/>
         </w:rPr>
@@ -21035,7 +21155,23 @@
           <w:sz w:val="36"/>
           <w:szCs w:val="36"/>
         </w:rPr>
-        <w:t xml:space="preserve"> scaling is handled by Flutter itself.</w:t>
+        <w:t xml:space="preserve"> scaling is handled by </w:t>
+      </w:r>
+      <w:r>
+        <w:rPr>
+          <w:b/>
+          <w:bCs/>
+          <w:sz w:val="36"/>
+          <w:szCs w:val="36"/>
+        </w:rPr>
+        <w:t>Flutter</w:t>
+      </w:r>
+      <w:r>
+        <w:rPr>
+          <w:sz w:val="36"/>
+          <w:szCs w:val="36"/>
+        </w:rPr>
+        <w:t xml:space="preserve"> itself.</w:t>
       </w:r>
     </w:p>
     <w:p>
@@ -21098,17 +21234,28 @@
       </w:pPr>
       <w:r>
         <w:rPr>
-          <w:sz w:val="36"/>
-          <w:szCs w:val="36"/>
-        </w:rPr>
-        <w:t>No</w:t>
-      </w:r>
-      <w:r>
-        <w:rPr>
-          <w:sz w:val="36"/>
-          <w:szCs w:val="36"/>
-        </w:rPr>
-        <w:t xml:space="preserve">te: </w:t>
+          <w:b/>
+          <w:bCs/>
+          <w:sz w:val="36"/>
+          <w:szCs w:val="36"/>
+        </w:rPr>
+        <w:t>NOTE</w:t>
+      </w:r>
+      <w:r>
+        <w:rPr>
+          <w:b/>
+          <w:bCs/>
+          <w:sz w:val="36"/>
+          <w:szCs w:val="36"/>
+        </w:rPr>
+        <w:t>:</w:t>
+      </w:r>
+      <w:r>
+        <w:rPr>
+          <w:sz w:val="36"/>
+          <w:szCs w:val="36"/>
+        </w:rPr>
+        <w:t xml:space="preserve"> </w:t>
       </w:r>
       <w:r>
         <w:rPr>
@@ -21204,6 +21351,1144 @@
           <w:sz w:val="36"/>
           <w:szCs w:val="36"/>
         </w:rPr>
+        <w:t>flutter_screenutil</w:t>
+      </w:r>
+      <w:proofErr w:type="spellEnd"/>
+      <w:r>
+        <w:rPr>
+          <w:b/>
+          <w:bCs/>
+          <w:sz w:val="36"/>
+          <w:szCs w:val="36"/>
+        </w:rPr>
+        <w:t xml:space="preserve"> vs </w:t>
+      </w:r>
+      <w:proofErr w:type="spellStart"/>
+      <w:r>
+        <w:rPr>
+          <w:b/>
+          <w:bCs/>
+          <w:sz w:val="36"/>
+          <w:szCs w:val="36"/>
+        </w:rPr>
+        <w:t>MediaQuery</w:t>
+      </w:r>
+      <w:r>
+        <w:rPr>
+          <w:b/>
+          <w:bCs/>
+          <w:sz w:val="36"/>
+          <w:szCs w:val="36"/>
+        </w:rPr>
+        <w:t>:</w:t>
+      </w:r>
+      <w:proofErr w:type="spellEnd"/>
+    </w:p>
+    <w:p>
+      <w:pPr>
+        <w:jc w:val="both"/>
+        <w:rPr>
+          <w:sz w:val="36"/>
+          <w:szCs w:val="36"/>
+        </w:rPr>
+      </w:pPr>
+      <w:r>
+        <w:rPr>
+          <w:sz w:val="36"/>
+          <w:szCs w:val="36"/>
+        </w:rPr>
+        <w:t xml:space="preserve"># </w:t>
+      </w:r>
+      <w:r>
+        <w:rPr>
+          <w:sz w:val="36"/>
+          <w:szCs w:val="36"/>
+        </w:rPr>
+        <w:t xml:space="preserve">Why </w:t>
+      </w:r>
+      <w:r>
+        <w:rPr>
+          <w:sz w:val="36"/>
+          <w:szCs w:val="36"/>
+        </w:rPr>
+        <w:t>We</w:t>
+      </w:r>
+      <w:r>
+        <w:rPr>
+          <w:sz w:val="36"/>
+          <w:szCs w:val="36"/>
+        </w:rPr>
+        <w:t xml:space="preserve"> Must NOT Use </w:t>
+      </w:r>
+      <w:proofErr w:type="spellStart"/>
+      <w:r>
+        <w:rPr>
+          <w:b/>
+          <w:bCs/>
+          <w:sz w:val="36"/>
+          <w:szCs w:val="36"/>
+        </w:rPr>
+        <w:t>screenutil</w:t>
+      </w:r>
+      <w:proofErr w:type="spellEnd"/>
+      <w:r>
+        <w:rPr>
+          <w:sz w:val="36"/>
+          <w:szCs w:val="36"/>
+        </w:rPr>
+        <w:t xml:space="preserve"> for Web</w:t>
+      </w:r>
+      <w:r>
+        <w:rPr>
+          <w:sz w:val="36"/>
+          <w:szCs w:val="36"/>
+        </w:rPr>
+        <w:t xml:space="preserve"> </w:t>
+      </w:r>
+      <w:proofErr w:type="spellStart"/>
+      <w:r>
+        <w:rPr>
+          <w:b/>
+          <w:bCs/>
+          <w:sz w:val="36"/>
+          <w:szCs w:val="36"/>
+        </w:rPr>
+        <w:t>flutter_screenutil</w:t>
+      </w:r>
+      <w:proofErr w:type="spellEnd"/>
+      <w:r>
+        <w:rPr>
+          <w:b/>
+          <w:bCs/>
+          <w:sz w:val="36"/>
+          <w:szCs w:val="36"/>
+        </w:rPr>
+        <w:t xml:space="preserve"> </w:t>
+      </w:r>
+      <w:r>
+        <w:rPr>
+          <w:sz w:val="36"/>
+          <w:szCs w:val="36"/>
+        </w:rPr>
+        <w:t>does this:</w:t>
+      </w:r>
+    </w:p>
+    <w:p>
+      <w:pPr>
+        <w:jc w:val="both"/>
+        <w:rPr>
+          <w:b/>
+          <w:bCs/>
+          <w:sz w:val="36"/>
+          <w:szCs w:val="36"/>
+        </w:rPr>
+      </w:pPr>
+      <w:r>
+        <w:rPr>
+          <w:b/>
+          <w:bCs/>
+          <w:sz w:val="36"/>
+          <w:szCs w:val="36"/>
+        </w:rPr>
+        <w:t>Device screen = 390px wide (iPhone)</w:t>
+      </w:r>
+    </w:p>
+    <w:p>
+      <w:pPr>
+        <w:jc w:val="both"/>
+        <w:rPr>
+          <w:b/>
+          <w:bCs/>
+          <w:sz w:val="36"/>
+          <w:szCs w:val="36"/>
+        </w:rPr>
+      </w:pPr>
+      <w:r>
+        <w:rPr>
+          <w:b/>
+          <w:bCs/>
+          <w:sz w:val="36"/>
+          <w:szCs w:val="36"/>
+        </w:rPr>
+        <w:t>Design = 375px wide</w:t>
+      </w:r>
+    </w:p>
+    <w:p>
+      <w:pPr>
+        <w:jc w:val="both"/>
+        <w:rPr>
+          <w:b/>
+          <w:bCs/>
+          <w:sz w:val="36"/>
+          <w:szCs w:val="36"/>
+        </w:rPr>
+      </w:pPr>
+      <w:r>
+        <w:rPr>
+          <w:b/>
+          <w:bCs/>
+          <w:sz w:val="36"/>
+          <w:szCs w:val="36"/>
+        </w:rPr>
+        <w:lastRenderedPageBreak/>
+        <w:t>Scale factor = 390/375 = 1.04</w:t>
+      </w:r>
+    </w:p>
+    <w:p>
+      <w:pPr>
+        <w:jc w:val="both"/>
+        <w:rPr>
+          <w:b/>
+          <w:bCs/>
+          <w:sz w:val="36"/>
+          <w:szCs w:val="36"/>
+        </w:rPr>
+      </w:pPr>
+      <w:proofErr w:type="spellStart"/>
+      <w:proofErr w:type="gramStart"/>
+      <w:r>
+        <w:rPr>
+          <w:b/>
+          <w:bCs/>
+          <w:sz w:val="36"/>
+          <w:szCs w:val="36"/>
+        </w:rPr>
+        <w:t>sp</w:t>
+      </w:r>
+      <w:proofErr w:type="spellEnd"/>
+      <w:r>
+        <w:rPr>
+          <w:b/>
+          <w:bCs/>
+          <w:sz w:val="36"/>
+          <w:szCs w:val="36"/>
+        </w:rPr>
+        <w:t>(</w:t>
+      </w:r>
+      <w:proofErr w:type="gramEnd"/>
+      <w:r>
+        <w:rPr>
+          <w:b/>
+          <w:bCs/>
+          <w:sz w:val="36"/>
+          <w:szCs w:val="36"/>
+        </w:rPr>
+        <w:t>16) → 16 * 1.04 = 16.64px</w:t>
+      </w:r>
+    </w:p>
+    <w:p>
+      <w:pPr>
+        <w:jc w:val="both"/>
+        <w:rPr>
+          <w:sz w:val="36"/>
+          <w:szCs w:val="36"/>
+        </w:rPr>
+      </w:pPr>
+      <w:r>
+        <w:rPr>
+          <w:sz w:val="36"/>
+          <w:szCs w:val="36"/>
+        </w:rPr>
+        <w:t xml:space="preserve"># </w:t>
+      </w:r>
+      <w:r>
+        <w:rPr>
+          <w:sz w:val="36"/>
+          <w:szCs w:val="36"/>
+        </w:rPr>
+        <w:t xml:space="preserve">It scales relative to a single design size. This is useful on mobile where </w:t>
+      </w:r>
+      <w:r>
+        <w:rPr>
+          <w:sz w:val="36"/>
+          <w:szCs w:val="36"/>
+        </w:rPr>
+        <w:t>we</w:t>
+      </w:r>
+      <w:r>
+        <w:rPr>
+          <w:sz w:val="36"/>
+          <w:szCs w:val="36"/>
+        </w:rPr>
+        <w:t xml:space="preserve"> have a narrow fixed-</w:t>
+      </w:r>
+      <w:proofErr w:type="spellStart"/>
+      <w:r>
+        <w:rPr>
+          <w:sz w:val="36"/>
+          <w:szCs w:val="36"/>
+        </w:rPr>
+        <w:t>ish</w:t>
+      </w:r>
+      <w:proofErr w:type="spellEnd"/>
+      <w:r>
+        <w:rPr>
+          <w:sz w:val="36"/>
+          <w:szCs w:val="36"/>
+        </w:rPr>
+        <w:t xml:space="preserve"> range of screen sizes.</w:t>
+      </w:r>
+    </w:p>
+    <w:p>
+      <w:pPr>
+        <w:jc w:val="both"/>
+        <w:rPr>
+          <w:sz w:val="36"/>
+          <w:szCs w:val="36"/>
+        </w:rPr>
+      </w:pPr>
+      <w:r>
+        <w:rPr>
+          <w:sz w:val="36"/>
+          <w:szCs w:val="36"/>
+        </w:rPr>
+        <w:t># But o</w:t>
+      </w:r>
+      <w:r>
+        <w:rPr>
+          <w:sz w:val="36"/>
+          <w:szCs w:val="36"/>
+        </w:rPr>
+        <w:t xml:space="preserve">n web </w:t>
+      </w:r>
+      <w:r>
+        <w:rPr>
+          <w:sz w:val="36"/>
+          <w:szCs w:val="36"/>
+        </w:rPr>
+        <w:t>we</w:t>
+      </w:r>
+      <w:r>
+        <w:rPr>
+          <w:sz w:val="36"/>
+          <w:szCs w:val="36"/>
+        </w:rPr>
+        <w:t xml:space="preserve"> have:</w:t>
+      </w:r>
+    </w:p>
+    <w:p>
+      <w:pPr>
+        <w:jc w:val="both"/>
+        <w:rPr>
+          <w:b/>
+          <w:bCs/>
+          <w:sz w:val="36"/>
+          <w:szCs w:val="36"/>
+        </w:rPr>
+      </w:pPr>
+      <w:r>
+        <w:rPr>
+          <w:b/>
+          <w:bCs/>
+          <w:sz w:val="36"/>
+          <w:szCs w:val="36"/>
+        </w:rPr>
+        <w:t>Mobile browser: 380px</w:t>
+      </w:r>
+    </w:p>
+    <w:p>
+      <w:pPr>
+        <w:jc w:val="both"/>
+        <w:rPr>
+          <w:b/>
+          <w:bCs/>
+          <w:sz w:val="36"/>
+          <w:szCs w:val="36"/>
+        </w:rPr>
+      </w:pPr>
+      <w:r>
+        <w:rPr>
+          <w:b/>
+          <w:bCs/>
+          <w:sz w:val="36"/>
+          <w:szCs w:val="36"/>
+        </w:rPr>
+        <w:t xml:space="preserve">Tablet: 768px  </w:t>
+      </w:r>
+    </w:p>
+    <w:p>
+      <w:pPr>
+        <w:jc w:val="both"/>
+        <w:rPr>
+          <w:b/>
+          <w:bCs/>
+          <w:sz w:val="36"/>
+          <w:szCs w:val="36"/>
+        </w:rPr>
+      </w:pPr>
+      <w:r>
+        <w:rPr>
+          <w:b/>
+          <w:bCs/>
+          <w:sz w:val="36"/>
+          <w:szCs w:val="36"/>
+        </w:rPr>
+        <w:t>Small laptop: 1280px</w:t>
+      </w:r>
+    </w:p>
+    <w:p>
+      <w:pPr>
+        <w:jc w:val="both"/>
+        <w:rPr>
+          <w:b/>
+          <w:bCs/>
+          <w:sz w:val="36"/>
+          <w:szCs w:val="36"/>
+        </w:rPr>
+      </w:pPr>
+      <w:r>
+        <w:rPr>
+          <w:b/>
+          <w:bCs/>
+          <w:sz w:val="36"/>
+          <w:szCs w:val="36"/>
+        </w:rPr>
+        <w:t>Large monitor: 1920px+</w:t>
+      </w:r>
+    </w:p>
+    <w:p>
+      <w:pPr>
+        <w:jc w:val="both"/>
+        <w:rPr>
+          <w:sz w:val="36"/>
+          <w:szCs w:val="36"/>
+        </w:rPr>
+      </w:pPr>
+      <w:r>
+        <w:rPr>
+          <w:sz w:val="36"/>
+          <w:szCs w:val="36"/>
+        </w:rPr>
+        <w:t>#</w:t>
+      </w:r>
+      <w:r>
+        <w:rPr>
+          <w:b/>
+          <w:bCs/>
+          <w:sz w:val="36"/>
+          <w:szCs w:val="36"/>
+        </w:rPr>
+        <w:t xml:space="preserve"> </w:t>
+      </w:r>
+      <w:proofErr w:type="spellStart"/>
+      <w:r>
+        <w:rPr>
+          <w:b/>
+          <w:bCs/>
+          <w:sz w:val="36"/>
+          <w:szCs w:val="36"/>
+        </w:rPr>
+        <w:t>screenutil</w:t>
+      </w:r>
+      <w:proofErr w:type="spellEnd"/>
+      <w:r>
+        <w:rPr>
+          <w:sz w:val="36"/>
+          <w:szCs w:val="36"/>
+        </w:rPr>
+        <w:t xml:space="preserve"> would make our text giant on a 1920px screen. It's not responsive</w:t>
+      </w:r>
+      <w:r>
+        <w:rPr>
+          <w:sz w:val="36"/>
+          <w:szCs w:val="36"/>
+        </w:rPr>
+        <w:t xml:space="preserve">, </w:t>
+      </w:r>
+      <w:r>
+        <w:rPr>
+          <w:sz w:val="36"/>
+          <w:szCs w:val="36"/>
+        </w:rPr>
+        <w:t>it's proportional scaling. Those are different things.</w:t>
+      </w:r>
+      <w:r>
+        <w:rPr>
+          <w:sz w:val="36"/>
+          <w:szCs w:val="36"/>
+        </w:rPr>
+        <w:t xml:space="preserve"> We</w:t>
+      </w:r>
+      <w:r>
+        <w:rPr>
+          <w:sz w:val="36"/>
+          <w:szCs w:val="36"/>
+        </w:rPr>
+        <w:t xml:space="preserve"> use</w:t>
+      </w:r>
+      <w:r>
+        <w:rPr>
+          <w:sz w:val="36"/>
+          <w:szCs w:val="36"/>
+        </w:rPr>
+        <w:t xml:space="preserve"> </w:t>
+      </w:r>
+      <w:r>
+        <w:rPr>
+          <w:sz w:val="36"/>
+          <w:szCs w:val="36"/>
+        </w:rPr>
+        <w:t>Breakpoints</w:t>
+      </w:r>
+      <w:r>
+        <w:rPr>
+          <w:sz w:val="36"/>
+          <w:szCs w:val="36"/>
+        </w:rPr>
+        <w:t xml:space="preserve"> </w:t>
+      </w:r>
+      <w:r>
+        <w:rPr>
+          <w:sz w:val="36"/>
+          <w:szCs w:val="36"/>
+        </w:rPr>
+        <w:t>instead</w:t>
+      </w:r>
+      <w:r>
+        <w:rPr>
+          <w:sz w:val="36"/>
+          <w:szCs w:val="36"/>
+        </w:rPr>
+        <w:t>,</w:t>
+      </w:r>
+      <w:r>
+        <w:rPr>
+          <w:sz w:val="36"/>
+          <w:szCs w:val="36"/>
+        </w:rPr>
+        <w:t xml:space="preserve"> define once, use everywhere</w:t>
+      </w:r>
+    </w:p>
+    <w:p>
+      <w:pPr>
+        <w:jc w:val="both"/>
+        <w:rPr>
+          <w:b/>
+          <w:bCs/>
+          <w:color w:val="D86DCB" w:themeColor="accent5" w:themeTint="99"/>
+          <w:sz w:val="36"/>
+          <w:szCs w:val="36"/>
+        </w:rPr>
+      </w:pPr>
+      <w:r>
+        <w:rPr>
+          <w:b/>
+          <w:bCs/>
+          <w:color w:val="D86DCB" w:themeColor="accent5" w:themeTint="99"/>
+          <w:sz w:val="36"/>
+          <w:szCs w:val="36"/>
+        </w:rPr>
+        <w:t xml:space="preserve">class </w:t>
+      </w:r>
+      <w:proofErr w:type="spellStart"/>
+      <w:r>
+        <w:rPr>
+          <w:b/>
+          <w:bCs/>
+          <w:color w:val="D86DCB" w:themeColor="accent5" w:themeTint="99"/>
+          <w:sz w:val="36"/>
+          <w:szCs w:val="36"/>
+        </w:rPr>
+        <w:t>AppBreakpoints</w:t>
+      </w:r>
+      <w:proofErr w:type="spellEnd"/>
+      <w:r>
+        <w:rPr>
+          <w:b/>
+          <w:bCs/>
+          <w:color w:val="D86DCB" w:themeColor="accent5" w:themeTint="99"/>
+          <w:sz w:val="36"/>
+          <w:szCs w:val="36"/>
+        </w:rPr>
+        <w:t xml:space="preserve"> {</w:t>
+      </w:r>
+    </w:p>
+    <w:p>
+      <w:pPr>
+        <w:jc w:val="both"/>
+        <w:rPr>
+          <w:b/>
+          <w:bCs/>
+          <w:color w:val="D86DCB" w:themeColor="accent5" w:themeTint="99"/>
+          <w:sz w:val="36"/>
+          <w:szCs w:val="36"/>
+        </w:rPr>
+      </w:pPr>
+      <w:r>
+        <w:rPr>
+          <w:b/>
+          <w:bCs/>
+          <w:color w:val="D86DCB" w:themeColor="accent5" w:themeTint="99"/>
+          <w:sz w:val="36"/>
+          <w:szCs w:val="36"/>
+        </w:rPr>
+        <w:t xml:space="preserve">  static const double mobile = 600;</w:t>
+      </w:r>
+    </w:p>
+    <w:p>
+      <w:pPr>
+        <w:jc w:val="both"/>
+        <w:rPr>
+          <w:b/>
+          <w:bCs/>
+          <w:color w:val="D86DCB" w:themeColor="accent5" w:themeTint="99"/>
+          <w:sz w:val="36"/>
+          <w:szCs w:val="36"/>
+        </w:rPr>
+      </w:pPr>
+      <w:r>
+        <w:rPr>
+          <w:b/>
+          <w:bCs/>
+          <w:color w:val="D86DCB" w:themeColor="accent5" w:themeTint="99"/>
+          <w:sz w:val="36"/>
+          <w:szCs w:val="36"/>
+        </w:rPr>
+        <w:t xml:space="preserve">  static const double tablet = 1024;</w:t>
+      </w:r>
+    </w:p>
+    <w:p>
+      <w:pPr>
+        <w:jc w:val="both"/>
+        <w:rPr>
+          <w:b/>
+          <w:bCs/>
+          <w:color w:val="D86DCB" w:themeColor="accent5" w:themeTint="99"/>
+          <w:sz w:val="36"/>
+          <w:szCs w:val="36"/>
+        </w:rPr>
+      </w:pPr>
+      <w:r>
+        <w:rPr>
+          <w:b/>
+          <w:bCs/>
+          <w:color w:val="D86DCB" w:themeColor="accent5" w:themeTint="99"/>
+          <w:sz w:val="36"/>
+          <w:szCs w:val="36"/>
+        </w:rPr>
+        <w:t xml:space="preserve">  static const double desktop = 1440;</w:t>
+      </w:r>
+    </w:p>
+    <w:p>
+      <w:pPr>
+        <w:jc w:val="both"/>
+        <w:rPr>
+          <w:b/>
+          <w:bCs/>
+          <w:color w:val="D86DCB" w:themeColor="accent5" w:themeTint="99"/>
+          <w:sz w:val="36"/>
+          <w:szCs w:val="36"/>
+        </w:rPr>
+      </w:pPr>
+      <w:r>
+        <w:rPr>
+          <w:b/>
+          <w:bCs/>
+          <w:color w:val="D86DCB" w:themeColor="accent5" w:themeTint="99"/>
+          <w:sz w:val="36"/>
+          <w:szCs w:val="36"/>
+        </w:rPr>
+        <w:t>}</w:t>
+      </w:r>
+    </w:p>
+    <w:p>
+      <w:pPr>
+        <w:jc w:val="both"/>
+        <w:rPr>
+          <w:b/>
+          <w:bCs/>
+          <w:color w:val="D86DCB" w:themeColor="accent5" w:themeTint="99"/>
+          <w:sz w:val="36"/>
+          <w:szCs w:val="36"/>
+        </w:rPr>
+      </w:pPr>
+      <w:r>
+        <w:rPr>
+          <w:b/>
+          <w:bCs/>
+          <w:color w:val="D86DCB" w:themeColor="accent5" w:themeTint="99"/>
+          <w:sz w:val="36"/>
+          <w:szCs w:val="36"/>
+        </w:rPr>
+        <w:t>// In any widget</w:t>
+      </w:r>
+    </w:p>
+    <w:p>
+      <w:pPr>
+        <w:jc w:val="both"/>
+        <w:rPr>
+          <w:b/>
+          <w:bCs/>
+          <w:color w:val="D86DCB" w:themeColor="accent5" w:themeTint="99"/>
+          <w:sz w:val="36"/>
+          <w:szCs w:val="36"/>
+        </w:rPr>
+      </w:pPr>
+      <w:proofErr w:type="spellStart"/>
+      <w:proofErr w:type="gramStart"/>
+      <w:r>
+        <w:rPr>
+          <w:b/>
+          <w:bCs/>
+          <w:color w:val="D86DCB" w:themeColor="accent5" w:themeTint="99"/>
+          <w:sz w:val="36"/>
+          <w:szCs w:val="36"/>
+        </w:rPr>
+        <w:t>LayoutBuilder</w:t>
+      </w:r>
+      <w:proofErr w:type="spellEnd"/>
+      <w:r>
+        <w:rPr>
+          <w:b/>
+          <w:bCs/>
+          <w:color w:val="D86DCB" w:themeColor="accent5" w:themeTint="99"/>
+          <w:sz w:val="36"/>
+          <w:szCs w:val="36"/>
+        </w:rPr>
+        <w:t>(</w:t>
+      </w:r>
+      <w:proofErr w:type="gramEnd"/>
+    </w:p>
+    <w:p>
+      <w:pPr>
+        <w:jc w:val="both"/>
+        <w:rPr>
+          <w:b/>
+          <w:bCs/>
+          <w:color w:val="D86DCB" w:themeColor="accent5" w:themeTint="99"/>
+          <w:sz w:val="36"/>
+          <w:szCs w:val="36"/>
+        </w:rPr>
+      </w:pPr>
+      <w:r>
+        <w:rPr>
+          <w:b/>
+          <w:bCs/>
+          <w:color w:val="D86DCB" w:themeColor="accent5" w:themeTint="99"/>
+          <w:sz w:val="36"/>
+          <w:szCs w:val="36"/>
+        </w:rPr>
+        <w:t xml:space="preserve">  builder: (context, constraints) {</w:t>
+      </w:r>
+    </w:p>
+    <w:p>
+      <w:pPr>
+        <w:jc w:val="both"/>
+        <w:rPr>
+          <w:b/>
+          <w:bCs/>
+          <w:color w:val="D86DCB" w:themeColor="accent5" w:themeTint="99"/>
+          <w:sz w:val="36"/>
+          <w:szCs w:val="36"/>
+        </w:rPr>
+      </w:pPr>
+      <w:r>
+        <w:rPr>
+          <w:b/>
+          <w:bCs/>
+          <w:color w:val="D86DCB" w:themeColor="accent5" w:themeTint="99"/>
+          <w:sz w:val="36"/>
+          <w:szCs w:val="36"/>
+        </w:rPr>
+        <w:lastRenderedPageBreak/>
+        <w:t xml:space="preserve">    final width = </w:t>
+      </w:r>
+      <w:proofErr w:type="spellStart"/>
+      <w:proofErr w:type="gramStart"/>
+      <w:r>
+        <w:rPr>
+          <w:b/>
+          <w:bCs/>
+          <w:color w:val="D86DCB" w:themeColor="accent5" w:themeTint="99"/>
+          <w:sz w:val="36"/>
+          <w:szCs w:val="36"/>
+        </w:rPr>
+        <w:t>constraints.maxWidth</w:t>
+      </w:r>
+      <w:proofErr w:type="spellEnd"/>
+      <w:proofErr w:type="gramEnd"/>
+      <w:r>
+        <w:rPr>
+          <w:b/>
+          <w:bCs/>
+          <w:color w:val="D86DCB" w:themeColor="accent5" w:themeTint="99"/>
+          <w:sz w:val="36"/>
+          <w:szCs w:val="36"/>
+        </w:rPr>
+        <w:t>;</w:t>
+      </w:r>
+    </w:p>
+    <w:p>
+      <w:pPr>
+        <w:jc w:val="both"/>
+        <w:rPr>
+          <w:b/>
+          <w:bCs/>
+          <w:color w:val="D86DCB" w:themeColor="accent5" w:themeTint="99"/>
+          <w:sz w:val="36"/>
+          <w:szCs w:val="36"/>
+        </w:rPr>
+      </w:pPr>
+      <w:r>
+        <w:rPr>
+          <w:b/>
+          <w:bCs/>
+          <w:color w:val="D86DCB" w:themeColor="accent5" w:themeTint="99"/>
+          <w:sz w:val="36"/>
+          <w:szCs w:val="36"/>
+        </w:rPr>
+        <w:t xml:space="preserve">    if (width &lt; </w:t>
+      </w:r>
+      <w:proofErr w:type="spellStart"/>
+      <w:r>
+        <w:rPr>
+          <w:b/>
+          <w:bCs/>
+          <w:color w:val="D86DCB" w:themeColor="accent5" w:themeTint="99"/>
+          <w:sz w:val="36"/>
+          <w:szCs w:val="36"/>
+        </w:rPr>
+        <w:t>AppBreakpoints.mobile</w:t>
+      </w:r>
+      <w:proofErr w:type="spellEnd"/>
+      <w:r>
+        <w:rPr>
+          <w:b/>
+          <w:bCs/>
+          <w:color w:val="D86DCB" w:themeColor="accent5" w:themeTint="99"/>
+          <w:sz w:val="36"/>
+          <w:szCs w:val="36"/>
+        </w:rPr>
+        <w:t>) {</w:t>
+      </w:r>
+    </w:p>
+    <w:p>
+      <w:pPr>
+        <w:jc w:val="both"/>
+        <w:rPr>
+          <w:b/>
+          <w:bCs/>
+          <w:color w:val="D86DCB" w:themeColor="accent5" w:themeTint="99"/>
+          <w:sz w:val="36"/>
+          <w:szCs w:val="36"/>
+        </w:rPr>
+      </w:pPr>
+      <w:r>
+        <w:rPr>
+          <w:b/>
+          <w:bCs/>
+          <w:color w:val="D86DCB" w:themeColor="accent5" w:themeTint="99"/>
+          <w:sz w:val="36"/>
+          <w:szCs w:val="36"/>
+        </w:rPr>
+        <w:t xml:space="preserve">      return </w:t>
+      </w:r>
+      <w:proofErr w:type="spellStart"/>
+      <w:proofErr w:type="gramStart"/>
+      <w:r>
+        <w:rPr>
+          <w:b/>
+          <w:bCs/>
+          <w:color w:val="D86DCB" w:themeColor="accent5" w:themeTint="99"/>
+          <w:sz w:val="36"/>
+          <w:szCs w:val="36"/>
+        </w:rPr>
+        <w:t>MobileLayout</w:t>
+      </w:r>
+      <w:proofErr w:type="spellEnd"/>
+      <w:r>
+        <w:rPr>
+          <w:b/>
+          <w:bCs/>
+          <w:color w:val="D86DCB" w:themeColor="accent5" w:themeTint="99"/>
+          <w:sz w:val="36"/>
+          <w:szCs w:val="36"/>
+        </w:rPr>
+        <w:t>(</w:t>
+      </w:r>
+      <w:proofErr w:type="gramEnd"/>
+      <w:r>
+        <w:rPr>
+          <w:b/>
+          <w:bCs/>
+          <w:color w:val="D86DCB" w:themeColor="accent5" w:themeTint="99"/>
+          <w:sz w:val="36"/>
+          <w:szCs w:val="36"/>
+        </w:rPr>
+        <w:t>);</w:t>
+      </w:r>
+    </w:p>
+    <w:p>
+      <w:pPr>
+        <w:jc w:val="both"/>
+        <w:rPr>
+          <w:b/>
+          <w:bCs/>
+          <w:color w:val="D86DCB" w:themeColor="accent5" w:themeTint="99"/>
+          <w:sz w:val="36"/>
+          <w:szCs w:val="36"/>
+        </w:rPr>
+      </w:pPr>
+      <w:r>
+        <w:rPr>
+          <w:b/>
+          <w:bCs/>
+          <w:color w:val="D86DCB" w:themeColor="accent5" w:themeTint="99"/>
+          <w:sz w:val="36"/>
+          <w:szCs w:val="36"/>
+        </w:rPr>
+        <w:t xml:space="preserve">    } else if (width &lt; </w:t>
+      </w:r>
+      <w:proofErr w:type="spellStart"/>
+      <w:r>
+        <w:rPr>
+          <w:b/>
+          <w:bCs/>
+          <w:color w:val="D86DCB" w:themeColor="accent5" w:themeTint="99"/>
+          <w:sz w:val="36"/>
+          <w:szCs w:val="36"/>
+        </w:rPr>
+        <w:t>AppBreakpoints.tablet</w:t>
+      </w:r>
+      <w:proofErr w:type="spellEnd"/>
+      <w:r>
+        <w:rPr>
+          <w:b/>
+          <w:bCs/>
+          <w:color w:val="D86DCB" w:themeColor="accent5" w:themeTint="99"/>
+          <w:sz w:val="36"/>
+          <w:szCs w:val="36"/>
+        </w:rPr>
+        <w:t>) {</w:t>
+      </w:r>
+    </w:p>
+    <w:p>
+      <w:pPr>
+        <w:jc w:val="both"/>
+        <w:rPr>
+          <w:b/>
+          <w:bCs/>
+          <w:color w:val="D86DCB" w:themeColor="accent5" w:themeTint="99"/>
+          <w:sz w:val="36"/>
+          <w:szCs w:val="36"/>
+        </w:rPr>
+      </w:pPr>
+      <w:r>
+        <w:rPr>
+          <w:b/>
+          <w:bCs/>
+          <w:color w:val="D86DCB" w:themeColor="accent5" w:themeTint="99"/>
+          <w:sz w:val="36"/>
+          <w:szCs w:val="36"/>
+        </w:rPr>
+        <w:t xml:space="preserve">      return </w:t>
+      </w:r>
+      <w:proofErr w:type="spellStart"/>
+      <w:proofErr w:type="gramStart"/>
+      <w:r>
+        <w:rPr>
+          <w:b/>
+          <w:bCs/>
+          <w:color w:val="D86DCB" w:themeColor="accent5" w:themeTint="99"/>
+          <w:sz w:val="36"/>
+          <w:szCs w:val="36"/>
+        </w:rPr>
+        <w:t>TabletLayout</w:t>
+      </w:r>
+      <w:proofErr w:type="spellEnd"/>
+      <w:r>
+        <w:rPr>
+          <w:b/>
+          <w:bCs/>
+          <w:color w:val="D86DCB" w:themeColor="accent5" w:themeTint="99"/>
+          <w:sz w:val="36"/>
+          <w:szCs w:val="36"/>
+        </w:rPr>
+        <w:t>(</w:t>
+      </w:r>
+      <w:proofErr w:type="gramEnd"/>
+      <w:r>
+        <w:rPr>
+          <w:b/>
+          <w:bCs/>
+          <w:color w:val="D86DCB" w:themeColor="accent5" w:themeTint="99"/>
+          <w:sz w:val="36"/>
+          <w:szCs w:val="36"/>
+        </w:rPr>
+        <w:t>);</w:t>
+      </w:r>
+    </w:p>
+    <w:p>
+      <w:pPr>
+        <w:jc w:val="both"/>
+        <w:rPr>
+          <w:b/>
+          <w:bCs/>
+          <w:color w:val="D86DCB" w:themeColor="accent5" w:themeTint="99"/>
+          <w:sz w:val="36"/>
+          <w:szCs w:val="36"/>
+        </w:rPr>
+      </w:pPr>
+      <w:r>
+        <w:rPr>
+          <w:b/>
+          <w:bCs/>
+          <w:color w:val="D86DCB" w:themeColor="accent5" w:themeTint="99"/>
+          <w:sz w:val="36"/>
+          <w:szCs w:val="36"/>
+        </w:rPr>
+        <w:t xml:space="preserve">    } else {</w:t>
+      </w:r>
+    </w:p>
+    <w:p>
+      <w:pPr>
+        <w:jc w:val="both"/>
+        <w:rPr>
+          <w:b/>
+          <w:bCs/>
+          <w:color w:val="D86DCB" w:themeColor="accent5" w:themeTint="99"/>
+          <w:sz w:val="36"/>
+          <w:szCs w:val="36"/>
+        </w:rPr>
+      </w:pPr>
+      <w:r>
+        <w:rPr>
+          <w:b/>
+          <w:bCs/>
+          <w:color w:val="D86DCB" w:themeColor="accent5" w:themeTint="99"/>
+          <w:sz w:val="36"/>
+          <w:szCs w:val="36"/>
+        </w:rPr>
+        <w:t xml:space="preserve">      return </w:t>
+      </w:r>
+      <w:proofErr w:type="spellStart"/>
+      <w:proofErr w:type="gramStart"/>
+      <w:r>
+        <w:rPr>
+          <w:b/>
+          <w:bCs/>
+          <w:color w:val="D86DCB" w:themeColor="accent5" w:themeTint="99"/>
+          <w:sz w:val="36"/>
+          <w:szCs w:val="36"/>
+        </w:rPr>
+        <w:t>DesktopLayout</w:t>
+      </w:r>
+      <w:proofErr w:type="spellEnd"/>
+      <w:r>
+        <w:rPr>
+          <w:b/>
+          <w:bCs/>
+          <w:color w:val="D86DCB" w:themeColor="accent5" w:themeTint="99"/>
+          <w:sz w:val="36"/>
+          <w:szCs w:val="36"/>
+        </w:rPr>
+        <w:t>(</w:t>
+      </w:r>
+      <w:proofErr w:type="gramEnd"/>
+      <w:r>
+        <w:rPr>
+          <w:b/>
+          <w:bCs/>
+          <w:color w:val="D86DCB" w:themeColor="accent5" w:themeTint="99"/>
+          <w:sz w:val="36"/>
+          <w:szCs w:val="36"/>
+        </w:rPr>
+        <w:t>);</w:t>
+      </w:r>
+    </w:p>
+    <w:p>
+      <w:pPr>
+        <w:jc w:val="both"/>
+        <w:rPr>
+          <w:b/>
+          <w:bCs/>
+          <w:color w:val="D86DCB" w:themeColor="accent5" w:themeTint="99"/>
+          <w:sz w:val="36"/>
+          <w:szCs w:val="36"/>
+        </w:rPr>
+      </w:pPr>
+      <w:r>
+        <w:rPr>
+          <w:b/>
+          <w:bCs/>
+          <w:color w:val="D86DCB" w:themeColor="accent5" w:themeTint="99"/>
+          <w:sz w:val="36"/>
+          <w:szCs w:val="36"/>
+        </w:rPr>
+        <w:t xml:space="preserve">    }</w:t>
+      </w:r>
+    </w:p>
+    <w:p>
+      <w:pPr>
+        <w:jc w:val="both"/>
+        <w:rPr>
+          <w:b/>
+          <w:bCs/>
+          <w:color w:val="D86DCB" w:themeColor="accent5" w:themeTint="99"/>
+          <w:sz w:val="36"/>
+          <w:szCs w:val="36"/>
+        </w:rPr>
+      </w:pPr>
+      <w:r>
+        <w:rPr>
+          <w:b/>
+          <w:bCs/>
+          <w:color w:val="D86DCB" w:themeColor="accent5" w:themeTint="99"/>
+          <w:sz w:val="36"/>
+          <w:szCs w:val="36"/>
+        </w:rPr>
+        <w:t xml:space="preserve">  },</w:t>
+      </w:r>
+    </w:p>
+    <w:p>
+      <w:pPr>
+        <w:jc w:val="both"/>
+        <w:rPr>
+          <w:b/>
+          <w:bCs/>
+          <w:color w:val="D86DCB" w:themeColor="accent5" w:themeTint="99"/>
+          <w:sz w:val="36"/>
+          <w:szCs w:val="36"/>
+        </w:rPr>
+      </w:pPr>
+      <w:r>
+        <w:rPr>
+          <w:b/>
+          <w:bCs/>
+          <w:color w:val="D86DCB" w:themeColor="accent5" w:themeTint="99"/>
+          <w:sz w:val="36"/>
+          <w:szCs w:val="36"/>
+        </w:rPr>
+        <w:t>)</w:t>
+      </w:r>
+    </w:p>
+    <w:p>
+      <w:pPr>
+        <w:jc w:val="both"/>
+        <w:rPr>
+          <w:sz w:val="36"/>
+          <w:szCs w:val="36"/>
+        </w:rPr>
+      </w:pPr>
+    </w:p>
+    <w:p>
+      <w:pPr>
+        <w:jc w:val="both"/>
+        <w:rPr>
+          <w:b/>
+          <w:bCs/>
+          <w:sz w:val="36"/>
+          <w:szCs w:val="36"/>
+        </w:rPr>
+      </w:pPr>
+      <w:proofErr w:type="spellStart"/>
+      <w:r>
+        <w:rPr>
+          <w:b/>
+          <w:bCs/>
+          <w:sz w:val="36"/>
+          <w:szCs w:val="36"/>
+        </w:rPr>
         <w:t>OverflowBar</w:t>
       </w:r>
       <w:proofErr w:type="spellEnd"/>
@@ -21444,6 +22729,7 @@
           <w:sz w:val="36"/>
           <w:szCs w:val="36"/>
         </w:rPr>
+        <w:lastRenderedPageBreak/>
         <w:t xml:space="preserve"># </w:t>
       </w:r>
       <w:r>
@@ -22038,205 +23324,205 @@
           <w:sz w:val="36"/>
           <w:szCs w:val="36"/>
         </w:rPr>
+        <w:t xml:space="preserve">      </w:t>
+      </w:r>
+      <w:proofErr w:type="spellStart"/>
+      <w:r>
+        <w:rPr>
+          <w:b/>
+          <w:bCs/>
+          <w:color w:val="D86DCB" w:themeColor="accent5" w:themeTint="99"/>
+          <w:sz w:val="36"/>
+          <w:szCs w:val="36"/>
+        </w:rPr>
+        <w:t>textDirection</w:t>
+      </w:r>
+      <w:proofErr w:type="spellEnd"/>
+      <w:r>
+        <w:rPr>
+          <w:b/>
+          <w:bCs/>
+          <w:color w:val="D86DCB" w:themeColor="accent5" w:themeTint="99"/>
+          <w:sz w:val="36"/>
+          <w:szCs w:val="36"/>
+        </w:rPr>
+        <w:t xml:space="preserve">: </w:t>
+      </w:r>
+      <w:proofErr w:type="spellStart"/>
+      <w:r>
+        <w:rPr>
+          <w:b/>
+          <w:bCs/>
+          <w:color w:val="D86DCB" w:themeColor="accent5" w:themeTint="99"/>
+          <w:sz w:val="36"/>
+          <w:szCs w:val="36"/>
+        </w:rPr>
+        <w:t>TextDirection.ltr</w:t>
+      </w:r>
+      <w:proofErr w:type="spellEnd"/>
+      <w:r>
+        <w:rPr>
+          <w:b/>
+          <w:bCs/>
+          <w:color w:val="D86DCB" w:themeColor="accent5" w:themeTint="99"/>
+          <w:sz w:val="36"/>
+          <w:szCs w:val="36"/>
+        </w:rPr>
+        <w:t>,</w:t>
+      </w:r>
+    </w:p>
+    <w:p>
+      <w:pPr>
+        <w:jc w:val="both"/>
+        <w:rPr>
+          <w:b/>
+          <w:bCs/>
+          <w:color w:val="D86DCB" w:themeColor="accent5" w:themeTint="99"/>
+          <w:sz w:val="36"/>
+          <w:szCs w:val="36"/>
+        </w:rPr>
+      </w:pPr>
+      <w:r>
+        <w:rPr>
+          <w:b/>
+          <w:bCs/>
+          <w:color w:val="D86DCB" w:themeColor="accent5" w:themeTint="99"/>
+          <w:sz w:val="36"/>
+          <w:szCs w:val="36"/>
+        </w:rPr>
+        <w:t xml:space="preserve">      </w:t>
+      </w:r>
+      <w:proofErr w:type="spellStart"/>
+      <w:r>
+        <w:rPr>
+          <w:b/>
+          <w:bCs/>
+          <w:color w:val="D86DCB" w:themeColor="accent5" w:themeTint="99"/>
+          <w:sz w:val="36"/>
+          <w:szCs w:val="36"/>
+        </w:rPr>
+        <w:t>overflowAlignment</w:t>
+      </w:r>
+      <w:proofErr w:type="spellEnd"/>
+      <w:r>
+        <w:rPr>
+          <w:b/>
+          <w:bCs/>
+          <w:color w:val="D86DCB" w:themeColor="accent5" w:themeTint="99"/>
+          <w:sz w:val="36"/>
+          <w:szCs w:val="36"/>
+        </w:rPr>
+        <w:t xml:space="preserve">: </w:t>
+      </w:r>
+      <w:proofErr w:type="spellStart"/>
+      <w:r>
+        <w:rPr>
+          <w:b/>
+          <w:bCs/>
+          <w:color w:val="D86DCB" w:themeColor="accent5" w:themeTint="99"/>
+          <w:sz w:val="36"/>
+          <w:szCs w:val="36"/>
+        </w:rPr>
+        <w:t>OverflowBarAlignment.center</w:t>
+      </w:r>
+      <w:proofErr w:type="spellEnd"/>
+      <w:r>
+        <w:rPr>
+          <w:b/>
+          <w:bCs/>
+          <w:color w:val="D86DCB" w:themeColor="accent5" w:themeTint="99"/>
+          <w:sz w:val="36"/>
+          <w:szCs w:val="36"/>
+        </w:rPr>
+        <w:t>,</w:t>
+      </w:r>
+    </w:p>
+    <w:p>
+      <w:pPr>
+        <w:jc w:val="both"/>
+        <w:rPr>
+          <w:b/>
+          <w:bCs/>
+          <w:color w:val="D86DCB" w:themeColor="accent5" w:themeTint="99"/>
+          <w:sz w:val="36"/>
+          <w:szCs w:val="36"/>
+        </w:rPr>
+      </w:pPr>
+      <w:r>
+        <w:rPr>
+          <w:b/>
+          <w:bCs/>
+          <w:color w:val="D86DCB" w:themeColor="accent5" w:themeTint="99"/>
+          <w:sz w:val="36"/>
+          <w:szCs w:val="36"/>
+        </w:rPr>
+        <w:t xml:space="preserve">      </w:t>
+      </w:r>
+      <w:proofErr w:type="spellStart"/>
+      <w:r>
+        <w:rPr>
+          <w:b/>
+          <w:bCs/>
+          <w:color w:val="D86DCB" w:themeColor="accent5" w:themeTint="99"/>
+          <w:sz w:val="36"/>
+          <w:szCs w:val="36"/>
+        </w:rPr>
+        <w:t>overflowSpacing</w:t>
+      </w:r>
+      <w:proofErr w:type="spellEnd"/>
+      <w:r>
+        <w:rPr>
+          <w:b/>
+          <w:bCs/>
+          <w:color w:val="D86DCB" w:themeColor="accent5" w:themeTint="99"/>
+          <w:sz w:val="36"/>
+          <w:szCs w:val="36"/>
+        </w:rPr>
+        <w:t>: 10.0,</w:t>
+      </w:r>
+    </w:p>
+    <w:p>
+      <w:pPr>
+        <w:jc w:val="both"/>
+        <w:rPr>
+          <w:b/>
+          <w:bCs/>
+          <w:color w:val="D86DCB" w:themeColor="accent5" w:themeTint="99"/>
+          <w:sz w:val="36"/>
+          <w:szCs w:val="36"/>
+        </w:rPr>
+      </w:pPr>
+      <w:r>
+        <w:rPr>
+          <w:b/>
+          <w:bCs/>
+          <w:color w:val="D86DCB" w:themeColor="accent5" w:themeTint="99"/>
+          <w:sz w:val="36"/>
+          <w:szCs w:val="36"/>
+        </w:rPr>
+        <w:t xml:space="preserve">      spacing: 1.0,</w:t>
+      </w:r>
+    </w:p>
+    <w:p>
+      <w:pPr>
+        <w:jc w:val="both"/>
+        <w:rPr>
+          <w:b/>
+          <w:bCs/>
+          <w:color w:val="D86DCB" w:themeColor="accent5" w:themeTint="99"/>
+          <w:sz w:val="36"/>
+          <w:szCs w:val="36"/>
+        </w:rPr>
+      </w:pPr>
+      <w:r>
+        <w:rPr>
+          <w:b/>
+          <w:bCs/>
+          <w:color w:val="D86DCB" w:themeColor="accent5" w:themeTint="99"/>
+          <w:sz w:val="36"/>
+          <w:szCs w:val="36"/>
+        </w:rPr>
         <w:lastRenderedPageBreak/>
-        <w:t xml:space="preserve">      </w:t>
-      </w:r>
-      <w:proofErr w:type="spellStart"/>
-      <w:r>
-        <w:rPr>
-          <w:b/>
-          <w:bCs/>
-          <w:color w:val="D86DCB" w:themeColor="accent5" w:themeTint="99"/>
-          <w:sz w:val="36"/>
-          <w:szCs w:val="36"/>
-        </w:rPr>
-        <w:t>textDirection</w:t>
-      </w:r>
-      <w:proofErr w:type="spellEnd"/>
-      <w:r>
-        <w:rPr>
-          <w:b/>
-          <w:bCs/>
-          <w:color w:val="D86DCB" w:themeColor="accent5" w:themeTint="99"/>
-          <w:sz w:val="36"/>
-          <w:szCs w:val="36"/>
-        </w:rPr>
-        <w:t xml:space="preserve">: </w:t>
-      </w:r>
-      <w:proofErr w:type="spellStart"/>
-      <w:r>
-        <w:rPr>
-          <w:b/>
-          <w:bCs/>
-          <w:color w:val="D86DCB" w:themeColor="accent5" w:themeTint="99"/>
-          <w:sz w:val="36"/>
-          <w:szCs w:val="36"/>
-        </w:rPr>
-        <w:t>TextDirection.ltr</w:t>
-      </w:r>
-      <w:proofErr w:type="spellEnd"/>
-      <w:r>
-        <w:rPr>
-          <w:b/>
-          <w:bCs/>
-          <w:color w:val="D86DCB" w:themeColor="accent5" w:themeTint="99"/>
-          <w:sz w:val="36"/>
-          <w:szCs w:val="36"/>
-        </w:rPr>
-        <w:t>,</w:t>
-      </w:r>
-    </w:p>
-    <w:p>
-      <w:pPr>
-        <w:jc w:val="both"/>
-        <w:rPr>
-          <w:b/>
-          <w:bCs/>
-          <w:color w:val="D86DCB" w:themeColor="accent5" w:themeTint="99"/>
-          <w:sz w:val="36"/>
-          <w:szCs w:val="36"/>
-        </w:rPr>
-      </w:pPr>
-      <w:r>
-        <w:rPr>
-          <w:b/>
-          <w:bCs/>
-          <w:color w:val="D86DCB" w:themeColor="accent5" w:themeTint="99"/>
-          <w:sz w:val="36"/>
-          <w:szCs w:val="36"/>
-        </w:rPr>
-        <w:t xml:space="preserve">      </w:t>
-      </w:r>
-      <w:proofErr w:type="spellStart"/>
-      <w:r>
-        <w:rPr>
-          <w:b/>
-          <w:bCs/>
-          <w:color w:val="D86DCB" w:themeColor="accent5" w:themeTint="99"/>
-          <w:sz w:val="36"/>
-          <w:szCs w:val="36"/>
-        </w:rPr>
-        <w:t>overflowAlignment</w:t>
-      </w:r>
-      <w:proofErr w:type="spellEnd"/>
-      <w:r>
-        <w:rPr>
-          <w:b/>
-          <w:bCs/>
-          <w:color w:val="D86DCB" w:themeColor="accent5" w:themeTint="99"/>
-          <w:sz w:val="36"/>
-          <w:szCs w:val="36"/>
-        </w:rPr>
-        <w:t xml:space="preserve">: </w:t>
-      </w:r>
-      <w:proofErr w:type="spellStart"/>
-      <w:r>
-        <w:rPr>
-          <w:b/>
-          <w:bCs/>
-          <w:color w:val="D86DCB" w:themeColor="accent5" w:themeTint="99"/>
-          <w:sz w:val="36"/>
-          <w:szCs w:val="36"/>
-        </w:rPr>
-        <w:t>OverflowBarAlignment.center</w:t>
-      </w:r>
-      <w:proofErr w:type="spellEnd"/>
-      <w:r>
-        <w:rPr>
-          <w:b/>
-          <w:bCs/>
-          <w:color w:val="D86DCB" w:themeColor="accent5" w:themeTint="99"/>
-          <w:sz w:val="36"/>
-          <w:szCs w:val="36"/>
-        </w:rPr>
-        <w:t>,</w:t>
-      </w:r>
-    </w:p>
-    <w:p>
-      <w:pPr>
-        <w:jc w:val="both"/>
-        <w:rPr>
-          <w:b/>
-          <w:bCs/>
-          <w:color w:val="D86DCB" w:themeColor="accent5" w:themeTint="99"/>
-          <w:sz w:val="36"/>
-          <w:szCs w:val="36"/>
-        </w:rPr>
-      </w:pPr>
-      <w:r>
-        <w:rPr>
-          <w:b/>
-          <w:bCs/>
-          <w:color w:val="D86DCB" w:themeColor="accent5" w:themeTint="99"/>
-          <w:sz w:val="36"/>
-          <w:szCs w:val="36"/>
-        </w:rPr>
-        <w:t xml:space="preserve">      </w:t>
-      </w:r>
-      <w:proofErr w:type="spellStart"/>
-      <w:r>
-        <w:rPr>
-          <w:b/>
-          <w:bCs/>
-          <w:color w:val="D86DCB" w:themeColor="accent5" w:themeTint="99"/>
-          <w:sz w:val="36"/>
-          <w:szCs w:val="36"/>
-        </w:rPr>
-        <w:t>overflowSpacing</w:t>
-      </w:r>
-      <w:proofErr w:type="spellEnd"/>
-      <w:r>
-        <w:rPr>
-          <w:b/>
-          <w:bCs/>
-          <w:color w:val="D86DCB" w:themeColor="accent5" w:themeTint="99"/>
-          <w:sz w:val="36"/>
-          <w:szCs w:val="36"/>
-        </w:rPr>
-        <w:t>: 10.0,</w:t>
-      </w:r>
-    </w:p>
-    <w:p>
-      <w:pPr>
-        <w:jc w:val="both"/>
-        <w:rPr>
-          <w:b/>
-          <w:bCs/>
-          <w:color w:val="D86DCB" w:themeColor="accent5" w:themeTint="99"/>
-          <w:sz w:val="36"/>
-          <w:szCs w:val="36"/>
-        </w:rPr>
-      </w:pPr>
-      <w:r>
-        <w:rPr>
-          <w:b/>
-          <w:bCs/>
-          <w:color w:val="D86DCB" w:themeColor="accent5" w:themeTint="99"/>
-          <w:sz w:val="36"/>
-          <w:szCs w:val="36"/>
-        </w:rPr>
-        <w:t xml:space="preserve">      spacing: 1.0,</w:t>
-      </w:r>
-    </w:p>
-    <w:p>
-      <w:pPr>
-        <w:jc w:val="both"/>
-        <w:rPr>
-          <w:b/>
-          <w:bCs/>
-          <w:color w:val="D86DCB" w:themeColor="accent5" w:themeTint="99"/>
-          <w:sz w:val="36"/>
-          <w:szCs w:val="36"/>
-        </w:rPr>
-      </w:pPr>
-      <w:r>
-        <w:rPr>
-          <w:b/>
-          <w:bCs/>
-          <w:color w:val="D86DCB" w:themeColor="accent5" w:themeTint="99"/>
-          <w:sz w:val="36"/>
-          <w:szCs w:val="36"/>
-        </w:rPr>
         <w:t xml:space="preserve">      children: &lt;Widget</w:t>
       </w:r>
       <w:proofErr w:type="gramStart"/>
@@ -25614,7 +26900,6 @@
   <w:style w:type="character" w:default="1" w:styleId="DefaultParagraphFont">
     <w:name w:val="Default Paragraph Font"/>
     <w:uiPriority w:val="1"/>
-    <w:semiHidden/>
     <w:unhideWhenUsed/>
   </w:style>
   <w:style w:type="table" w:default="1" w:styleId="TableNormal">

--- a/flutter_more_documents/f22_flutter_responsive_ui.docx
+++ b/flutter_more_documents/f22_flutter_responsive_ui.docx
@@ -13374,6 +13374,8 @@
       <w:proofErr w:type="spellStart"/>
       <w:r>
         <w:rPr>
+          <w:b/>
+          <w:bCs/>
           <w:sz w:val="36"/>
           <w:szCs w:val="36"/>
         </w:rPr>
@@ -13397,13 +13399,17 @@
         </w:numPr>
         <w:jc w:val="both"/>
         <w:rPr>
-          <w:sz w:val="36"/>
-          <w:szCs w:val="36"/>
-        </w:rPr>
-      </w:pPr>
-      <w:proofErr w:type="spellStart"/>
-      <w:r>
-        <w:rPr>
+          <w:b/>
+          <w:bCs/>
+          <w:sz w:val="36"/>
+          <w:szCs w:val="36"/>
+        </w:rPr>
+      </w:pPr>
+      <w:proofErr w:type="spellStart"/>
+      <w:r>
+        <w:rPr>
+          <w:b/>
+          <w:bCs/>
           <w:sz w:val="36"/>
           <w:szCs w:val="36"/>
         </w:rPr>
@@ -13420,13 +13426,17 @@
         </w:numPr>
         <w:jc w:val="both"/>
         <w:rPr>
-          <w:sz w:val="36"/>
-          <w:szCs w:val="36"/>
-        </w:rPr>
-      </w:pPr>
-      <w:proofErr w:type="spellStart"/>
-      <w:r>
-        <w:rPr>
+          <w:b/>
+          <w:bCs/>
+          <w:sz w:val="36"/>
+          <w:szCs w:val="36"/>
+        </w:rPr>
+      </w:pPr>
+      <w:proofErr w:type="spellStart"/>
+      <w:r>
+        <w:rPr>
+          <w:b/>
+          <w:bCs/>
           <w:sz w:val="36"/>
           <w:szCs w:val="36"/>
         </w:rPr>
@@ -13443,13 +13453,17 @@
         </w:numPr>
         <w:jc w:val="both"/>
         <w:rPr>
-          <w:sz w:val="36"/>
-          <w:szCs w:val="36"/>
-        </w:rPr>
-      </w:pPr>
-      <w:proofErr w:type="spellStart"/>
-      <w:r>
-        <w:rPr>
+          <w:b/>
+          <w:bCs/>
+          <w:sz w:val="36"/>
+          <w:szCs w:val="36"/>
+        </w:rPr>
+      </w:pPr>
+      <w:proofErr w:type="spellStart"/>
+      <w:r>
+        <w:rPr>
+          <w:b/>
+          <w:bCs/>
           <w:sz w:val="36"/>
           <w:szCs w:val="36"/>
         </w:rPr>
@@ -13466,13 +13480,17 @@
         </w:numPr>
         <w:jc w:val="both"/>
         <w:rPr>
-          <w:sz w:val="36"/>
-          <w:szCs w:val="36"/>
-        </w:rPr>
-      </w:pPr>
-      <w:proofErr w:type="spellStart"/>
-      <w:r>
-        <w:rPr>
+          <w:b/>
+          <w:bCs/>
+          <w:sz w:val="36"/>
+          <w:szCs w:val="36"/>
+        </w:rPr>
+      </w:pPr>
+      <w:proofErr w:type="spellStart"/>
+      <w:r>
+        <w:rPr>
+          <w:b/>
+          <w:bCs/>
           <w:sz w:val="36"/>
           <w:szCs w:val="36"/>
         </w:rPr>
@@ -14496,6 +14514,1065 @@
       <w:pPr>
         <w:jc w:val="both"/>
         <w:rPr>
+          <w:sz w:val="36"/>
+          <w:szCs w:val="36"/>
+        </w:rPr>
+      </w:pPr>
+      <w:r>
+        <w:rPr>
+          <w:sz w:val="36"/>
+          <w:szCs w:val="36"/>
+        </w:rPr>
+        <w:t xml:space="preserve">App Breakpoints with </w:t>
+      </w:r>
+      <w:proofErr w:type="spellStart"/>
+      <w:r>
+        <w:rPr>
+          <w:sz w:val="36"/>
+          <w:szCs w:val="36"/>
+        </w:rPr>
+        <w:t>LayoutBuilder</w:t>
+      </w:r>
+      <w:proofErr w:type="spellEnd"/>
+      <w:r>
+        <w:rPr>
+          <w:sz w:val="36"/>
+          <w:szCs w:val="36"/>
+        </w:rPr>
+        <w:t>:</w:t>
+      </w:r>
+    </w:p>
+    <w:p>
+      <w:pPr>
+        <w:jc w:val="both"/>
+        <w:rPr>
+          <w:sz w:val="36"/>
+          <w:szCs w:val="36"/>
+        </w:rPr>
+      </w:pPr>
+      <w:r>
+        <w:rPr>
+          <w:sz w:val="36"/>
+          <w:szCs w:val="36"/>
+        </w:rPr>
+        <w:t xml:space="preserve"># We can define a constant class in the </w:t>
+      </w:r>
+      <w:r>
+        <w:rPr>
+          <w:b/>
+          <w:bCs/>
+          <w:sz w:val="36"/>
+          <w:szCs w:val="36"/>
+        </w:rPr>
+        <w:t>core</w:t>
+      </w:r>
+      <w:r>
+        <w:rPr>
+          <w:sz w:val="36"/>
+          <w:szCs w:val="36"/>
+        </w:rPr>
+        <w:t xml:space="preserve"> folder like </w:t>
+      </w:r>
+      <w:proofErr w:type="spellStart"/>
+      <w:r>
+        <w:rPr>
+          <w:b/>
+          <w:bCs/>
+          <w:sz w:val="36"/>
+          <w:szCs w:val="36"/>
+        </w:rPr>
+        <w:t>AppBreakpoints</w:t>
+      </w:r>
+      <w:proofErr w:type="spellEnd"/>
+      <w:r>
+        <w:rPr>
+          <w:sz w:val="36"/>
+          <w:szCs w:val="36"/>
+        </w:rPr>
+        <w:t xml:space="preserve"> to store our </w:t>
+      </w:r>
+      <w:r>
+        <w:rPr>
+          <w:b/>
+          <w:bCs/>
+          <w:sz w:val="36"/>
+          <w:szCs w:val="36"/>
+        </w:rPr>
+        <w:t>static</w:t>
+      </w:r>
+      <w:r>
+        <w:rPr>
+          <w:sz w:val="36"/>
+          <w:szCs w:val="36"/>
+        </w:rPr>
+        <w:t xml:space="preserve"> maximum width constraints for web view in different devices (desktop, tablet and mobile)</w:t>
+      </w:r>
+    </w:p>
+    <w:p>
+      <w:pPr>
+        <w:jc w:val="both"/>
+        <w:rPr>
+          <w:b/>
+          <w:bCs/>
+          <w:color w:val="D86DCB" w:themeColor="accent5" w:themeTint="99"/>
+          <w:sz w:val="36"/>
+          <w:szCs w:val="36"/>
+        </w:rPr>
+      </w:pPr>
+      <w:r>
+        <w:rPr>
+          <w:b/>
+          <w:bCs/>
+          <w:color w:val="D86DCB" w:themeColor="accent5" w:themeTint="99"/>
+          <w:sz w:val="36"/>
+          <w:szCs w:val="36"/>
+        </w:rPr>
+        <w:t xml:space="preserve">class </w:t>
+      </w:r>
+      <w:proofErr w:type="spellStart"/>
+      <w:r>
+        <w:rPr>
+          <w:b/>
+          <w:bCs/>
+          <w:color w:val="D86DCB" w:themeColor="accent5" w:themeTint="99"/>
+          <w:sz w:val="36"/>
+          <w:szCs w:val="36"/>
+        </w:rPr>
+        <w:t>AppBreakpoints</w:t>
+      </w:r>
+      <w:proofErr w:type="spellEnd"/>
+      <w:r>
+        <w:rPr>
+          <w:b/>
+          <w:bCs/>
+          <w:color w:val="D86DCB" w:themeColor="accent5" w:themeTint="99"/>
+          <w:sz w:val="36"/>
+          <w:szCs w:val="36"/>
+        </w:rPr>
+        <w:t xml:space="preserve"> {</w:t>
+      </w:r>
+    </w:p>
+    <w:p>
+      <w:pPr>
+        <w:jc w:val="both"/>
+        <w:rPr>
+          <w:b/>
+          <w:bCs/>
+          <w:color w:val="D86DCB" w:themeColor="accent5" w:themeTint="99"/>
+          <w:sz w:val="36"/>
+          <w:szCs w:val="36"/>
+        </w:rPr>
+      </w:pPr>
+      <w:r>
+        <w:rPr>
+          <w:b/>
+          <w:bCs/>
+          <w:color w:val="D86DCB" w:themeColor="accent5" w:themeTint="99"/>
+          <w:sz w:val="36"/>
+          <w:szCs w:val="36"/>
+        </w:rPr>
+        <w:t xml:space="preserve">  const </w:t>
+      </w:r>
+      <w:proofErr w:type="spellStart"/>
+      <w:proofErr w:type="gramStart"/>
+      <w:r>
+        <w:rPr>
+          <w:b/>
+          <w:bCs/>
+          <w:color w:val="D86DCB" w:themeColor="accent5" w:themeTint="99"/>
+          <w:sz w:val="36"/>
+          <w:szCs w:val="36"/>
+        </w:rPr>
+        <w:t>AppBreakpoints</w:t>
+      </w:r>
+      <w:proofErr w:type="spellEnd"/>
+      <w:r>
+        <w:rPr>
+          <w:b/>
+          <w:bCs/>
+          <w:color w:val="D86DCB" w:themeColor="accent5" w:themeTint="99"/>
+          <w:sz w:val="36"/>
+          <w:szCs w:val="36"/>
+        </w:rPr>
+        <w:t>._</w:t>
+      </w:r>
+      <w:proofErr w:type="gramEnd"/>
+      <w:r>
+        <w:rPr>
+          <w:b/>
+          <w:bCs/>
+          <w:color w:val="D86DCB" w:themeColor="accent5" w:themeTint="99"/>
+          <w:sz w:val="36"/>
+          <w:szCs w:val="36"/>
+        </w:rPr>
+        <w:t>();</w:t>
+      </w:r>
+      <w:r>
+        <w:rPr>
+          <w:b/>
+          <w:bCs/>
+          <w:color w:val="D86DCB" w:themeColor="accent5" w:themeTint="99"/>
+          <w:sz w:val="36"/>
+          <w:szCs w:val="36"/>
+        </w:rPr>
+        <w:t xml:space="preserve"> // Stops creating an instance</w:t>
+      </w:r>
+    </w:p>
+    <w:p>
+      <w:pPr>
+        <w:jc w:val="both"/>
+        <w:rPr>
+          <w:b/>
+          <w:bCs/>
+          <w:color w:val="D86DCB" w:themeColor="accent5" w:themeTint="99"/>
+          <w:sz w:val="36"/>
+          <w:szCs w:val="36"/>
+        </w:rPr>
+      </w:pPr>
+      <w:r>
+        <w:rPr>
+          <w:b/>
+          <w:bCs/>
+          <w:color w:val="D86DCB" w:themeColor="accent5" w:themeTint="99"/>
+          <w:sz w:val="36"/>
+          <w:szCs w:val="36"/>
+        </w:rPr>
+        <w:t xml:space="preserve">  static const double mobile = 600;</w:t>
+      </w:r>
+    </w:p>
+    <w:p>
+      <w:pPr>
+        <w:jc w:val="both"/>
+        <w:rPr>
+          <w:b/>
+          <w:bCs/>
+          <w:color w:val="D86DCB" w:themeColor="accent5" w:themeTint="99"/>
+          <w:sz w:val="36"/>
+          <w:szCs w:val="36"/>
+        </w:rPr>
+      </w:pPr>
+      <w:r>
+        <w:rPr>
+          <w:b/>
+          <w:bCs/>
+          <w:color w:val="D86DCB" w:themeColor="accent5" w:themeTint="99"/>
+          <w:sz w:val="36"/>
+          <w:szCs w:val="36"/>
+        </w:rPr>
+        <w:t xml:space="preserve">  static const double tablet = 1024;</w:t>
+      </w:r>
+    </w:p>
+    <w:p>
+      <w:pPr>
+        <w:jc w:val="both"/>
+        <w:rPr>
+          <w:b/>
+          <w:bCs/>
+          <w:color w:val="D86DCB" w:themeColor="accent5" w:themeTint="99"/>
+          <w:sz w:val="36"/>
+          <w:szCs w:val="36"/>
+        </w:rPr>
+      </w:pPr>
+      <w:r>
+        <w:rPr>
+          <w:b/>
+          <w:bCs/>
+          <w:color w:val="D86DCB" w:themeColor="accent5" w:themeTint="99"/>
+          <w:sz w:val="36"/>
+          <w:szCs w:val="36"/>
+        </w:rPr>
+        <w:t xml:space="preserve">  static const double desktop = 1440;</w:t>
+      </w:r>
+    </w:p>
+    <w:p>
+      <w:pPr>
+        <w:jc w:val="both"/>
+        <w:rPr>
+          <w:b/>
+          <w:bCs/>
+          <w:color w:val="D86DCB" w:themeColor="accent5" w:themeTint="99"/>
+          <w:sz w:val="36"/>
+          <w:szCs w:val="36"/>
+        </w:rPr>
+      </w:pPr>
+      <w:r>
+        <w:rPr>
+          <w:b/>
+          <w:bCs/>
+          <w:color w:val="D86DCB" w:themeColor="accent5" w:themeTint="99"/>
+          <w:sz w:val="36"/>
+          <w:szCs w:val="36"/>
+        </w:rPr>
+        <w:t>}</w:t>
+      </w:r>
+    </w:p>
+    <w:p>
+      <w:pPr>
+        <w:jc w:val="both"/>
+        <w:rPr>
+          <w:sz w:val="36"/>
+          <w:szCs w:val="36"/>
+        </w:rPr>
+      </w:pPr>
+      <w:r>
+        <w:rPr>
+          <w:sz w:val="36"/>
+          <w:szCs w:val="36"/>
+        </w:rPr>
+        <w:t># And use it like this in</w:t>
+      </w:r>
+      <w:r>
+        <w:rPr>
+          <w:b/>
+          <w:bCs/>
+          <w:sz w:val="36"/>
+          <w:szCs w:val="36"/>
+        </w:rPr>
+        <w:t xml:space="preserve"> </w:t>
+      </w:r>
+      <w:proofErr w:type="spellStart"/>
+      <w:proofErr w:type="gramStart"/>
+      <w:r>
+        <w:rPr>
+          <w:b/>
+          <w:bCs/>
+          <w:sz w:val="36"/>
+          <w:szCs w:val="36"/>
+        </w:rPr>
+        <w:t>LayoutBuilder</w:t>
+      </w:r>
+      <w:proofErr w:type="spellEnd"/>
+      <w:r>
+        <w:rPr>
+          <w:b/>
+          <w:bCs/>
+          <w:sz w:val="36"/>
+          <w:szCs w:val="36"/>
+        </w:rPr>
+        <w:t>(</w:t>
+      </w:r>
+      <w:proofErr w:type="gramEnd"/>
+      <w:r>
+        <w:rPr>
+          <w:b/>
+          <w:bCs/>
+          <w:sz w:val="36"/>
+          <w:szCs w:val="36"/>
+        </w:rPr>
+        <w:t>)</w:t>
+      </w:r>
+      <w:r>
+        <w:rPr>
+          <w:sz w:val="36"/>
+          <w:szCs w:val="36"/>
+        </w:rPr>
+        <w:t xml:space="preserve"> widget</w:t>
+      </w:r>
+    </w:p>
+    <w:p>
+      <w:pPr>
+        <w:jc w:val="both"/>
+        <w:rPr>
+          <w:b/>
+          <w:bCs/>
+          <w:color w:val="D86DCB" w:themeColor="accent5" w:themeTint="99"/>
+          <w:sz w:val="36"/>
+          <w:szCs w:val="36"/>
+        </w:rPr>
+      </w:pPr>
+      <w:proofErr w:type="spellStart"/>
+      <w:proofErr w:type="gramStart"/>
+      <w:r>
+        <w:rPr>
+          <w:b/>
+          <w:bCs/>
+          <w:color w:val="D86DCB" w:themeColor="accent5" w:themeTint="99"/>
+          <w:sz w:val="36"/>
+          <w:szCs w:val="36"/>
+        </w:rPr>
+        <w:t>LayoutBuilder</w:t>
+      </w:r>
+      <w:proofErr w:type="spellEnd"/>
+      <w:r>
+        <w:rPr>
+          <w:b/>
+          <w:bCs/>
+          <w:color w:val="D86DCB" w:themeColor="accent5" w:themeTint="99"/>
+          <w:sz w:val="36"/>
+          <w:szCs w:val="36"/>
+        </w:rPr>
+        <w:t>(</w:t>
+      </w:r>
+      <w:proofErr w:type="gramEnd"/>
+    </w:p>
+    <w:p>
+      <w:pPr>
+        <w:jc w:val="both"/>
+        <w:rPr>
+          <w:b/>
+          <w:bCs/>
+          <w:color w:val="D86DCB" w:themeColor="accent5" w:themeTint="99"/>
+          <w:sz w:val="36"/>
+          <w:szCs w:val="36"/>
+        </w:rPr>
+      </w:pPr>
+      <w:r>
+        <w:rPr>
+          <w:b/>
+          <w:bCs/>
+          <w:color w:val="D86DCB" w:themeColor="accent5" w:themeTint="99"/>
+          <w:sz w:val="36"/>
+          <w:szCs w:val="36"/>
+        </w:rPr>
+        <w:t xml:space="preserve">    </w:t>
+      </w:r>
+      <w:r>
+        <w:rPr>
+          <w:b/>
+          <w:bCs/>
+          <w:color w:val="D86DCB" w:themeColor="accent5" w:themeTint="99"/>
+          <w:sz w:val="36"/>
+          <w:szCs w:val="36"/>
+        </w:rPr>
+        <w:t xml:space="preserve"> </w:t>
+      </w:r>
+      <w:r>
+        <w:rPr>
+          <w:b/>
+          <w:bCs/>
+          <w:color w:val="D86DCB" w:themeColor="accent5" w:themeTint="99"/>
+          <w:sz w:val="36"/>
+          <w:szCs w:val="36"/>
+        </w:rPr>
+        <w:t xml:space="preserve">builder: (context, </w:t>
+      </w:r>
+      <w:proofErr w:type="gramStart"/>
+      <w:r>
+        <w:rPr>
+          <w:b/>
+          <w:bCs/>
+          <w:color w:val="D86DCB" w:themeColor="accent5" w:themeTint="99"/>
+          <w:sz w:val="36"/>
+          <w:szCs w:val="36"/>
+        </w:rPr>
+        <w:t>constraints){</w:t>
+      </w:r>
+      <w:proofErr w:type="gramEnd"/>
+    </w:p>
+    <w:p>
+      <w:pPr>
+        <w:jc w:val="both"/>
+        <w:rPr>
+          <w:b/>
+          <w:bCs/>
+          <w:color w:val="D86DCB" w:themeColor="accent5" w:themeTint="99"/>
+          <w:sz w:val="36"/>
+          <w:szCs w:val="36"/>
+        </w:rPr>
+      </w:pPr>
+      <w:r>
+        <w:rPr>
+          <w:b/>
+          <w:bCs/>
+          <w:color w:val="D86DCB" w:themeColor="accent5" w:themeTint="99"/>
+          <w:sz w:val="36"/>
+          <w:szCs w:val="36"/>
+        </w:rPr>
+        <w:t xml:space="preserve">        final width = </w:t>
+      </w:r>
+      <w:proofErr w:type="spellStart"/>
+      <w:proofErr w:type="gramStart"/>
+      <w:r>
+        <w:rPr>
+          <w:b/>
+          <w:bCs/>
+          <w:color w:val="D86DCB" w:themeColor="accent5" w:themeTint="99"/>
+          <w:sz w:val="36"/>
+          <w:szCs w:val="36"/>
+        </w:rPr>
+        <w:t>constraints.maxWidth</w:t>
+      </w:r>
+      <w:proofErr w:type="spellEnd"/>
+      <w:proofErr w:type="gramEnd"/>
+      <w:r>
+        <w:rPr>
+          <w:b/>
+          <w:bCs/>
+          <w:color w:val="D86DCB" w:themeColor="accent5" w:themeTint="99"/>
+          <w:sz w:val="36"/>
+          <w:szCs w:val="36"/>
+        </w:rPr>
+        <w:t>;</w:t>
+      </w:r>
+    </w:p>
+    <w:p>
+      <w:pPr>
+        <w:jc w:val="both"/>
+        <w:rPr>
+          <w:b/>
+          <w:bCs/>
+          <w:color w:val="D86DCB" w:themeColor="accent5" w:themeTint="99"/>
+          <w:sz w:val="36"/>
+          <w:szCs w:val="36"/>
+        </w:rPr>
+      </w:pPr>
+      <w:r>
+        <w:rPr>
+          <w:b/>
+          <w:bCs/>
+          <w:color w:val="D86DCB" w:themeColor="accent5" w:themeTint="99"/>
+          <w:sz w:val="36"/>
+          <w:szCs w:val="36"/>
+        </w:rPr>
+        <w:t xml:space="preserve">        </w:t>
+      </w:r>
+      <w:proofErr w:type="gramStart"/>
+      <w:r>
+        <w:rPr>
+          <w:b/>
+          <w:bCs/>
+          <w:color w:val="D86DCB" w:themeColor="accent5" w:themeTint="99"/>
+          <w:sz w:val="36"/>
+          <w:szCs w:val="36"/>
+        </w:rPr>
+        <w:t>if(</w:t>
+      </w:r>
+      <w:proofErr w:type="gramEnd"/>
+      <w:r>
+        <w:rPr>
+          <w:b/>
+          <w:bCs/>
+          <w:color w:val="D86DCB" w:themeColor="accent5" w:themeTint="99"/>
+          <w:sz w:val="36"/>
+          <w:szCs w:val="36"/>
+        </w:rPr>
+        <w:t xml:space="preserve">width &lt; </w:t>
+      </w:r>
+      <w:proofErr w:type="spellStart"/>
+      <w:r>
+        <w:rPr>
+          <w:b/>
+          <w:bCs/>
+          <w:color w:val="D86DCB" w:themeColor="accent5" w:themeTint="99"/>
+          <w:sz w:val="36"/>
+          <w:szCs w:val="36"/>
+        </w:rPr>
+        <w:t>AppBreakpoints.mobile</w:t>
+      </w:r>
+      <w:proofErr w:type="spellEnd"/>
+      <w:r>
+        <w:rPr>
+          <w:b/>
+          <w:bCs/>
+          <w:color w:val="D86DCB" w:themeColor="accent5" w:themeTint="99"/>
+          <w:sz w:val="36"/>
+          <w:szCs w:val="36"/>
+        </w:rPr>
+        <w:t>){</w:t>
+      </w:r>
+    </w:p>
+    <w:p>
+      <w:pPr>
+        <w:jc w:val="both"/>
+        <w:rPr>
+          <w:b/>
+          <w:bCs/>
+          <w:color w:val="D86DCB" w:themeColor="accent5" w:themeTint="99"/>
+          <w:sz w:val="36"/>
+          <w:szCs w:val="36"/>
+        </w:rPr>
+      </w:pPr>
+      <w:r>
+        <w:rPr>
+          <w:b/>
+          <w:bCs/>
+          <w:color w:val="D86DCB" w:themeColor="accent5" w:themeTint="99"/>
+          <w:sz w:val="36"/>
+          <w:szCs w:val="36"/>
+        </w:rPr>
+        <w:t xml:space="preserve">            // for mobile</w:t>
+      </w:r>
+    </w:p>
+    <w:p>
+      <w:pPr>
+        <w:jc w:val="both"/>
+        <w:rPr>
+          <w:b/>
+          <w:bCs/>
+          <w:color w:val="D86DCB" w:themeColor="accent5" w:themeTint="99"/>
+          <w:sz w:val="36"/>
+          <w:szCs w:val="36"/>
+        </w:rPr>
+      </w:pPr>
+      <w:r>
+        <w:rPr>
+          <w:b/>
+          <w:bCs/>
+          <w:color w:val="D86DCB" w:themeColor="accent5" w:themeTint="99"/>
+          <w:sz w:val="36"/>
+          <w:szCs w:val="36"/>
+        </w:rPr>
+        <w:lastRenderedPageBreak/>
+        <w:t xml:space="preserve">            return </w:t>
+      </w:r>
+      <w:proofErr w:type="spellStart"/>
+      <w:proofErr w:type="gramStart"/>
+      <w:r>
+        <w:rPr>
+          <w:b/>
+          <w:bCs/>
+          <w:color w:val="D86DCB" w:themeColor="accent5" w:themeTint="99"/>
+          <w:sz w:val="36"/>
+          <w:szCs w:val="36"/>
+        </w:rPr>
+        <w:t>Mobile</w:t>
+      </w:r>
+      <w:r>
+        <w:rPr>
+          <w:b/>
+          <w:bCs/>
+          <w:color w:val="D86DCB" w:themeColor="accent5" w:themeTint="99"/>
+          <w:sz w:val="36"/>
+          <w:szCs w:val="36"/>
+        </w:rPr>
+        <w:t>NavBar</w:t>
+      </w:r>
+      <w:proofErr w:type="spellEnd"/>
+      <w:r>
+        <w:rPr>
+          <w:b/>
+          <w:bCs/>
+          <w:color w:val="D86DCB" w:themeColor="accent5" w:themeTint="99"/>
+          <w:sz w:val="36"/>
+          <w:szCs w:val="36"/>
+        </w:rPr>
+        <w:t>(</w:t>
+      </w:r>
+      <w:proofErr w:type="gramEnd"/>
+      <w:r>
+        <w:rPr>
+          <w:b/>
+          <w:bCs/>
+          <w:color w:val="D86DCB" w:themeColor="accent5" w:themeTint="99"/>
+          <w:sz w:val="36"/>
+          <w:szCs w:val="36"/>
+        </w:rPr>
+        <w:t>…</w:t>
+      </w:r>
+      <w:r>
+        <w:rPr>
+          <w:b/>
+          <w:bCs/>
+          <w:color w:val="D86DCB" w:themeColor="accent5" w:themeTint="99"/>
+          <w:sz w:val="36"/>
+          <w:szCs w:val="36"/>
+        </w:rPr>
+        <w:t>);</w:t>
+      </w:r>
+    </w:p>
+    <w:p>
+      <w:pPr>
+        <w:jc w:val="both"/>
+        <w:rPr>
+          <w:b/>
+          <w:bCs/>
+          <w:color w:val="D86DCB" w:themeColor="accent5" w:themeTint="99"/>
+          <w:sz w:val="36"/>
+          <w:szCs w:val="36"/>
+        </w:rPr>
+      </w:pPr>
+      <w:r>
+        <w:rPr>
+          <w:b/>
+          <w:bCs/>
+          <w:color w:val="D86DCB" w:themeColor="accent5" w:themeTint="99"/>
+          <w:sz w:val="36"/>
+          <w:szCs w:val="36"/>
+        </w:rPr>
+        <w:t xml:space="preserve">        </w:t>
+      </w:r>
+      <w:r>
+        <w:rPr>
+          <w:b/>
+          <w:bCs/>
+          <w:color w:val="D86DCB" w:themeColor="accent5" w:themeTint="99"/>
+          <w:sz w:val="36"/>
+          <w:szCs w:val="36"/>
+        </w:rPr>
+        <w:t xml:space="preserve">} else if (width &lt; </w:t>
+      </w:r>
+      <w:proofErr w:type="spellStart"/>
+      <w:proofErr w:type="gramStart"/>
+      <w:r>
+        <w:rPr>
+          <w:b/>
+          <w:bCs/>
+          <w:color w:val="D86DCB" w:themeColor="accent5" w:themeTint="99"/>
+          <w:sz w:val="36"/>
+          <w:szCs w:val="36"/>
+        </w:rPr>
+        <w:t>AppBreakpoints.tablet</w:t>
+      </w:r>
+      <w:proofErr w:type="spellEnd"/>
+      <w:r>
+        <w:rPr>
+          <w:b/>
+          <w:bCs/>
+          <w:color w:val="D86DCB" w:themeColor="accent5" w:themeTint="99"/>
+          <w:sz w:val="36"/>
+          <w:szCs w:val="36"/>
+        </w:rPr>
+        <w:t>){</w:t>
+      </w:r>
+      <w:proofErr w:type="gramEnd"/>
+    </w:p>
+    <w:p>
+      <w:pPr>
+        <w:jc w:val="both"/>
+        <w:rPr>
+          <w:b/>
+          <w:bCs/>
+          <w:color w:val="D86DCB" w:themeColor="accent5" w:themeTint="99"/>
+          <w:sz w:val="36"/>
+          <w:szCs w:val="36"/>
+        </w:rPr>
+      </w:pPr>
+      <w:r>
+        <w:rPr>
+          <w:b/>
+          <w:bCs/>
+          <w:color w:val="D86DCB" w:themeColor="accent5" w:themeTint="99"/>
+          <w:sz w:val="36"/>
+          <w:szCs w:val="36"/>
+        </w:rPr>
+        <w:t xml:space="preserve">            // for tablet</w:t>
+      </w:r>
+    </w:p>
+    <w:p>
+      <w:pPr>
+        <w:jc w:val="both"/>
+        <w:rPr>
+          <w:b/>
+          <w:bCs/>
+          <w:color w:val="D86DCB" w:themeColor="accent5" w:themeTint="99"/>
+          <w:sz w:val="36"/>
+          <w:szCs w:val="36"/>
+        </w:rPr>
+      </w:pPr>
+      <w:r>
+        <w:rPr>
+          <w:b/>
+          <w:bCs/>
+          <w:color w:val="D86DCB" w:themeColor="accent5" w:themeTint="99"/>
+          <w:sz w:val="36"/>
+          <w:szCs w:val="36"/>
+        </w:rPr>
+        <w:t xml:space="preserve">            return</w:t>
+      </w:r>
+      <w:r>
+        <w:rPr>
+          <w:b/>
+          <w:bCs/>
+          <w:color w:val="D86DCB" w:themeColor="accent5" w:themeTint="99"/>
+          <w:sz w:val="36"/>
+          <w:szCs w:val="36"/>
+        </w:rPr>
+        <w:t xml:space="preserve"> </w:t>
+      </w:r>
+      <w:proofErr w:type="spellStart"/>
+      <w:proofErr w:type="gramStart"/>
+      <w:r>
+        <w:rPr>
+          <w:b/>
+          <w:bCs/>
+          <w:color w:val="D86DCB" w:themeColor="accent5" w:themeTint="99"/>
+          <w:sz w:val="36"/>
+          <w:szCs w:val="36"/>
+        </w:rPr>
+        <w:t>Tablet</w:t>
+      </w:r>
+      <w:r>
+        <w:rPr>
+          <w:b/>
+          <w:bCs/>
+          <w:color w:val="D86DCB" w:themeColor="accent5" w:themeTint="99"/>
+          <w:sz w:val="36"/>
+          <w:szCs w:val="36"/>
+        </w:rPr>
+        <w:t>NavBar</w:t>
+      </w:r>
+      <w:proofErr w:type="spellEnd"/>
+      <w:r>
+        <w:rPr>
+          <w:b/>
+          <w:bCs/>
+          <w:color w:val="D86DCB" w:themeColor="accent5" w:themeTint="99"/>
+          <w:sz w:val="36"/>
+          <w:szCs w:val="36"/>
+        </w:rPr>
+        <w:t>(</w:t>
+      </w:r>
+      <w:proofErr w:type="gramEnd"/>
+      <w:r>
+        <w:rPr>
+          <w:b/>
+          <w:bCs/>
+          <w:color w:val="D86DCB" w:themeColor="accent5" w:themeTint="99"/>
+          <w:sz w:val="36"/>
+          <w:szCs w:val="36"/>
+        </w:rPr>
+        <w:t>…</w:t>
+      </w:r>
+      <w:r>
+        <w:rPr>
+          <w:b/>
+          <w:bCs/>
+          <w:color w:val="D86DCB" w:themeColor="accent5" w:themeTint="99"/>
+          <w:sz w:val="36"/>
+          <w:szCs w:val="36"/>
+        </w:rPr>
+        <w:t>);</w:t>
+      </w:r>
+    </w:p>
+    <w:p>
+      <w:pPr>
+        <w:jc w:val="both"/>
+        <w:rPr>
+          <w:b/>
+          <w:bCs/>
+          <w:color w:val="D86DCB" w:themeColor="accent5" w:themeTint="99"/>
+          <w:sz w:val="36"/>
+          <w:szCs w:val="36"/>
+        </w:rPr>
+      </w:pPr>
+      <w:r>
+        <w:rPr>
+          <w:b/>
+          <w:bCs/>
+          <w:color w:val="D86DCB" w:themeColor="accent5" w:themeTint="99"/>
+          <w:sz w:val="36"/>
+          <w:szCs w:val="36"/>
+        </w:rPr>
+        <w:t xml:space="preserve">        </w:t>
+      </w:r>
+      <w:r>
+        <w:rPr>
+          <w:b/>
+          <w:bCs/>
+          <w:color w:val="D86DCB" w:themeColor="accent5" w:themeTint="99"/>
+          <w:sz w:val="36"/>
+          <w:szCs w:val="36"/>
+        </w:rPr>
+        <w:t>} else {</w:t>
+      </w:r>
+    </w:p>
+    <w:p>
+      <w:pPr>
+        <w:jc w:val="both"/>
+        <w:rPr>
+          <w:b/>
+          <w:bCs/>
+          <w:color w:val="D86DCB" w:themeColor="accent5" w:themeTint="99"/>
+          <w:sz w:val="36"/>
+          <w:szCs w:val="36"/>
+        </w:rPr>
+      </w:pPr>
+      <w:r>
+        <w:rPr>
+          <w:b/>
+          <w:bCs/>
+          <w:color w:val="D86DCB" w:themeColor="accent5" w:themeTint="99"/>
+          <w:sz w:val="36"/>
+          <w:szCs w:val="36"/>
+        </w:rPr>
+        <w:t xml:space="preserve">            // for desktop</w:t>
+      </w:r>
+    </w:p>
+    <w:p>
+      <w:pPr>
+        <w:jc w:val="both"/>
+        <w:rPr>
+          <w:b/>
+          <w:bCs/>
+          <w:color w:val="D86DCB" w:themeColor="accent5" w:themeTint="99"/>
+          <w:sz w:val="36"/>
+          <w:szCs w:val="36"/>
+        </w:rPr>
+      </w:pPr>
+      <w:r>
+        <w:rPr>
+          <w:b/>
+          <w:bCs/>
+          <w:color w:val="D86DCB" w:themeColor="accent5" w:themeTint="99"/>
+          <w:sz w:val="36"/>
+          <w:szCs w:val="36"/>
+        </w:rPr>
+        <w:t xml:space="preserve">            return </w:t>
+      </w:r>
+      <w:proofErr w:type="spellStart"/>
+      <w:proofErr w:type="gramStart"/>
+      <w:r>
+        <w:rPr>
+          <w:b/>
+          <w:bCs/>
+          <w:color w:val="D86DCB" w:themeColor="accent5" w:themeTint="99"/>
+          <w:sz w:val="36"/>
+          <w:szCs w:val="36"/>
+        </w:rPr>
+        <w:t>DesktopNavBar</w:t>
+      </w:r>
+      <w:proofErr w:type="spellEnd"/>
+      <w:r>
+        <w:rPr>
+          <w:b/>
+          <w:bCs/>
+          <w:color w:val="D86DCB" w:themeColor="accent5" w:themeTint="99"/>
+          <w:sz w:val="36"/>
+          <w:szCs w:val="36"/>
+        </w:rPr>
+        <w:t>(</w:t>
+      </w:r>
+      <w:proofErr w:type="spellStart"/>
+      <w:proofErr w:type="gramEnd"/>
+      <w:r>
+        <w:rPr>
+          <w:b/>
+          <w:bCs/>
+          <w:color w:val="D86DCB" w:themeColor="accent5" w:themeTint="99"/>
+          <w:sz w:val="36"/>
+          <w:szCs w:val="36"/>
+        </w:rPr>
+        <w:t>onNavTap</w:t>
+      </w:r>
+      <w:proofErr w:type="spellEnd"/>
+      <w:r>
+        <w:rPr>
+          <w:b/>
+          <w:bCs/>
+          <w:color w:val="D86DCB" w:themeColor="accent5" w:themeTint="99"/>
+          <w:sz w:val="36"/>
+          <w:szCs w:val="36"/>
+        </w:rPr>
+        <w:t xml:space="preserve">: </w:t>
+      </w:r>
+      <w:proofErr w:type="spellStart"/>
+      <w:r>
+        <w:rPr>
+          <w:b/>
+          <w:bCs/>
+          <w:color w:val="D86DCB" w:themeColor="accent5" w:themeTint="99"/>
+          <w:sz w:val="36"/>
+          <w:szCs w:val="36"/>
+        </w:rPr>
+        <w:t>onPressed</w:t>
+      </w:r>
+      <w:proofErr w:type="spellEnd"/>
+      <w:r>
+        <w:rPr>
+          <w:b/>
+          <w:bCs/>
+          <w:color w:val="D86DCB" w:themeColor="accent5" w:themeTint="99"/>
+          <w:sz w:val="36"/>
+          <w:szCs w:val="36"/>
+        </w:rPr>
+        <w:t>, keys: keys</w:t>
+      </w:r>
+      <w:r>
+        <w:rPr>
+          <w:b/>
+          <w:bCs/>
+          <w:color w:val="D86DCB" w:themeColor="accent5" w:themeTint="99"/>
+          <w:sz w:val="36"/>
+          <w:szCs w:val="36"/>
+        </w:rPr>
+        <w:t>);</w:t>
+      </w:r>
+    </w:p>
+    <w:p>
+      <w:pPr>
+        <w:jc w:val="both"/>
+        <w:rPr>
+          <w:b/>
+          <w:bCs/>
+          <w:color w:val="D86DCB" w:themeColor="accent5" w:themeTint="99"/>
+          <w:sz w:val="36"/>
+          <w:szCs w:val="36"/>
+        </w:rPr>
+      </w:pPr>
+      <w:r>
+        <w:rPr>
+          <w:b/>
+          <w:bCs/>
+          <w:color w:val="D86DCB" w:themeColor="accent5" w:themeTint="99"/>
+          <w:sz w:val="36"/>
+          <w:szCs w:val="36"/>
+        </w:rPr>
+        <w:t xml:space="preserve">        </w:t>
+      </w:r>
+      <w:r>
+        <w:rPr>
+          <w:b/>
+          <w:bCs/>
+          <w:color w:val="D86DCB" w:themeColor="accent5" w:themeTint="99"/>
+          <w:sz w:val="36"/>
+          <w:szCs w:val="36"/>
+        </w:rPr>
+        <w:t>}</w:t>
+      </w:r>
+    </w:p>
+    <w:p>
+      <w:pPr>
+        <w:jc w:val="both"/>
+        <w:rPr>
+          <w:b/>
+          <w:bCs/>
+          <w:color w:val="D86DCB" w:themeColor="accent5" w:themeTint="99"/>
+          <w:sz w:val="36"/>
+          <w:szCs w:val="36"/>
+        </w:rPr>
+      </w:pPr>
+      <w:r>
+        <w:rPr>
+          <w:b/>
+          <w:bCs/>
+          <w:color w:val="D86DCB" w:themeColor="accent5" w:themeTint="99"/>
+          <w:sz w:val="36"/>
+          <w:szCs w:val="36"/>
+        </w:rPr>
+        <w:t>}</w:t>
+      </w:r>
+    </w:p>
+    <w:p>
+      <w:pPr>
+        <w:jc w:val="center"/>
+        <w:rPr>
+          <w:sz w:val="36"/>
+          <w:szCs w:val="36"/>
+        </w:rPr>
+      </w:pPr>
+      <w:r>
+        <w:rPr>
+          <w:sz w:val="36"/>
+          <w:szCs w:val="36"/>
+        </w:rPr>
+        <w:t>Break</w:t>
+      </w:r>
+    </w:p>
+    <w:p>
+      <w:pPr>
+        <w:jc w:val="both"/>
+        <w:rPr>
+          <w:b/>
+          <w:bCs/>
+          <w:sz w:val="36"/>
+          <w:szCs w:val="36"/>
+        </w:rPr>
+      </w:pPr>
+    </w:p>
+    <w:p>
+      <w:pPr>
+        <w:jc w:val="both"/>
+        <w:rPr>
           <w:b/>
           <w:bCs/>
           <w:sz w:val="36"/>
@@ -14763,6 +15840,7 @@
           <w:sz w:val="36"/>
           <w:szCs w:val="36"/>
         </w:rPr>
+        <w:lastRenderedPageBreak/>
         <w:t>import '</w:t>
       </w:r>
       <w:proofErr w:type="spellStart"/>
@@ -14994,7 +16072,765 @@
           <w:sz w:val="36"/>
           <w:szCs w:val="36"/>
         </w:rPr>
+        <w:t xml:space="preserve"># </w:t>
+      </w:r>
+      <w:proofErr w:type="spellStart"/>
+      <w:r>
+        <w:rPr>
+          <w:b/>
+          <w:bCs/>
+          <w:sz w:val="36"/>
+          <w:szCs w:val="36"/>
+        </w:rPr>
+        <w:t>minTextAdapt</w:t>
+      </w:r>
+      <w:proofErr w:type="spellEnd"/>
+      <w:r>
+        <w:rPr>
+          <w:sz w:val="36"/>
+          <w:szCs w:val="36"/>
+        </w:rPr>
+        <w:t xml:space="preserve"> k</w:t>
+      </w:r>
+      <w:r>
+        <w:rPr>
+          <w:sz w:val="36"/>
+          <w:szCs w:val="36"/>
+        </w:rPr>
+        <w:t>eeps text readable on smaller or larger screens by considering the minimum side of the screen.</w:t>
+      </w:r>
+    </w:p>
+    <w:p>
+      <w:pPr>
+        <w:jc w:val="both"/>
+        <w:rPr>
+          <w:sz w:val="36"/>
+          <w:szCs w:val="36"/>
+        </w:rPr>
+      </w:pPr>
+      <w:r>
+        <w:rPr>
+          <w:sz w:val="36"/>
+          <w:szCs w:val="36"/>
+        </w:rPr>
+        <w:t>#</w:t>
+      </w:r>
+      <w:r>
+        <w:rPr>
+          <w:sz w:val="36"/>
+          <w:szCs w:val="36"/>
+        </w:rPr>
+        <w:t xml:space="preserve"> </w:t>
+      </w:r>
+      <w:proofErr w:type="spellStart"/>
+      <w:r>
+        <w:rPr>
+          <w:b/>
+          <w:bCs/>
+          <w:sz w:val="36"/>
+          <w:szCs w:val="36"/>
+        </w:rPr>
+        <w:t>splitScreenMode</w:t>
+      </w:r>
+      <w:proofErr w:type="spellEnd"/>
+      <w:r>
+        <w:rPr>
+          <w:sz w:val="36"/>
+          <w:szCs w:val="36"/>
+        </w:rPr>
+        <w:t xml:space="preserve"> e</w:t>
+      </w:r>
+      <w:r>
+        <w:rPr>
+          <w:sz w:val="36"/>
+          <w:szCs w:val="36"/>
+        </w:rPr>
+        <w:t>nsures layout works properly in Android split-screen / tablet modes.</w:t>
+      </w:r>
+    </w:p>
+    <w:p>
+      <w:pPr>
+        <w:jc w:val="both"/>
+        <w:rPr>
+          <w:sz w:val="36"/>
+          <w:szCs w:val="36"/>
+        </w:rPr>
+      </w:pPr>
+      <w:r>
+        <w:rPr>
+          <w:rFonts w:ascii="Segoe UI Emoji" w:hAnsi="Segoe UI Emoji" w:cs="Segoe UI Emoji"/>
+          <w:sz w:val="36"/>
+          <w:szCs w:val="36"/>
+        </w:rPr>
+        <w:t xml:space="preserve"># </w:t>
+      </w:r>
+      <w:r>
+        <w:rPr>
+          <w:b/>
+          <w:bCs/>
+          <w:sz w:val="36"/>
+          <w:szCs w:val="36"/>
+        </w:rPr>
+        <w:t>builder</w:t>
+      </w:r>
+      <w:r>
+        <w:rPr>
+          <w:sz w:val="36"/>
+          <w:szCs w:val="36"/>
+        </w:rPr>
+        <w:t xml:space="preserve"> w</w:t>
+      </w:r>
+      <w:r>
+        <w:rPr>
+          <w:sz w:val="36"/>
+          <w:szCs w:val="36"/>
+        </w:rPr>
+        <w:t xml:space="preserve">raps our </w:t>
+      </w:r>
+      <w:proofErr w:type="spellStart"/>
+      <w:r>
+        <w:rPr>
+          <w:sz w:val="36"/>
+          <w:szCs w:val="36"/>
+        </w:rPr>
+        <w:t>MaterialApp</w:t>
+      </w:r>
+      <w:proofErr w:type="spellEnd"/>
+      <w:r>
+        <w:rPr>
+          <w:sz w:val="36"/>
+          <w:szCs w:val="36"/>
+        </w:rPr>
+        <w:t xml:space="preserve"> or </w:t>
+      </w:r>
+      <w:proofErr w:type="spellStart"/>
+      <w:r>
+        <w:rPr>
+          <w:sz w:val="36"/>
+          <w:szCs w:val="36"/>
+        </w:rPr>
+        <w:t>CupertinoApp</w:t>
+      </w:r>
+      <w:proofErr w:type="spellEnd"/>
+      <w:r>
+        <w:rPr>
+          <w:sz w:val="36"/>
+          <w:szCs w:val="36"/>
+        </w:rPr>
+        <w:t xml:space="preserve">. Everything below gains access to </w:t>
+      </w:r>
+      <w:proofErr w:type="spellStart"/>
+      <w:r>
+        <w:rPr>
+          <w:sz w:val="36"/>
+          <w:szCs w:val="36"/>
+        </w:rPr>
+        <w:t>ScreenUtil</w:t>
+      </w:r>
+      <w:proofErr w:type="spellEnd"/>
+      <w:r>
+        <w:rPr>
+          <w:sz w:val="36"/>
+          <w:szCs w:val="36"/>
+        </w:rPr>
+        <w:t>.</w:t>
+      </w:r>
+    </w:p>
+    <w:p>
+      <w:pPr>
+        <w:jc w:val="both"/>
+        <w:rPr>
+          <w:sz w:val="36"/>
+          <w:szCs w:val="36"/>
+        </w:rPr>
+      </w:pPr>
+      <w:r>
+        <w:rPr>
+          <w:sz w:val="36"/>
+          <w:szCs w:val="36"/>
+        </w:rPr>
+        <w:t>#</w:t>
+      </w:r>
+      <w:r>
+        <w:rPr>
+          <w:sz w:val="36"/>
+          <w:szCs w:val="36"/>
+        </w:rPr>
+        <w:t xml:space="preserve"> </w:t>
+      </w:r>
+      <w:r>
+        <w:rPr>
+          <w:b/>
+          <w:bCs/>
+          <w:sz w:val="36"/>
+          <w:szCs w:val="36"/>
+        </w:rPr>
+        <w:t>child</w:t>
+      </w:r>
+      <w:r>
+        <w:rPr>
+          <w:sz w:val="36"/>
+          <w:szCs w:val="36"/>
+        </w:rPr>
+        <w:t xml:space="preserve"> t</w:t>
+      </w:r>
+      <w:r>
+        <w:rPr>
+          <w:sz w:val="36"/>
+          <w:szCs w:val="36"/>
+        </w:rPr>
+        <w:t xml:space="preserve">he root widget of our app (e.g. </w:t>
+      </w:r>
+      <w:proofErr w:type="spellStart"/>
+      <w:proofErr w:type="gramStart"/>
+      <w:r>
+        <w:rPr>
+          <w:sz w:val="36"/>
+          <w:szCs w:val="36"/>
+        </w:rPr>
+        <w:t>MyHomePage</w:t>
+      </w:r>
+      <w:proofErr w:type="spellEnd"/>
+      <w:r>
+        <w:rPr>
+          <w:sz w:val="36"/>
+          <w:szCs w:val="36"/>
+        </w:rPr>
+        <w:t>(</w:t>
+      </w:r>
+      <w:proofErr w:type="gramEnd"/>
+      <w:r>
+        <w:rPr>
+          <w:sz w:val="36"/>
+          <w:szCs w:val="36"/>
+        </w:rPr>
+        <w:t>)).</w:t>
+      </w:r>
+    </w:p>
+    <w:p>
+      <w:pPr>
+        <w:jc w:val="both"/>
+        <w:rPr>
+          <w:b/>
+          <w:bCs/>
+          <w:color w:val="D86DCB" w:themeColor="accent5" w:themeTint="99"/>
+          <w:sz w:val="36"/>
+          <w:szCs w:val="36"/>
+        </w:rPr>
+      </w:pPr>
+      <w:r>
+        <w:rPr>
+          <w:b/>
+          <w:bCs/>
+          <w:color w:val="D86DCB" w:themeColor="accent5" w:themeTint="99"/>
+          <w:sz w:val="36"/>
+          <w:szCs w:val="36"/>
+        </w:rPr>
+        <w:t xml:space="preserve">return </w:t>
+      </w:r>
+      <w:proofErr w:type="spellStart"/>
+      <w:proofErr w:type="gramStart"/>
+      <w:r>
+        <w:rPr>
+          <w:b/>
+          <w:bCs/>
+          <w:color w:val="D86DCB" w:themeColor="accent5" w:themeTint="99"/>
+          <w:sz w:val="36"/>
+          <w:szCs w:val="36"/>
+        </w:rPr>
+        <w:t>ScreenUtilInit</w:t>
+      </w:r>
+      <w:proofErr w:type="spellEnd"/>
+      <w:r>
+        <w:rPr>
+          <w:b/>
+          <w:bCs/>
+          <w:color w:val="D86DCB" w:themeColor="accent5" w:themeTint="99"/>
+          <w:sz w:val="36"/>
+          <w:szCs w:val="36"/>
+        </w:rPr>
+        <w:t>(</w:t>
+      </w:r>
+      <w:proofErr w:type="gramEnd"/>
+    </w:p>
+    <w:p>
+      <w:pPr>
+        <w:jc w:val="both"/>
+        <w:rPr>
+          <w:b/>
+          <w:bCs/>
+          <w:color w:val="D86DCB" w:themeColor="accent5" w:themeTint="99"/>
+          <w:sz w:val="36"/>
+          <w:szCs w:val="36"/>
+        </w:rPr>
+      </w:pPr>
+      <w:r>
+        <w:rPr>
+          <w:b/>
+          <w:bCs/>
+          <w:color w:val="D86DCB" w:themeColor="accent5" w:themeTint="99"/>
+          <w:sz w:val="36"/>
+          <w:szCs w:val="36"/>
+        </w:rPr>
+        <w:t xml:space="preserve">      </w:t>
+      </w:r>
+      <w:proofErr w:type="spellStart"/>
+      <w:r>
+        <w:rPr>
+          <w:b/>
+          <w:bCs/>
+          <w:color w:val="D86DCB" w:themeColor="accent5" w:themeTint="99"/>
+          <w:sz w:val="36"/>
+          <w:szCs w:val="36"/>
+        </w:rPr>
+        <w:t>designSize</w:t>
+      </w:r>
+      <w:proofErr w:type="spellEnd"/>
+      <w:r>
+        <w:rPr>
+          <w:b/>
+          <w:bCs/>
+          <w:color w:val="D86DCB" w:themeColor="accent5" w:themeTint="99"/>
+          <w:sz w:val="36"/>
+          <w:szCs w:val="36"/>
+        </w:rPr>
+        <w:t xml:space="preserve">: const </w:t>
+      </w:r>
+      <w:proofErr w:type="gramStart"/>
+      <w:r>
+        <w:rPr>
+          <w:b/>
+          <w:bCs/>
+          <w:color w:val="D86DCB" w:themeColor="accent5" w:themeTint="99"/>
+          <w:sz w:val="36"/>
+          <w:szCs w:val="36"/>
+        </w:rPr>
+        <w:t>Size(</w:t>
+      </w:r>
+      <w:proofErr w:type="gramEnd"/>
+      <w:r>
+        <w:rPr>
+          <w:b/>
+          <w:bCs/>
+          <w:color w:val="D86DCB" w:themeColor="accent5" w:themeTint="99"/>
+          <w:sz w:val="36"/>
+          <w:szCs w:val="36"/>
+        </w:rPr>
+        <w:t>360, 690),</w:t>
+      </w:r>
+    </w:p>
+    <w:p>
+      <w:pPr>
+        <w:jc w:val="both"/>
+        <w:rPr>
+          <w:b/>
+          <w:bCs/>
+          <w:color w:val="D86DCB" w:themeColor="accent5" w:themeTint="99"/>
+          <w:sz w:val="36"/>
+          <w:szCs w:val="36"/>
+        </w:rPr>
+      </w:pPr>
+      <w:r>
+        <w:rPr>
+          <w:b/>
+          <w:bCs/>
+          <w:color w:val="D86DCB" w:themeColor="accent5" w:themeTint="99"/>
+          <w:sz w:val="36"/>
+          <w:szCs w:val="36"/>
+        </w:rPr>
+        <w:t xml:space="preserve">      </w:t>
+      </w:r>
+      <w:proofErr w:type="spellStart"/>
+      <w:r>
+        <w:rPr>
+          <w:b/>
+          <w:bCs/>
+          <w:color w:val="D86DCB" w:themeColor="accent5" w:themeTint="99"/>
+          <w:sz w:val="36"/>
+          <w:szCs w:val="36"/>
+        </w:rPr>
+        <w:t>minTextAdapt</w:t>
+      </w:r>
+      <w:proofErr w:type="spellEnd"/>
+      <w:r>
+        <w:rPr>
+          <w:b/>
+          <w:bCs/>
+          <w:color w:val="D86DCB" w:themeColor="accent5" w:themeTint="99"/>
+          <w:sz w:val="36"/>
+          <w:szCs w:val="36"/>
+        </w:rPr>
+        <w:t>: true,</w:t>
+      </w:r>
+    </w:p>
+    <w:p>
+      <w:pPr>
+        <w:jc w:val="both"/>
+        <w:rPr>
+          <w:b/>
+          <w:bCs/>
+          <w:color w:val="D86DCB" w:themeColor="accent5" w:themeTint="99"/>
+          <w:sz w:val="36"/>
+          <w:szCs w:val="36"/>
+        </w:rPr>
+      </w:pPr>
+      <w:r>
+        <w:rPr>
+          <w:b/>
+          <w:bCs/>
+          <w:color w:val="D86DCB" w:themeColor="accent5" w:themeTint="99"/>
+          <w:sz w:val="36"/>
+          <w:szCs w:val="36"/>
+        </w:rPr>
+        <w:t xml:space="preserve">      </w:t>
+      </w:r>
+      <w:proofErr w:type="spellStart"/>
+      <w:r>
+        <w:rPr>
+          <w:b/>
+          <w:bCs/>
+          <w:color w:val="D86DCB" w:themeColor="accent5" w:themeTint="99"/>
+          <w:sz w:val="36"/>
+          <w:szCs w:val="36"/>
+        </w:rPr>
+        <w:t>splitScreenMode</w:t>
+      </w:r>
+      <w:proofErr w:type="spellEnd"/>
+      <w:r>
+        <w:rPr>
+          <w:b/>
+          <w:bCs/>
+          <w:color w:val="D86DCB" w:themeColor="accent5" w:themeTint="99"/>
+          <w:sz w:val="36"/>
+          <w:szCs w:val="36"/>
+        </w:rPr>
+        <w:t>: true,</w:t>
+      </w:r>
+    </w:p>
+    <w:p>
+      <w:pPr>
+        <w:jc w:val="both"/>
+        <w:rPr>
+          <w:b/>
+          <w:bCs/>
+          <w:color w:val="D86DCB" w:themeColor="accent5" w:themeTint="99"/>
+          <w:sz w:val="36"/>
+          <w:szCs w:val="36"/>
+        </w:rPr>
+      </w:pPr>
+      <w:r>
+        <w:rPr>
+          <w:b/>
+          <w:bCs/>
+          <w:color w:val="D86DCB" w:themeColor="accent5" w:themeTint="99"/>
+          <w:sz w:val="36"/>
+          <w:szCs w:val="36"/>
+        </w:rPr>
+        <w:t xml:space="preserve"> </w:t>
+      </w:r>
+      <w:proofErr w:type="spellStart"/>
+      <w:r>
+        <w:rPr>
+          <w:b/>
+          <w:bCs/>
+          <w:color w:val="D86DCB" w:themeColor="accent5" w:themeTint="99"/>
+          <w:sz w:val="36"/>
+          <w:szCs w:val="36"/>
+        </w:rPr>
+        <w:t>ScreenUtilInit</w:t>
+      </w:r>
+      <w:proofErr w:type="spellEnd"/>
+      <w:r>
+        <w:rPr>
+          <w:b/>
+          <w:bCs/>
+          <w:color w:val="D86DCB" w:themeColor="accent5" w:themeTint="99"/>
+          <w:sz w:val="36"/>
+          <w:szCs w:val="36"/>
+        </w:rPr>
+        <w:t xml:space="preserve"> context</w:t>
+      </w:r>
+    </w:p>
+    <w:p>
+      <w:pPr>
+        <w:jc w:val="both"/>
+        <w:rPr>
+          <w:b/>
+          <w:bCs/>
+          <w:color w:val="D86DCB" w:themeColor="accent5" w:themeTint="99"/>
+          <w:sz w:val="36"/>
+          <w:szCs w:val="36"/>
+        </w:rPr>
+      </w:pPr>
+      <w:r>
+        <w:rPr>
+          <w:b/>
+          <w:bCs/>
+          <w:color w:val="D86DCB" w:themeColor="accent5" w:themeTint="99"/>
+          <w:sz w:val="36"/>
+          <w:szCs w:val="36"/>
+        </w:rPr>
+        <w:t xml:space="preserve">      builder: (</w:t>
+      </w:r>
+      <w:proofErr w:type="gramStart"/>
+      <w:r>
+        <w:rPr>
+          <w:b/>
+          <w:bCs/>
+          <w:color w:val="D86DCB" w:themeColor="accent5" w:themeTint="99"/>
+          <w:sz w:val="36"/>
+          <w:szCs w:val="36"/>
+        </w:rPr>
+        <w:t>_ ,</w:t>
+      </w:r>
+      <w:proofErr w:type="gramEnd"/>
+      <w:r>
+        <w:rPr>
+          <w:b/>
+          <w:bCs/>
+          <w:color w:val="D86DCB" w:themeColor="accent5" w:themeTint="99"/>
+          <w:sz w:val="36"/>
+          <w:szCs w:val="36"/>
+        </w:rPr>
+        <w:t xml:space="preserve"> child) {</w:t>
+      </w:r>
+    </w:p>
+    <w:p>
+      <w:pPr>
+        <w:jc w:val="both"/>
+        <w:rPr>
+          <w:b/>
+          <w:bCs/>
+          <w:color w:val="D86DCB" w:themeColor="accent5" w:themeTint="99"/>
+          <w:sz w:val="36"/>
+          <w:szCs w:val="36"/>
+        </w:rPr>
+      </w:pPr>
+      <w:r>
+        <w:rPr>
+          <w:b/>
+          <w:bCs/>
+          <w:color w:val="D86DCB" w:themeColor="accent5" w:themeTint="99"/>
+          <w:sz w:val="36"/>
+          <w:szCs w:val="36"/>
+        </w:rPr>
         <w:lastRenderedPageBreak/>
+        <w:t xml:space="preserve">        return </w:t>
+      </w:r>
+      <w:proofErr w:type="spellStart"/>
+      <w:proofErr w:type="gramStart"/>
+      <w:r>
+        <w:rPr>
+          <w:b/>
+          <w:bCs/>
+          <w:color w:val="D86DCB" w:themeColor="accent5" w:themeTint="99"/>
+          <w:sz w:val="36"/>
+          <w:szCs w:val="36"/>
+        </w:rPr>
+        <w:t>MaterialApp</w:t>
+      </w:r>
+      <w:proofErr w:type="spellEnd"/>
+      <w:r>
+        <w:rPr>
+          <w:b/>
+          <w:bCs/>
+          <w:color w:val="D86DCB" w:themeColor="accent5" w:themeTint="99"/>
+          <w:sz w:val="36"/>
+          <w:szCs w:val="36"/>
+        </w:rPr>
+        <w:t>(</w:t>
+      </w:r>
+      <w:proofErr w:type="gramEnd"/>
+    </w:p>
+    <w:p>
+      <w:pPr>
+        <w:jc w:val="both"/>
+        <w:rPr>
+          <w:b/>
+          <w:bCs/>
+          <w:color w:val="D86DCB" w:themeColor="accent5" w:themeTint="99"/>
+          <w:sz w:val="36"/>
+          <w:szCs w:val="36"/>
+        </w:rPr>
+      </w:pPr>
+      <w:r>
+        <w:rPr>
+          <w:b/>
+          <w:bCs/>
+          <w:color w:val="D86DCB" w:themeColor="accent5" w:themeTint="99"/>
+          <w:sz w:val="36"/>
+          <w:szCs w:val="36"/>
+        </w:rPr>
+        <w:t xml:space="preserve">      </w:t>
+      </w:r>
+      <w:r>
+        <w:rPr>
+          <w:b/>
+          <w:bCs/>
+          <w:color w:val="D86DCB" w:themeColor="accent5" w:themeTint="99"/>
+          <w:sz w:val="36"/>
+          <w:szCs w:val="36"/>
+        </w:rPr>
+        <w:t>…</w:t>
+      </w:r>
+    </w:p>
+    <w:p>
+      <w:pPr>
+        <w:jc w:val="both"/>
+        <w:rPr>
+          <w:b/>
+          <w:bCs/>
+          <w:color w:val="D86DCB" w:themeColor="accent5" w:themeTint="99"/>
+          <w:sz w:val="36"/>
+          <w:szCs w:val="36"/>
+        </w:rPr>
+      </w:pPr>
+      <w:r>
+        <w:rPr>
+          <w:b/>
+          <w:bCs/>
+          <w:color w:val="D86DCB" w:themeColor="accent5" w:themeTint="99"/>
+          <w:sz w:val="36"/>
+          <w:szCs w:val="36"/>
+        </w:rPr>
+        <w:t xml:space="preserve">          home: child,</w:t>
+      </w:r>
+    </w:p>
+    <w:p>
+      <w:pPr>
+        <w:jc w:val="both"/>
+        <w:rPr>
+          <w:b/>
+          <w:bCs/>
+          <w:color w:val="D86DCB" w:themeColor="accent5" w:themeTint="99"/>
+          <w:sz w:val="36"/>
+          <w:szCs w:val="36"/>
+        </w:rPr>
+      </w:pPr>
+      <w:r>
+        <w:rPr>
+          <w:b/>
+          <w:bCs/>
+          <w:color w:val="D86DCB" w:themeColor="accent5" w:themeTint="99"/>
+          <w:sz w:val="36"/>
+          <w:szCs w:val="36"/>
+        </w:rPr>
+        <w:t xml:space="preserve">        );</w:t>
+      </w:r>
+    </w:p>
+    <w:p>
+      <w:pPr>
+        <w:jc w:val="both"/>
+        <w:rPr>
+          <w:b/>
+          <w:bCs/>
+          <w:color w:val="D86DCB" w:themeColor="accent5" w:themeTint="99"/>
+          <w:sz w:val="36"/>
+          <w:szCs w:val="36"/>
+        </w:rPr>
+      </w:pPr>
+      <w:r>
+        <w:rPr>
+          <w:b/>
+          <w:bCs/>
+          <w:color w:val="D86DCB" w:themeColor="accent5" w:themeTint="99"/>
+          <w:sz w:val="36"/>
+          <w:szCs w:val="36"/>
+        </w:rPr>
+        <w:t xml:space="preserve">      },</w:t>
+      </w:r>
+    </w:p>
+    <w:p>
+      <w:pPr>
+        <w:jc w:val="both"/>
+        <w:rPr>
+          <w:b/>
+          <w:bCs/>
+          <w:color w:val="D86DCB" w:themeColor="accent5" w:themeTint="99"/>
+          <w:sz w:val="36"/>
+          <w:szCs w:val="36"/>
+        </w:rPr>
+      </w:pPr>
+      <w:r>
+        <w:rPr>
+          <w:b/>
+          <w:bCs/>
+          <w:color w:val="D86DCB" w:themeColor="accent5" w:themeTint="99"/>
+          <w:sz w:val="36"/>
+          <w:szCs w:val="36"/>
+        </w:rPr>
+        <w:t xml:space="preserve">      child: const </w:t>
+      </w:r>
+      <w:proofErr w:type="spellStart"/>
+      <w:proofErr w:type="gramStart"/>
+      <w:r>
+        <w:rPr>
+          <w:b/>
+          <w:bCs/>
+          <w:color w:val="D86DCB" w:themeColor="accent5" w:themeTint="99"/>
+          <w:sz w:val="36"/>
+          <w:szCs w:val="36"/>
+        </w:rPr>
+        <w:t>ScreenPackage</w:t>
+      </w:r>
+      <w:proofErr w:type="spellEnd"/>
+      <w:r>
+        <w:rPr>
+          <w:b/>
+          <w:bCs/>
+          <w:color w:val="D86DCB" w:themeColor="accent5" w:themeTint="99"/>
+          <w:sz w:val="36"/>
+          <w:szCs w:val="36"/>
+        </w:rPr>
+        <w:t>(</w:t>
+      </w:r>
+      <w:proofErr w:type="gramEnd"/>
+      <w:r>
+        <w:rPr>
+          <w:b/>
+          <w:bCs/>
+          <w:color w:val="D86DCB" w:themeColor="accent5" w:themeTint="99"/>
+          <w:sz w:val="36"/>
+          <w:szCs w:val="36"/>
+        </w:rPr>
+        <w:t>),</w:t>
+      </w:r>
+    </w:p>
+    <w:p>
+      <w:pPr>
+        <w:jc w:val="both"/>
+        <w:rPr>
+          <w:b/>
+          <w:bCs/>
+          <w:color w:val="D86DCB" w:themeColor="accent5" w:themeTint="99"/>
+          <w:sz w:val="36"/>
+          <w:szCs w:val="36"/>
+        </w:rPr>
+      </w:pPr>
+      <w:r>
+        <w:rPr>
+          <w:b/>
+          <w:bCs/>
+          <w:color w:val="D86DCB" w:themeColor="accent5" w:themeTint="99"/>
+          <w:sz w:val="36"/>
+          <w:szCs w:val="36"/>
+        </w:rPr>
+        <w:t xml:space="preserve">    );</w:t>
+      </w:r>
+    </w:p>
+    <w:p>
+      <w:pPr>
+        <w:jc w:val="both"/>
+        <w:rPr>
+          <w:sz w:val="36"/>
+          <w:szCs w:val="36"/>
+        </w:rPr>
+      </w:pPr>
+      <w:r>
+        <w:rPr>
+          <w:sz w:val="36"/>
+          <w:szCs w:val="36"/>
+        </w:rPr>
         <w:t xml:space="preserve"># </w:t>
       </w:r>
       <w:proofErr w:type="spellStart"/>
@@ -15005,806 +16841,47 @@
           <w:sz w:val="36"/>
           <w:szCs w:val="36"/>
         </w:rPr>
-        <w:t>minTextAdapt</w:t>
-      </w:r>
-      <w:proofErr w:type="spellEnd"/>
-      <w:r>
-        <w:rPr>
-          <w:sz w:val="36"/>
-          <w:szCs w:val="36"/>
-        </w:rPr>
-        <w:t xml:space="preserve"> k</w:t>
-      </w:r>
-      <w:r>
-        <w:rPr>
-          <w:sz w:val="36"/>
-          <w:szCs w:val="36"/>
-        </w:rPr>
-        <w:t>eeps text readable on smaller or larger screens by considering the minimum side of the screen.</w:t>
-      </w:r>
-    </w:p>
-    <w:p>
-      <w:pPr>
-        <w:jc w:val="both"/>
-        <w:rPr>
-          <w:sz w:val="36"/>
-          <w:szCs w:val="36"/>
-        </w:rPr>
-      </w:pPr>
-      <w:r>
-        <w:rPr>
-          <w:sz w:val="36"/>
-          <w:szCs w:val="36"/>
-        </w:rPr>
-        <w:t>#</w:t>
-      </w:r>
-      <w:r>
-        <w:rPr>
+        <w:t>ScreenUtil</w:t>
+      </w:r>
+      <w:proofErr w:type="spellEnd"/>
+      <w:r>
+        <w:rPr>
+          <w:b/>
+          <w:bCs/>
           <w:sz w:val="36"/>
           <w:szCs w:val="36"/>
         </w:rPr>
         <w:t xml:space="preserve"> </w:t>
       </w:r>
-      <w:proofErr w:type="spellStart"/>
-      <w:r>
-        <w:rPr>
-          <w:b/>
-          <w:bCs/>
-          <w:sz w:val="36"/>
-          <w:szCs w:val="36"/>
-        </w:rPr>
-        <w:t>splitScreenMode</w:t>
-      </w:r>
-      <w:proofErr w:type="spellEnd"/>
-      <w:r>
-        <w:rPr>
-          <w:sz w:val="36"/>
-          <w:szCs w:val="36"/>
-        </w:rPr>
-        <w:t xml:space="preserve"> e</w:t>
-      </w:r>
-      <w:r>
-        <w:rPr>
-          <w:sz w:val="36"/>
-          <w:szCs w:val="36"/>
-        </w:rPr>
-        <w:t>nsures layout works properly in Android split-screen / tablet modes.</w:t>
-      </w:r>
-    </w:p>
-    <w:p>
-      <w:pPr>
-        <w:jc w:val="both"/>
-        <w:rPr>
-          <w:sz w:val="36"/>
-          <w:szCs w:val="36"/>
-        </w:rPr>
-      </w:pPr>
-      <w:r>
-        <w:rPr>
-          <w:rFonts w:ascii="Segoe UI Emoji" w:hAnsi="Segoe UI Emoji" w:cs="Segoe UI Emoji"/>
-          <w:sz w:val="36"/>
-          <w:szCs w:val="36"/>
-        </w:rPr>
-        <w:t xml:space="preserve"># </w:t>
-      </w:r>
-      <w:r>
-        <w:rPr>
-          <w:b/>
-          <w:bCs/>
-          <w:sz w:val="36"/>
-          <w:szCs w:val="36"/>
-        </w:rPr>
-        <w:t>builder</w:t>
-      </w:r>
-      <w:r>
-        <w:rPr>
-          <w:sz w:val="36"/>
-          <w:szCs w:val="36"/>
-        </w:rPr>
-        <w:t xml:space="preserve"> w</w:t>
-      </w:r>
-      <w:r>
-        <w:rPr>
-          <w:sz w:val="36"/>
-          <w:szCs w:val="36"/>
-        </w:rPr>
-        <w:t xml:space="preserve">raps our </w:t>
-      </w:r>
-      <w:proofErr w:type="spellStart"/>
-      <w:r>
-        <w:rPr>
-          <w:sz w:val="36"/>
-          <w:szCs w:val="36"/>
-        </w:rPr>
-        <w:t>MaterialApp</w:t>
-      </w:r>
-      <w:proofErr w:type="spellEnd"/>
-      <w:r>
-        <w:rPr>
-          <w:sz w:val="36"/>
-          <w:szCs w:val="36"/>
-        </w:rPr>
-        <w:t xml:space="preserve"> or </w:t>
-      </w:r>
-      <w:proofErr w:type="spellStart"/>
-      <w:r>
-        <w:rPr>
-          <w:sz w:val="36"/>
-          <w:szCs w:val="36"/>
-        </w:rPr>
-        <w:t>CupertinoApp</w:t>
-      </w:r>
-      <w:proofErr w:type="spellEnd"/>
-      <w:r>
-        <w:rPr>
-          <w:sz w:val="36"/>
-          <w:szCs w:val="36"/>
-        </w:rPr>
-        <w:t xml:space="preserve">. Everything below gains access to </w:t>
-      </w:r>
-      <w:proofErr w:type="spellStart"/>
-      <w:r>
-        <w:rPr>
-          <w:sz w:val="36"/>
-          <w:szCs w:val="36"/>
-        </w:rPr>
-        <w:t>ScreenUtil</w:t>
-      </w:r>
-      <w:proofErr w:type="spellEnd"/>
-      <w:r>
-        <w:rPr>
-          <w:sz w:val="36"/>
-          <w:szCs w:val="36"/>
-        </w:rPr>
-        <w:t>.</w:t>
-      </w:r>
-    </w:p>
-    <w:p>
-      <w:pPr>
-        <w:jc w:val="both"/>
-        <w:rPr>
-          <w:sz w:val="36"/>
-          <w:szCs w:val="36"/>
-        </w:rPr>
-      </w:pPr>
-      <w:r>
-        <w:rPr>
-          <w:sz w:val="36"/>
-          <w:szCs w:val="36"/>
-        </w:rPr>
-        <w:t>#</w:t>
-      </w:r>
-      <w:r>
-        <w:rPr>
-          <w:sz w:val="36"/>
-          <w:szCs w:val="36"/>
-        </w:rPr>
-        <w:t xml:space="preserve"> </w:t>
-      </w:r>
-      <w:r>
-        <w:rPr>
-          <w:b/>
-          <w:bCs/>
-          <w:sz w:val="36"/>
-          <w:szCs w:val="36"/>
-        </w:rPr>
-        <w:t>child</w:t>
-      </w:r>
-      <w:r>
-        <w:rPr>
-          <w:sz w:val="36"/>
-          <w:szCs w:val="36"/>
-        </w:rPr>
-        <w:t xml:space="preserve"> t</w:t>
-      </w:r>
-      <w:r>
-        <w:rPr>
-          <w:sz w:val="36"/>
-          <w:szCs w:val="36"/>
-        </w:rPr>
-        <w:t xml:space="preserve">he root widget of our app (e.g. </w:t>
-      </w:r>
+      <w:r>
+        <w:rPr>
+          <w:sz w:val="36"/>
+          <w:szCs w:val="36"/>
+        </w:rPr>
+        <w:t>measures our device size using:</w:t>
+      </w:r>
+    </w:p>
+    <w:p>
+      <w:pPr>
+        <w:jc w:val="both"/>
+        <w:rPr>
+          <w:b/>
+          <w:bCs/>
+          <w:color w:val="60CAF3" w:themeColor="accent4" w:themeTint="99"/>
+          <w:sz w:val="36"/>
+          <w:szCs w:val="36"/>
+        </w:rPr>
+      </w:pPr>
       <w:proofErr w:type="spellStart"/>
       <w:proofErr w:type="gramStart"/>
       <w:r>
         <w:rPr>
-          <w:sz w:val="36"/>
-          <w:szCs w:val="36"/>
-        </w:rPr>
-        <w:t>MyHomePage</w:t>
-      </w:r>
-      <w:proofErr w:type="spellEnd"/>
-      <w:r>
-        <w:rPr>
-          <w:sz w:val="36"/>
-          <w:szCs w:val="36"/>
-        </w:rPr>
-        <w:t>(</w:t>
-      </w:r>
-      <w:proofErr w:type="gramEnd"/>
-      <w:r>
-        <w:rPr>
-          <w:sz w:val="36"/>
-          <w:szCs w:val="36"/>
-        </w:rPr>
-        <w:t>)).</w:t>
-      </w:r>
-    </w:p>
-    <w:p>
-      <w:pPr>
-        <w:jc w:val="both"/>
-        <w:rPr>
-          <w:b/>
-          <w:bCs/>
-          <w:color w:val="D86DCB" w:themeColor="accent5" w:themeTint="99"/>
-          <w:sz w:val="36"/>
-          <w:szCs w:val="36"/>
-        </w:rPr>
-      </w:pPr>
-      <w:r>
-        <w:rPr>
-          <w:b/>
-          <w:bCs/>
-          <w:color w:val="D86DCB" w:themeColor="accent5" w:themeTint="99"/>
-          <w:sz w:val="36"/>
-          <w:szCs w:val="36"/>
-        </w:rPr>
-        <w:t xml:space="preserve">return </w:t>
-      </w:r>
-      <w:proofErr w:type="spellStart"/>
-      <w:proofErr w:type="gramStart"/>
-      <w:r>
-        <w:rPr>
-          <w:b/>
-          <w:bCs/>
-          <w:color w:val="D86DCB" w:themeColor="accent5" w:themeTint="99"/>
-          <w:sz w:val="36"/>
-          <w:szCs w:val="36"/>
-        </w:rPr>
-        <w:t>ScreenUtilInit</w:t>
-      </w:r>
-      <w:proofErr w:type="spellEnd"/>
-      <w:r>
-        <w:rPr>
-          <w:b/>
-          <w:bCs/>
-          <w:color w:val="D86DCB" w:themeColor="accent5" w:themeTint="99"/>
-          <w:sz w:val="36"/>
-          <w:szCs w:val="36"/>
-        </w:rPr>
-        <w:t>(</w:t>
-      </w:r>
-      <w:proofErr w:type="gramEnd"/>
-    </w:p>
-    <w:p>
-      <w:pPr>
-        <w:jc w:val="both"/>
-        <w:rPr>
-          <w:b/>
-          <w:bCs/>
-          <w:color w:val="D86DCB" w:themeColor="accent5" w:themeTint="99"/>
-          <w:sz w:val="36"/>
-          <w:szCs w:val="36"/>
-        </w:rPr>
-      </w:pPr>
-      <w:r>
-        <w:rPr>
-          <w:b/>
-          <w:bCs/>
-          <w:color w:val="D86DCB" w:themeColor="accent5" w:themeTint="99"/>
-          <w:sz w:val="36"/>
-          <w:szCs w:val="36"/>
-        </w:rPr>
-        <w:t xml:space="preserve">      </w:t>
-      </w:r>
-      <w:proofErr w:type="spellStart"/>
-      <w:r>
-        <w:rPr>
-          <w:b/>
-          <w:bCs/>
-          <w:color w:val="D86DCB" w:themeColor="accent5" w:themeTint="99"/>
-          <w:sz w:val="36"/>
-          <w:szCs w:val="36"/>
-        </w:rPr>
-        <w:t>designSize</w:t>
-      </w:r>
-      <w:proofErr w:type="spellEnd"/>
-      <w:r>
-        <w:rPr>
-          <w:b/>
-          <w:bCs/>
-          <w:color w:val="D86DCB" w:themeColor="accent5" w:themeTint="99"/>
-          <w:sz w:val="36"/>
-          <w:szCs w:val="36"/>
-        </w:rPr>
-        <w:t xml:space="preserve">: const </w:t>
-      </w:r>
-      <w:proofErr w:type="gramStart"/>
-      <w:r>
-        <w:rPr>
-          <w:b/>
-          <w:bCs/>
-          <w:color w:val="D86DCB" w:themeColor="accent5" w:themeTint="99"/>
-          <w:sz w:val="36"/>
-          <w:szCs w:val="36"/>
-        </w:rPr>
-        <w:t>Size(</w:t>
-      </w:r>
-      <w:proofErr w:type="gramEnd"/>
-      <w:r>
-        <w:rPr>
-          <w:b/>
-          <w:bCs/>
-          <w:color w:val="D86DCB" w:themeColor="accent5" w:themeTint="99"/>
-          <w:sz w:val="36"/>
-          <w:szCs w:val="36"/>
-        </w:rPr>
-        <w:t>360, 690),</w:t>
-      </w:r>
-    </w:p>
-    <w:p>
-      <w:pPr>
-        <w:jc w:val="both"/>
-        <w:rPr>
-          <w:b/>
-          <w:bCs/>
-          <w:color w:val="D86DCB" w:themeColor="accent5" w:themeTint="99"/>
-          <w:sz w:val="36"/>
-          <w:szCs w:val="36"/>
-        </w:rPr>
-      </w:pPr>
-      <w:r>
-        <w:rPr>
-          <w:b/>
-          <w:bCs/>
-          <w:color w:val="D86DCB" w:themeColor="accent5" w:themeTint="99"/>
-          <w:sz w:val="36"/>
-          <w:szCs w:val="36"/>
-        </w:rPr>
-        <w:t xml:space="preserve">      </w:t>
-      </w:r>
-      <w:proofErr w:type="spellStart"/>
-      <w:r>
-        <w:rPr>
-          <w:b/>
-          <w:bCs/>
-          <w:color w:val="D86DCB" w:themeColor="accent5" w:themeTint="99"/>
-          <w:sz w:val="36"/>
-          <w:szCs w:val="36"/>
-        </w:rPr>
-        <w:t>minTextAdapt</w:t>
-      </w:r>
-      <w:proofErr w:type="spellEnd"/>
-      <w:r>
-        <w:rPr>
-          <w:b/>
-          <w:bCs/>
-          <w:color w:val="D86DCB" w:themeColor="accent5" w:themeTint="99"/>
-          <w:sz w:val="36"/>
-          <w:szCs w:val="36"/>
-        </w:rPr>
-        <w:t>: true,</w:t>
-      </w:r>
-    </w:p>
-    <w:p>
-      <w:pPr>
-        <w:jc w:val="both"/>
-        <w:rPr>
-          <w:b/>
-          <w:bCs/>
-          <w:color w:val="D86DCB" w:themeColor="accent5" w:themeTint="99"/>
-          <w:sz w:val="36"/>
-          <w:szCs w:val="36"/>
-        </w:rPr>
-      </w:pPr>
-      <w:r>
-        <w:rPr>
-          <w:b/>
-          <w:bCs/>
-          <w:color w:val="D86DCB" w:themeColor="accent5" w:themeTint="99"/>
-          <w:sz w:val="36"/>
-          <w:szCs w:val="36"/>
-        </w:rPr>
-        <w:t xml:space="preserve">      </w:t>
-      </w:r>
-      <w:proofErr w:type="spellStart"/>
-      <w:r>
-        <w:rPr>
-          <w:b/>
-          <w:bCs/>
-          <w:color w:val="D86DCB" w:themeColor="accent5" w:themeTint="99"/>
-          <w:sz w:val="36"/>
-          <w:szCs w:val="36"/>
-        </w:rPr>
-        <w:t>splitScreenMode</w:t>
-      </w:r>
-      <w:proofErr w:type="spellEnd"/>
-      <w:r>
-        <w:rPr>
-          <w:b/>
-          <w:bCs/>
-          <w:color w:val="D86DCB" w:themeColor="accent5" w:themeTint="99"/>
-          <w:sz w:val="36"/>
-          <w:szCs w:val="36"/>
-        </w:rPr>
-        <w:t>: true,</w:t>
-      </w:r>
-    </w:p>
-    <w:p>
-      <w:pPr>
-        <w:jc w:val="both"/>
-        <w:rPr>
-          <w:b/>
-          <w:bCs/>
-          <w:color w:val="D86DCB" w:themeColor="accent5" w:themeTint="99"/>
-          <w:sz w:val="36"/>
-          <w:szCs w:val="36"/>
-        </w:rPr>
-      </w:pPr>
-      <w:r>
-        <w:rPr>
-          <w:b/>
-          <w:bCs/>
-          <w:color w:val="D86DCB" w:themeColor="accent5" w:themeTint="99"/>
-          <w:sz w:val="36"/>
-          <w:szCs w:val="36"/>
-        </w:rPr>
-        <w:t xml:space="preserve"> </w:t>
-      </w:r>
-      <w:proofErr w:type="spellStart"/>
-      <w:r>
-        <w:rPr>
-          <w:b/>
-          <w:bCs/>
-          <w:color w:val="D86DCB" w:themeColor="accent5" w:themeTint="99"/>
-          <w:sz w:val="36"/>
-          <w:szCs w:val="36"/>
-        </w:rPr>
-        <w:t>ScreenUtilInit</w:t>
-      </w:r>
-      <w:proofErr w:type="spellEnd"/>
-      <w:r>
-        <w:rPr>
-          <w:b/>
-          <w:bCs/>
-          <w:color w:val="D86DCB" w:themeColor="accent5" w:themeTint="99"/>
-          <w:sz w:val="36"/>
-          <w:szCs w:val="36"/>
-        </w:rPr>
-        <w:t xml:space="preserve"> context</w:t>
-      </w:r>
-    </w:p>
-    <w:p>
-      <w:pPr>
-        <w:jc w:val="both"/>
-        <w:rPr>
-          <w:b/>
-          <w:bCs/>
-          <w:color w:val="D86DCB" w:themeColor="accent5" w:themeTint="99"/>
-          <w:sz w:val="36"/>
-          <w:szCs w:val="36"/>
-        </w:rPr>
-      </w:pPr>
-      <w:r>
-        <w:rPr>
-          <w:b/>
-          <w:bCs/>
-          <w:color w:val="D86DCB" w:themeColor="accent5" w:themeTint="99"/>
-          <w:sz w:val="36"/>
-          <w:szCs w:val="36"/>
-        </w:rPr>
-        <w:t xml:space="preserve">      builder: (</w:t>
-      </w:r>
-      <w:proofErr w:type="gramStart"/>
-      <w:r>
-        <w:rPr>
-          <w:b/>
-          <w:bCs/>
-          <w:color w:val="D86DCB" w:themeColor="accent5" w:themeTint="99"/>
-          <w:sz w:val="36"/>
-          <w:szCs w:val="36"/>
-        </w:rPr>
-        <w:t>_ ,</w:t>
-      </w:r>
-      <w:proofErr w:type="gramEnd"/>
-      <w:r>
-        <w:rPr>
-          <w:b/>
-          <w:bCs/>
-          <w:color w:val="D86DCB" w:themeColor="accent5" w:themeTint="99"/>
-          <w:sz w:val="36"/>
-          <w:szCs w:val="36"/>
-        </w:rPr>
-        <w:t xml:space="preserve"> child) {</w:t>
-      </w:r>
-    </w:p>
-    <w:p>
-      <w:pPr>
-        <w:jc w:val="both"/>
-        <w:rPr>
-          <w:b/>
-          <w:bCs/>
-          <w:color w:val="D86DCB" w:themeColor="accent5" w:themeTint="99"/>
-          <w:sz w:val="36"/>
-          <w:szCs w:val="36"/>
-        </w:rPr>
-      </w:pPr>
-      <w:r>
-        <w:rPr>
-          <w:b/>
-          <w:bCs/>
-          <w:color w:val="D86DCB" w:themeColor="accent5" w:themeTint="99"/>
-          <w:sz w:val="36"/>
-          <w:szCs w:val="36"/>
-        </w:rPr>
-        <w:t xml:space="preserve">        return </w:t>
-      </w:r>
-      <w:proofErr w:type="spellStart"/>
-      <w:proofErr w:type="gramStart"/>
-      <w:r>
-        <w:rPr>
-          <w:b/>
-          <w:bCs/>
-          <w:color w:val="D86DCB" w:themeColor="accent5" w:themeTint="99"/>
-          <w:sz w:val="36"/>
-          <w:szCs w:val="36"/>
-        </w:rPr>
-        <w:t>MaterialApp</w:t>
-      </w:r>
-      <w:proofErr w:type="spellEnd"/>
-      <w:r>
-        <w:rPr>
-          <w:b/>
-          <w:bCs/>
-          <w:color w:val="D86DCB" w:themeColor="accent5" w:themeTint="99"/>
-          <w:sz w:val="36"/>
-          <w:szCs w:val="36"/>
-        </w:rPr>
-        <w:t>(</w:t>
-      </w:r>
-      <w:proofErr w:type="gramEnd"/>
-    </w:p>
-    <w:p>
-      <w:pPr>
-        <w:jc w:val="both"/>
-        <w:rPr>
-          <w:b/>
-          <w:bCs/>
-          <w:color w:val="D86DCB" w:themeColor="accent5" w:themeTint="99"/>
-          <w:sz w:val="36"/>
-          <w:szCs w:val="36"/>
-        </w:rPr>
-      </w:pPr>
-      <w:r>
-        <w:rPr>
-          <w:b/>
-          <w:bCs/>
-          <w:color w:val="D86DCB" w:themeColor="accent5" w:themeTint="99"/>
-          <w:sz w:val="36"/>
-          <w:szCs w:val="36"/>
-        </w:rPr>
-        <w:t xml:space="preserve">      </w:t>
-      </w:r>
-      <w:r>
-        <w:rPr>
-          <w:b/>
-          <w:bCs/>
-          <w:color w:val="D86DCB" w:themeColor="accent5" w:themeTint="99"/>
-          <w:sz w:val="36"/>
-          <w:szCs w:val="36"/>
-        </w:rPr>
-        <w:t>…</w:t>
-      </w:r>
-    </w:p>
-    <w:p>
-      <w:pPr>
-        <w:jc w:val="both"/>
-        <w:rPr>
-          <w:b/>
-          <w:bCs/>
-          <w:color w:val="D86DCB" w:themeColor="accent5" w:themeTint="99"/>
-          <w:sz w:val="36"/>
-          <w:szCs w:val="36"/>
-        </w:rPr>
-      </w:pPr>
-      <w:r>
-        <w:rPr>
-          <w:b/>
-          <w:bCs/>
-          <w:color w:val="D86DCB" w:themeColor="accent5" w:themeTint="99"/>
-          <w:sz w:val="36"/>
-          <w:szCs w:val="36"/>
-        </w:rPr>
-        <w:t xml:space="preserve">          home: child,</w:t>
-      </w:r>
-    </w:p>
-    <w:p>
-      <w:pPr>
-        <w:jc w:val="both"/>
-        <w:rPr>
-          <w:b/>
-          <w:bCs/>
-          <w:color w:val="D86DCB" w:themeColor="accent5" w:themeTint="99"/>
-          <w:sz w:val="36"/>
-          <w:szCs w:val="36"/>
-        </w:rPr>
-      </w:pPr>
-      <w:r>
-        <w:rPr>
-          <w:b/>
-          <w:bCs/>
-          <w:color w:val="D86DCB" w:themeColor="accent5" w:themeTint="99"/>
-          <w:sz w:val="36"/>
-          <w:szCs w:val="36"/>
-        </w:rPr>
-        <w:t xml:space="preserve">        );</w:t>
-      </w:r>
-    </w:p>
-    <w:p>
-      <w:pPr>
-        <w:jc w:val="both"/>
-        <w:rPr>
-          <w:b/>
-          <w:bCs/>
-          <w:color w:val="D86DCB" w:themeColor="accent5" w:themeTint="99"/>
-          <w:sz w:val="36"/>
-          <w:szCs w:val="36"/>
-        </w:rPr>
-      </w:pPr>
-      <w:r>
-        <w:rPr>
-          <w:b/>
-          <w:bCs/>
-          <w:color w:val="D86DCB" w:themeColor="accent5" w:themeTint="99"/>
-          <w:sz w:val="36"/>
-          <w:szCs w:val="36"/>
-        </w:rPr>
-        <w:t xml:space="preserve">      },</w:t>
-      </w:r>
-    </w:p>
-    <w:p>
-      <w:pPr>
-        <w:jc w:val="both"/>
-        <w:rPr>
-          <w:b/>
-          <w:bCs/>
-          <w:color w:val="D86DCB" w:themeColor="accent5" w:themeTint="99"/>
-          <w:sz w:val="36"/>
-          <w:szCs w:val="36"/>
-        </w:rPr>
-      </w:pPr>
-      <w:r>
-        <w:rPr>
-          <w:b/>
-          <w:bCs/>
-          <w:color w:val="D86DCB" w:themeColor="accent5" w:themeTint="99"/>
-          <w:sz w:val="36"/>
-          <w:szCs w:val="36"/>
-        </w:rPr>
-        <w:t xml:space="preserve">      child: const </w:t>
-      </w:r>
-      <w:proofErr w:type="spellStart"/>
-      <w:proofErr w:type="gramStart"/>
-      <w:r>
-        <w:rPr>
-          <w:b/>
-          <w:bCs/>
-          <w:color w:val="D86DCB" w:themeColor="accent5" w:themeTint="99"/>
-          <w:sz w:val="36"/>
-          <w:szCs w:val="36"/>
-        </w:rPr>
-        <w:t>ScreenPackage</w:t>
-      </w:r>
-      <w:proofErr w:type="spellEnd"/>
-      <w:r>
-        <w:rPr>
-          <w:b/>
-          <w:bCs/>
-          <w:color w:val="D86DCB" w:themeColor="accent5" w:themeTint="99"/>
-          <w:sz w:val="36"/>
-          <w:szCs w:val="36"/>
-        </w:rPr>
-        <w:t>(</w:t>
-      </w:r>
-      <w:proofErr w:type="gramEnd"/>
-      <w:r>
-        <w:rPr>
-          <w:b/>
-          <w:bCs/>
-          <w:color w:val="D86DCB" w:themeColor="accent5" w:themeTint="99"/>
-          <w:sz w:val="36"/>
-          <w:szCs w:val="36"/>
-        </w:rPr>
-        <w:t>),</w:t>
-      </w:r>
-    </w:p>
-    <w:p>
-      <w:pPr>
-        <w:jc w:val="both"/>
-        <w:rPr>
-          <w:b/>
-          <w:bCs/>
-          <w:color w:val="D86DCB" w:themeColor="accent5" w:themeTint="99"/>
-          <w:sz w:val="36"/>
-          <w:szCs w:val="36"/>
-        </w:rPr>
-      </w:pPr>
-      <w:r>
-        <w:rPr>
-          <w:b/>
-          <w:bCs/>
-          <w:color w:val="D86DCB" w:themeColor="accent5" w:themeTint="99"/>
-          <w:sz w:val="36"/>
-          <w:szCs w:val="36"/>
-        </w:rPr>
-        <w:t xml:space="preserve">    );</w:t>
-      </w:r>
-    </w:p>
-    <w:p>
-      <w:pPr>
-        <w:jc w:val="both"/>
-        <w:rPr>
-          <w:sz w:val="36"/>
-          <w:szCs w:val="36"/>
-        </w:rPr>
-      </w:pPr>
-      <w:r>
-        <w:rPr>
-          <w:sz w:val="36"/>
-          <w:szCs w:val="36"/>
-        </w:rPr>
-        <w:t xml:space="preserve"># </w:t>
-      </w:r>
-      <w:proofErr w:type="spellStart"/>
-      <w:r>
-        <w:rPr>
-          <w:b/>
-          <w:bCs/>
-          <w:sz w:val="36"/>
-          <w:szCs w:val="36"/>
-        </w:rPr>
-        <w:t>ScreenUtil</w:t>
-      </w:r>
-      <w:proofErr w:type="spellEnd"/>
-      <w:r>
-        <w:rPr>
-          <w:b/>
-          <w:bCs/>
-          <w:sz w:val="36"/>
-          <w:szCs w:val="36"/>
-        </w:rPr>
-        <w:t xml:space="preserve"> </w:t>
-      </w:r>
-      <w:r>
-        <w:rPr>
-          <w:sz w:val="36"/>
-          <w:szCs w:val="36"/>
-        </w:rPr>
-        <w:t>measures our device size using:</w:t>
-      </w:r>
-    </w:p>
-    <w:p>
-      <w:pPr>
-        <w:jc w:val="both"/>
-        <w:rPr>
           <w:b/>
           <w:bCs/>
           <w:color w:val="60CAF3" w:themeColor="accent4" w:themeTint="99"/>
           <w:sz w:val="36"/>
           <w:szCs w:val="36"/>
         </w:rPr>
-      </w:pPr>
-      <w:proofErr w:type="spellStart"/>
-      <w:proofErr w:type="gramStart"/>
-      <w:r>
-        <w:rPr>
-          <w:b/>
-          <w:bCs/>
-          <w:color w:val="60CAF3" w:themeColor="accent4" w:themeTint="99"/>
-          <w:sz w:val="36"/>
-          <w:szCs w:val="36"/>
-        </w:rPr>
-        <w:lastRenderedPageBreak/>
         <w:t>ScreenUtil</w:t>
       </w:r>
       <w:proofErr w:type="spellEnd"/>
@@ -16287,6 +17364,7 @@
                 <w:sz w:val="36"/>
                 <w:szCs w:val="36"/>
               </w:rPr>
+              <w:lastRenderedPageBreak/>
               <w:t>x.w</w:t>
             </w:r>
             <w:proofErr w:type="spellEnd"/>
@@ -16777,7 +17855,6 @@
                 <w:sz w:val="36"/>
                 <w:szCs w:val="36"/>
               </w:rPr>
-              <w:lastRenderedPageBreak/>
               <w:t>x.sw</w:t>
             </w:r>
             <w:proofErr w:type="spellEnd"/>
@@ -17244,6 +18321,7 @@
           <w:sz w:val="36"/>
           <w:szCs w:val="36"/>
         </w:rPr>
+        <w:lastRenderedPageBreak/>
         <w:t>Container(</w:t>
       </w:r>
       <w:proofErr w:type="gramEnd"/>
@@ -17516,6 +18594,346 @@
           <w:szCs w:val="36"/>
         </w:rPr>
         <w:t>: 16.sp),</w:t>
+      </w:r>
+    </w:p>
+    <w:p>
+      <w:pPr>
+        <w:jc w:val="both"/>
+        <w:rPr>
+          <w:b/>
+          <w:bCs/>
+          <w:color w:val="D86DCB" w:themeColor="accent5" w:themeTint="99"/>
+          <w:sz w:val="36"/>
+          <w:szCs w:val="36"/>
+        </w:rPr>
+      </w:pPr>
+      <w:r>
+        <w:rPr>
+          <w:b/>
+          <w:bCs/>
+          <w:color w:val="D86DCB" w:themeColor="accent5" w:themeTint="99"/>
+          <w:sz w:val="36"/>
+          <w:szCs w:val="36"/>
+        </w:rPr>
+        <w:t>)</w:t>
+      </w:r>
+    </w:p>
+    <w:p>
+      <w:pPr>
+        <w:jc w:val="both"/>
+        <w:rPr>
+          <w:sz w:val="36"/>
+          <w:szCs w:val="36"/>
+        </w:rPr>
+      </w:pPr>
+      <w:r>
+        <w:rPr>
+          <w:rFonts w:ascii="Segoe UI Emoji" w:hAnsi="Segoe UI Emoji" w:cs="Segoe UI Emoji"/>
+          <w:sz w:val="36"/>
+          <w:szCs w:val="36"/>
+        </w:rPr>
+        <w:t xml:space="preserve"># </w:t>
+      </w:r>
+      <w:r>
+        <w:rPr>
+          <w:sz w:val="36"/>
+          <w:szCs w:val="36"/>
+        </w:rPr>
+        <w:t>Radius</w:t>
+      </w:r>
+    </w:p>
+    <w:p>
+      <w:pPr>
+        <w:jc w:val="both"/>
+        <w:rPr>
+          <w:b/>
+          <w:bCs/>
+          <w:color w:val="D86DCB" w:themeColor="accent5" w:themeTint="99"/>
+          <w:sz w:val="36"/>
+          <w:szCs w:val="36"/>
+        </w:rPr>
+      </w:pPr>
+      <w:proofErr w:type="gramStart"/>
+      <w:r>
+        <w:rPr>
+          <w:b/>
+          <w:bCs/>
+          <w:color w:val="D86DCB" w:themeColor="accent5" w:themeTint="99"/>
+          <w:sz w:val="36"/>
+          <w:szCs w:val="36"/>
+        </w:rPr>
+        <w:t>Container(</w:t>
+      </w:r>
+      <w:proofErr w:type="gramEnd"/>
+    </w:p>
+    <w:p>
+      <w:pPr>
+        <w:jc w:val="both"/>
+        <w:rPr>
+          <w:b/>
+          <w:bCs/>
+          <w:color w:val="D86DCB" w:themeColor="accent5" w:themeTint="99"/>
+          <w:sz w:val="36"/>
+          <w:szCs w:val="36"/>
+        </w:rPr>
+      </w:pPr>
+      <w:r>
+        <w:rPr>
+          <w:b/>
+          <w:bCs/>
+          <w:color w:val="D86DCB" w:themeColor="accent5" w:themeTint="99"/>
+          <w:sz w:val="36"/>
+          <w:szCs w:val="36"/>
+        </w:rPr>
+        <w:t xml:space="preserve">  decoration: </w:t>
+      </w:r>
+      <w:proofErr w:type="spellStart"/>
+      <w:proofErr w:type="gramStart"/>
+      <w:r>
+        <w:rPr>
+          <w:b/>
+          <w:bCs/>
+          <w:color w:val="D86DCB" w:themeColor="accent5" w:themeTint="99"/>
+          <w:sz w:val="36"/>
+          <w:szCs w:val="36"/>
+        </w:rPr>
+        <w:t>BoxDecoration</w:t>
+      </w:r>
+      <w:proofErr w:type="spellEnd"/>
+      <w:r>
+        <w:rPr>
+          <w:b/>
+          <w:bCs/>
+          <w:color w:val="D86DCB" w:themeColor="accent5" w:themeTint="99"/>
+          <w:sz w:val="36"/>
+          <w:szCs w:val="36"/>
+        </w:rPr>
+        <w:t>(</w:t>
+      </w:r>
+      <w:proofErr w:type="gramEnd"/>
+    </w:p>
+    <w:p>
+      <w:pPr>
+        <w:jc w:val="both"/>
+        <w:rPr>
+          <w:b/>
+          <w:bCs/>
+          <w:color w:val="D86DCB" w:themeColor="accent5" w:themeTint="99"/>
+          <w:sz w:val="36"/>
+          <w:szCs w:val="36"/>
+        </w:rPr>
+      </w:pPr>
+      <w:r>
+        <w:rPr>
+          <w:b/>
+          <w:bCs/>
+          <w:color w:val="D86DCB" w:themeColor="accent5" w:themeTint="99"/>
+          <w:sz w:val="36"/>
+          <w:szCs w:val="36"/>
+        </w:rPr>
+        <w:t xml:space="preserve">    </w:t>
+      </w:r>
+      <w:proofErr w:type="spellStart"/>
+      <w:r>
+        <w:rPr>
+          <w:b/>
+          <w:bCs/>
+          <w:color w:val="D86DCB" w:themeColor="accent5" w:themeTint="99"/>
+          <w:sz w:val="36"/>
+          <w:szCs w:val="36"/>
+        </w:rPr>
+        <w:t>borderRadius</w:t>
+      </w:r>
+      <w:proofErr w:type="spellEnd"/>
+      <w:r>
+        <w:rPr>
+          <w:b/>
+          <w:bCs/>
+          <w:color w:val="D86DCB" w:themeColor="accent5" w:themeTint="99"/>
+          <w:sz w:val="36"/>
+          <w:szCs w:val="36"/>
+        </w:rPr>
+        <w:t xml:space="preserve">: </w:t>
+      </w:r>
+      <w:proofErr w:type="spellStart"/>
+      <w:r>
+        <w:rPr>
+          <w:b/>
+          <w:bCs/>
+          <w:color w:val="D86DCB" w:themeColor="accent5" w:themeTint="99"/>
+          <w:sz w:val="36"/>
+          <w:szCs w:val="36"/>
+        </w:rPr>
+        <w:t>BorderRadius.circular</w:t>
+      </w:r>
+      <w:proofErr w:type="spellEnd"/>
+      <w:r>
+        <w:rPr>
+          <w:b/>
+          <w:bCs/>
+          <w:color w:val="D86DCB" w:themeColor="accent5" w:themeTint="99"/>
+          <w:sz w:val="36"/>
+          <w:szCs w:val="36"/>
+        </w:rPr>
+        <w:t>(12.r),</w:t>
+      </w:r>
+    </w:p>
+    <w:p>
+      <w:pPr>
+        <w:jc w:val="both"/>
+        <w:rPr>
+          <w:b/>
+          <w:bCs/>
+          <w:color w:val="D86DCB" w:themeColor="accent5" w:themeTint="99"/>
+          <w:sz w:val="36"/>
+          <w:szCs w:val="36"/>
+        </w:rPr>
+      </w:pPr>
+      <w:r>
+        <w:rPr>
+          <w:b/>
+          <w:bCs/>
+          <w:color w:val="D86DCB" w:themeColor="accent5" w:themeTint="99"/>
+          <w:sz w:val="36"/>
+          <w:szCs w:val="36"/>
+        </w:rPr>
+        <w:t xml:space="preserve">  ),</w:t>
+      </w:r>
+    </w:p>
+    <w:p>
+      <w:pPr>
+        <w:jc w:val="both"/>
+        <w:rPr>
+          <w:b/>
+          <w:bCs/>
+          <w:color w:val="D86DCB" w:themeColor="accent5" w:themeTint="99"/>
+          <w:sz w:val="36"/>
+          <w:szCs w:val="36"/>
+        </w:rPr>
+      </w:pPr>
+      <w:r>
+        <w:rPr>
+          <w:b/>
+          <w:bCs/>
+          <w:color w:val="D86DCB" w:themeColor="accent5" w:themeTint="99"/>
+          <w:sz w:val="36"/>
+          <w:szCs w:val="36"/>
+        </w:rPr>
+        <w:t>)</w:t>
+      </w:r>
+    </w:p>
+    <w:p>
+      <w:pPr>
+        <w:jc w:val="both"/>
+        <w:rPr>
+          <w:sz w:val="36"/>
+          <w:szCs w:val="36"/>
+        </w:rPr>
+      </w:pPr>
+      <w:r>
+        <w:rPr>
+          <w:rFonts w:ascii="Segoe UI Emoji" w:hAnsi="Segoe UI Emoji" w:cs="Segoe UI Emoji"/>
+          <w:sz w:val="36"/>
+          <w:szCs w:val="36"/>
+        </w:rPr>
+        <w:t xml:space="preserve"># </w:t>
+      </w:r>
+      <w:r>
+        <w:rPr>
+          <w:sz w:val="36"/>
+          <w:szCs w:val="36"/>
+        </w:rPr>
+        <w:t>Percent of Screen</w:t>
+      </w:r>
+    </w:p>
+    <w:p>
+      <w:pPr>
+        <w:jc w:val="both"/>
+        <w:rPr>
+          <w:b/>
+          <w:bCs/>
+          <w:color w:val="D86DCB" w:themeColor="accent5" w:themeTint="99"/>
+          <w:sz w:val="36"/>
+          <w:szCs w:val="36"/>
+        </w:rPr>
+      </w:pPr>
+      <w:proofErr w:type="gramStart"/>
+      <w:r>
+        <w:rPr>
+          <w:b/>
+          <w:bCs/>
+          <w:color w:val="D86DCB" w:themeColor="accent5" w:themeTint="99"/>
+          <w:sz w:val="36"/>
+          <w:szCs w:val="36"/>
+        </w:rPr>
+        <w:t>Container(</w:t>
+      </w:r>
+      <w:proofErr w:type="gramEnd"/>
+    </w:p>
+    <w:p>
+      <w:pPr>
+        <w:jc w:val="both"/>
+        <w:rPr>
+          <w:b/>
+          <w:bCs/>
+          <w:color w:val="D86DCB" w:themeColor="accent5" w:themeTint="99"/>
+          <w:sz w:val="36"/>
+          <w:szCs w:val="36"/>
+        </w:rPr>
+      </w:pPr>
+      <w:r>
+        <w:rPr>
+          <w:b/>
+          <w:bCs/>
+          <w:color w:val="D86DCB" w:themeColor="accent5" w:themeTint="99"/>
+          <w:sz w:val="36"/>
+          <w:szCs w:val="36"/>
+        </w:rPr>
+        <w:t xml:space="preserve">  width: 0.</w:t>
+      </w:r>
+      <w:proofErr w:type="gramStart"/>
+      <w:r>
+        <w:rPr>
+          <w:b/>
+          <w:bCs/>
+          <w:color w:val="D86DCB" w:themeColor="accent5" w:themeTint="99"/>
+          <w:sz w:val="36"/>
+          <w:szCs w:val="36"/>
+        </w:rPr>
+        <w:t>5.sw</w:t>
+      </w:r>
+      <w:proofErr w:type="gramEnd"/>
+      <w:r>
+        <w:rPr>
+          <w:b/>
+          <w:bCs/>
+          <w:color w:val="D86DCB" w:themeColor="accent5" w:themeTint="99"/>
+          <w:sz w:val="36"/>
+          <w:szCs w:val="36"/>
+        </w:rPr>
+        <w:t>,  // 50% of screen width</w:t>
+      </w:r>
+    </w:p>
+    <w:p>
+      <w:pPr>
+        <w:jc w:val="both"/>
+        <w:rPr>
+          <w:b/>
+          <w:bCs/>
+          <w:color w:val="D86DCB" w:themeColor="accent5" w:themeTint="99"/>
+          <w:sz w:val="36"/>
+          <w:szCs w:val="36"/>
+        </w:rPr>
+      </w:pPr>
+      <w:r>
+        <w:rPr>
+          <w:b/>
+          <w:bCs/>
+          <w:color w:val="D86DCB" w:themeColor="accent5" w:themeTint="99"/>
+          <w:sz w:val="36"/>
+          <w:szCs w:val="36"/>
+        </w:rPr>
+        <w:t xml:space="preserve">  height: 0.25.sh, // 25% of screen height</w:t>
       </w:r>
     </w:p>
     <w:p>
@@ -17555,6 +18973,335 @@
           <w:sz w:val="36"/>
           <w:szCs w:val="36"/>
         </w:rPr>
+        <w:t>#</w:t>
+      </w:r>
+      <w:r>
+        <w:rPr>
+          <w:sz w:val="36"/>
+          <w:szCs w:val="36"/>
+        </w:rPr>
+        <w:t xml:space="preserve"> </w:t>
+      </w:r>
+      <w:proofErr w:type="spellStart"/>
+      <w:r>
+        <w:rPr>
+          <w:sz w:val="36"/>
+          <w:szCs w:val="36"/>
+        </w:rPr>
+        <w:t>BoxConstraints</w:t>
+      </w:r>
+      <w:proofErr w:type="spellEnd"/>
+    </w:p>
+    <w:p>
+      <w:pPr>
+        <w:jc w:val="both"/>
+        <w:rPr>
+          <w:b/>
+          <w:bCs/>
+          <w:color w:val="D86DCB" w:themeColor="accent5" w:themeTint="99"/>
+          <w:sz w:val="36"/>
+          <w:szCs w:val="36"/>
+        </w:rPr>
+      </w:pPr>
+      <w:proofErr w:type="gramStart"/>
+      <w:r>
+        <w:rPr>
+          <w:b/>
+          <w:bCs/>
+          <w:color w:val="D86DCB" w:themeColor="accent5" w:themeTint="99"/>
+          <w:sz w:val="36"/>
+          <w:szCs w:val="36"/>
+        </w:rPr>
+        <w:t>Container(</w:t>
+      </w:r>
+      <w:proofErr w:type="gramEnd"/>
+    </w:p>
+    <w:p>
+      <w:pPr>
+        <w:jc w:val="both"/>
+        <w:rPr>
+          <w:b/>
+          <w:bCs/>
+          <w:color w:val="D86DCB" w:themeColor="accent5" w:themeTint="99"/>
+          <w:sz w:val="36"/>
+          <w:szCs w:val="36"/>
+        </w:rPr>
+      </w:pPr>
+      <w:r>
+        <w:rPr>
+          <w:b/>
+          <w:bCs/>
+          <w:color w:val="D86DCB" w:themeColor="accent5" w:themeTint="99"/>
+          <w:sz w:val="36"/>
+          <w:szCs w:val="36"/>
+        </w:rPr>
+        <w:t xml:space="preserve">  constraints: </w:t>
+      </w:r>
+      <w:proofErr w:type="spellStart"/>
+      <w:proofErr w:type="gramStart"/>
+      <w:r>
+        <w:rPr>
+          <w:b/>
+          <w:bCs/>
+          <w:color w:val="D86DCB" w:themeColor="accent5" w:themeTint="99"/>
+          <w:sz w:val="36"/>
+          <w:szCs w:val="36"/>
+        </w:rPr>
+        <w:t>BoxConstraints</w:t>
+      </w:r>
+      <w:proofErr w:type="spellEnd"/>
+      <w:r>
+        <w:rPr>
+          <w:b/>
+          <w:bCs/>
+          <w:color w:val="D86DCB" w:themeColor="accent5" w:themeTint="99"/>
+          <w:sz w:val="36"/>
+          <w:szCs w:val="36"/>
+        </w:rPr>
+        <w:t>(</w:t>
+      </w:r>
+      <w:proofErr w:type="spellStart"/>
+      <w:proofErr w:type="gramEnd"/>
+      <w:r>
+        <w:rPr>
+          <w:b/>
+          <w:bCs/>
+          <w:color w:val="D86DCB" w:themeColor="accent5" w:themeTint="99"/>
+          <w:sz w:val="36"/>
+          <w:szCs w:val="36"/>
+        </w:rPr>
+        <w:t>maxWidth</w:t>
+      </w:r>
+      <w:proofErr w:type="spellEnd"/>
+      <w:r>
+        <w:rPr>
+          <w:b/>
+          <w:bCs/>
+          <w:color w:val="D86DCB" w:themeColor="accent5" w:themeTint="99"/>
+          <w:sz w:val="36"/>
+          <w:szCs w:val="36"/>
+        </w:rPr>
+        <w:t xml:space="preserve">: 200, </w:t>
+      </w:r>
+      <w:proofErr w:type="spellStart"/>
+      <w:r>
+        <w:rPr>
+          <w:b/>
+          <w:bCs/>
+          <w:color w:val="D86DCB" w:themeColor="accent5" w:themeTint="99"/>
+          <w:sz w:val="36"/>
+          <w:szCs w:val="36"/>
+        </w:rPr>
+        <w:t>maxHeight</w:t>
+      </w:r>
+      <w:proofErr w:type="spellEnd"/>
+      <w:r>
+        <w:rPr>
+          <w:b/>
+          <w:bCs/>
+          <w:color w:val="D86DCB" w:themeColor="accent5" w:themeTint="99"/>
+          <w:sz w:val="36"/>
+          <w:szCs w:val="36"/>
+        </w:rPr>
+        <w:t>: 250).</w:t>
+      </w:r>
+      <w:proofErr w:type="spellStart"/>
+      <w:r>
+        <w:rPr>
+          <w:b/>
+          <w:bCs/>
+          <w:color w:val="D86DCB" w:themeColor="accent5" w:themeTint="99"/>
+          <w:sz w:val="36"/>
+          <w:szCs w:val="36"/>
+        </w:rPr>
+        <w:t>hw</w:t>
+      </w:r>
+      <w:proofErr w:type="spellEnd"/>
+      <w:r>
+        <w:rPr>
+          <w:b/>
+          <w:bCs/>
+          <w:color w:val="D86DCB" w:themeColor="accent5" w:themeTint="99"/>
+          <w:sz w:val="36"/>
+          <w:szCs w:val="36"/>
+        </w:rPr>
+        <w:t>,</w:t>
+      </w:r>
+    </w:p>
+    <w:p>
+      <w:pPr>
+        <w:jc w:val="both"/>
+        <w:rPr>
+          <w:b/>
+          <w:bCs/>
+          <w:color w:val="D86DCB" w:themeColor="accent5" w:themeTint="99"/>
+          <w:sz w:val="36"/>
+          <w:szCs w:val="36"/>
+        </w:rPr>
+      </w:pPr>
+      <w:r>
+        <w:rPr>
+          <w:b/>
+          <w:bCs/>
+          <w:color w:val="D86DCB" w:themeColor="accent5" w:themeTint="99"/>
+          <w:sz w:val="36"/>
+          <w:szCs w:val="36"/>
+        </w:rPr>
+        <w:t>)</w:t>
+      </w:r>
+    </w:p>
+    <w:p>
+      <w:pPr>
+        <w:jc w:val="both"/>
+        <w:rPr>
+          <w:sz w:val="36"/>
+          <w:szCs w:val="36"/>
+        </w:rPr>
+      </w:pPr>
+      <w:r>
+        <w:rPr>
+          <w:sz w:val="36"/>
+          <w:szCs w:val="36"/>
+        </w:rPr>
+        <w:t># T</w:t>
+      </w:r>
+      <w:r>
+        <w:rPr>
+          <w:sz w:val="36"/>
+          <w:szCs w:val="36"/>
+        </w:rPr>
+        <w:t>ext scaling</w:t>
+      </w:r>
+      <w:r>
+        <w:rPr>
+          <w:sz w:val="36"/>
+          <w:szCs w:val="36"/>
+        </w:rPr>
+        <w:t xml:space="preserve"> w</w:t>
+      </w:r>
+      <w:r>
+        <w:rPr>
+          <w:sz w:val="36"/>
+          <w:szCs w:val="36"/>
+        </w:rPr>
+        <w:t xml:space="preserve">hen </w:t>
+      </w:r>
+      <w:proofErr w:type="spellStart"/>
+      <w:r>
+        <w:rPr>
+          <w:b/>
+          <w:bCs/>
+          <w:sz w:val="36"/>
+          <w:szCs w:val="36"/>
+        </w:rPr>
+        <w:t>minTextAdapt</w:t>
+      </w:r>
+      <w:proofErr w:type="spellEnd"/>
+      <w:r>
+        <w:rPr>
+          <w:b/>
+          <w:bCs/>
+          <w:sz w:val="36"/>
+          <w:szCs w:val="36"/>
+        </w:rPr>
+        <w:t>: true</w:t>
+      </w:r>
+      <w:r>
+        <w:rPr>
+          <w:sz w:val="36"/>
+          <w:szCs w:val="36"/>
+        </w:rPr>
+        <w:t xml:space="preserve">, text scaling uses the smaller of </w:t>
+      </w:r>
+      <w:proofErr w:type="spellStart"/>
+      <w:r>
+        <w:rPr>
+          <w:b/>
+          <w:bCs/>
+          <w:sz w:val="36"/>
+          <w:szCs w:val="36"/>
+        </w:rPr>
+        <w:t>scaleWidth</w:t>
+      </w:r>
+      <w:proofErr w:type="spellEnd"/>
+      <w:r>
+        <w:rPr>
+          <w:sz w:val="36"/>
+          <w:szCs w:val="36"/>
+        </w:rPr>
+        <w:t xml:space="preserve"> and </w:t>
+      </w:r>
+      <w:r>
+        <w:rPr>
+          <w:b/>
+          <w:bCs/>
+          <w:sz w:val="36"/>
+          <w:szCs w:val="36"/>
+        </w:rPr>
+        <w:t>scaleheight</w:t>
+      </w:r>
+      <w:r>
+        <w:rPr>
+          <w:sz w:val="36"/>
+          <w:szCs w:val="36"/>
+        </w:rPr>
+        <w:t>,</w:t>
+      </w:r>
+      <w:r>
+        <w:rPr>
+          <w:sz w:val="36"/>
+          <w:szCs w:val="36"/>
+        </w:rPr>
+        <w:t xml:space="preserve"> plus device </w:t>
+      </w:r>
+      <w:proofErr w:type="spellStart"/>
+      <w:r>
+        <w:rPr>
+          <w:b/>
+          <w:bCs/>
+          <w:sz w:val="36"/>
+          <w:szCs w:val="36"/>
+        </w:rPr>
+        <w:t>MediaQuery.textScaleFactor</w:t>
+      </w:r>
+      <w:proofErr w:type="spellEnd"/>
+      <w:r>
+        <w:rPr>
+          <w:sz w:val="36"/>
+          <w:szCs w:val="36"/>
+        </w:rPr>
+        <w:t>.</w:t>
+      </w:r>
+      <w:r>
+        <w:rPr>
+          <w:sz w:val="36"/>
+          <w:szCs w:val="36"/>
+        </w:rPr>
+        <w:t xml:space="preserve"> </w:t>
+      </w:r>
+      <w:r>
+        <w:rPr>
+          <w:sz w:val="36"/>
+          <w:szCs w:val="36"/>
+        </w:rPr>
+        <w:t>This means text won’t blow up or shrink too much, and will respect user accessibility settings.</w:t>
+      </w:r>
+    </w:p>
+    <w:p>
+      <w:pPr>
+        <w:jc w:val="both"/>
+        <w:rPr>
+          <w:b/>
+          <w:bCs/>
+          <w:sz w:val="36"/>
+          <w:szCs w:val="36"/>
+        </w:rPr>
+      </w:pPr>
+      <w:r>
+        <w:rPr>
+          <w:sz w:val="36"/>
+          <w:szCs w:val="36"/>
+        </w:rPr>
         <w:t xml:space="preserve"># </w:t>
       </w:r>
       <w:r>
@@ -17562,20 +19309,284 @@
           <w:sz w:val="36"/>
           <w:szCs w:val="36"/>
         </w:rPr>
-        <w:t>Radius</w:t>
-      </w:r>
-    </w:p>
-    <w:p>
-      <w:pPr>
-        <w:jc w:val="both"/>
-        <w:rPr>
-          <w:b/>
-          <w:bCs/>
-          <w:color w:val="D86DCB" w:themeColor="accent5" w:themeTint="99"/>
-          <w:sz w:val="36"/>
-          <w:szCs w:val="36"/>
-        </w:rPr>
-      </w:pPr>
+        <w:t>Responsive Grid</w:t>
+      </w:r>
+    </w:p>
+    <w:p>
+      <w:pPr>
+        <w:jc w:val="both"/>
+        <w:rPr>
+          <w:b/>
+          <w:bCs/>
+          <w:color w:val="D86DCB" w:themeColor="accent5" w:themeTint="99"/>
+          <w:sz w:val="36"/>
+          <w:szCs w:val="36"/>
+        </w:rPr>
+      </w:pPr>
+      <w:proofErr w:type="spellStart"/>
+      <w:r>
+        <w:rPr>
+          <w:b/>
+          <w:bCs/>
+          <w:color w:val="D86DCB" w:themeColor="accent5" w:themeTint="99"/>
+          <w:sz w:val="36"/>
+          <w:szCs w:val="36"/>
+        </w:rPr>
+        <w:t>GridView.count</w:t>
+      </w:r>
+      <w:proofErr w:type="spellEnd"/>
+      <w:r>
+        <w:rPr>
+          <w:b/>
+          <w:bCs/>
+          <w:color w:val="D86DCB" w:themeColor="accent5" w:themeTint="99"/>
+          <w:sz w:val="36"/>
+          <w:szCs w:val="36"/>
+        </w:rPr>
+        <w:t>(</w:t>
+      </w:r>
+    </w:p>
+    <w:p>
+      <w:pPr>
+        <w:jc w:val="both"/>
+        <w:rPr>
+          <w:b/>
+          <w:bCs/>
+          <w:color w:val="D86DCB" w:themeColor="accent5" w:themeTint="99"/>
+          <w:sz w:val="36"/>
+          <w:szCs w:val="36"/>
+        </w:rPr>
+      </w:pPr>
+      <w:r>
+        <w:rPr>
+          <w:b/>
+          <w:bCs/>
+          <w:color w:val="D86DCB" w:themeColor="accent5" w:themeTint="99"/>
+          <w:sz w:val="36"/>
+          <w:szCs w:val="36"/>
+        </w:rPr>
+        <w:t xml:space="preserve">  </w:t>
+      </w:r>
+      <w:proofErr w:type="spellStart"/>
+      <w:r>
+        <w:rPr>
+          <w:b/>
+          <w:bCs/>
+          <w:color w:val="D86DCB" w:themeColor="accent5" w:themeTint="99"/>
+          <w:sz w:val="36"/>
+          <w:szCs w:val="36"/>
+        </w:rPr>
+        <w:t>crossAxisCount</w:t>
+      </w:r>
+      <w:proofErr w:type="spellEnd"/>
+      <w:r>
+        <w:rPr>
+          <w:b/>
+          <w:bCs/>
+          <w:color w:val="D86DCB" w:themeColor="accent5" w:themeTint="99"/>
+          <w:sz w:val="36"/>
+          <w:szCs w:val="36"/>
+        </w:rPr>
+        <w:t>: 2,</w:t>
+      </w:r>
+    </w:p>
+    <w:p>
+      <w:pPr>
+        <w:jc w:val="both"/>
+        <w:rPr>
+          <w:b/>
+          <w:bCs/>
+          <w:color w:val="D86DCB" w:themeColor="accent5" w:themeTint="99"/>
+          <w:sz w:val="36"/>
+          <w:szCs w:val="36"/>
+        </w:rPr>
+      </w:pPr>
+      <w:r>
+        <w:rPr>
+          <w:b/>
+          <w:bCs/>
+          <w:color w:val="D86DCB" w:themeColor="accent5" w:themeTint="99"/>
+          <w:sz w:val="36"/>
+          <w:szCs w:val="36"/>
+        </w:rPr>
+        <w:t xml:space="preserve">  </w:t>
+      </w:r>
+      <w:proofErr w:type="spellStart"/>
+      <w:r>
+        <w:rPr>
+          <w:b/>
+          <w:bCs/>
+          <w:color w:val="D86DCB" w:themeColor="accent5" w:themeTint="99"/>
+          <w:sz w:val="36"/>
+          <w:szCs w:val="36"/>
+        </w:rPr>
+        <w:t>crossAxisSpacing</w:t>
+      </w:r>
+      <w:proofErr w:type="spellEnd"/>
+      <w:r>
+        <w:rPr>
+          <w:b/>
+          <w:bCs/>
+          <w:color w:val="D86DCB" w:themeColor="accent5" w:themeTint="99"/>
+          <w:sz w:val="36"/>
+          <w:szCs w:val="36"/>
+        </w:rPr>
+        <w:t>: 10.w,</w:t>
+      </w:r>
+    </w:p>
+    <w:p>
+      <w:pPr>
+        <w:jc w:val="both"/>
+        <w:rPr>
+          <w:b/>
+          <w:bCs/>
+          <w:color w:val="D86DCB" w:themeColor="accent5" w:themeTint="99"/>
+          <w:sz w:val="36"/>
+          <w:szCs w:val="36"/>
+        </w:rPr>
+      </w:pPr>
+      <w:r>
+        <w:rPr>
+          <w:b/>
+          <w:bCs/>
+          <w:color w:val="D86DCB" w:themeColor="accent5" w:themeTint="99"/>
+          <w:sz w:val="36"/>
+          <w:szCs w:val="36"/>
+        </w:rPr>
+        <w:t xml:space="preserve">  </w:t>
+      </w:r>
+      <w:proofErr w:type="spellStart"/>
+      <w:r>
+        <w:rPr>
+          <w:b/>
+          <w:bCs/>
+          <w:color w:val="D86DCB" w:themeColor="accent5" w:themeTint="99"/>
+          <w:sz w:val="36"/>
+          <w:szCs w:val="36"/>
+        </w:rPr>
+        <w:t>mainAxisSpacing</w:t>
+      </w:r>
+      <w:proofErr w:type="spellEnd"/>
+      <w:r>
+        <w:rPr>
+          <w:b/>
+          <w:bCs/>
+          <w:color w:val="D86DCB" w:themeColor="accent5" w:themeTint="99"/>
+          <w:sz w:val="36"/>
+          <w:szCs w:val="36"/>
+        </w:rPr>
+        <w:t>: 10.h,</w:t>
+      </w:r>
+    </w:p>
+    <w:p>
+      <w:pPr>
+        <w:jc w:val="both"/>
+        <w:rPr>
+          <w:b/>
+          <w:bCs/>
+          <w:color w:val="D86DCB" w:themeColor="accent5" w:themeTint="99"/>
+          <w:sz w:val="36"/>
+          <w:szCs w:val="36"/>
+        </w:rPr>
+      </w:pPr>
+      <w:r>
+        <w:rPr>
+          <w:b/>
+          <w:bCs/>
+          <w:color w:val="D86DCB" w:themeColor="accent5" w:themeTint="99"/>
+          <w:sz w:val="36"/>
+          <w:szCs w:val="36"/>
+        </w:rPr>
+        <w:t xml:space="preserve">  </w:t>
+      </w:r>
+      <w:proofErr w:type="spellStart"/>
+      <w:r>
+        <w:rPr>
+          <w:b/>
+          <w:bCs/>
+          <w:color w:val="D86DCB" w:themeColor="accent5" w:themeTint="99"/>
+          <w:sz w:val="36"/>
+          <w:szCs w:val="36"/>
+        </w:rPr>
+        <w:t>childAspectRatio</w:t>
+      </w:r>
+      <w:proofErr w:type="spellEnd"/>
+      <w:r>
+        <w:rPr>
+          <w:b/>
+          <w:bCs/>
+          <w:color w:val="D86DCB" w:themeColor="accent5" w:themeTint="99"/>
+          <w:sz w:val="36"/>
+          <w:szCs w:val="36"/>
+        </w:rPr>
+        <w:t>: 1,</w:t>
+      </w:r>
+    </w:p>
+    <w:p>
+      <w:pPr>
+        <w:jc w:val="both"/>
+        <w:rPr>
+          <w:b/>
+          <w:bCs/>
+          <w:color w:val="D86DCB" w:themeColor="accent5" w:themeTint="99"/>
+          <w:sz w:val="36"/>
+          <w:szCs w:val="36"/>
+        </w:rPr>
+      </w:pPr>
+      <w:r>
+        <w:rPr>
+          <w:b/>
+          <w:bCs/>
+          <w:color w:val="D86DCB" w:themeColor="accent5" w:themeTint="99"/>
+          <w:sz w:val="36"/>
+          <w:szCs w:val="36"/>
+        </w:rPr>
+        <w:t xml:space="preserve">  children: </w:t>
+      </w:r>
+      <w:proofErr w:type="spellStart"/>
+      <w:r>
+        <w:rPr>
+          <w:b/>
+          <w:bCs/>
+          <w:color w:val="D86DCB" w:themeColor="accent5" w:themeTint="99"/>
+          <w:sz w:val="36"/>
+          <w:szCs w:val="36"/>
+        </w:rPr>
+        <w:t>List.generate</w:t>
+      </w:r>
+      <w:proofErr w:type="spellEnd"/>
+      <w:r>
+        <w:rPr>
+          <w:b/>
+          <w:bCs/>
+          <w:color w:val="D86DCB" w:themeColor="accent5" w:themeTint="99"/>
+          <w:sz w:val="36"/>
+          <w:szCs w:val="36"/>
+        </w:rPr>
+        <w:t>(4, (index) {</w:t>
+      </w:r>
+    </w:p>
+    <w:p>
+      <w:pPr>
+        <w:jc w:val="both"/>
+        <w:rPr>
+          <w:b/>
+          <w:bCs/>
+          <w:color w:val="D86DCB" w:themeColor="accent5" w:themeTint="99"/>
+          <w:sz w:val="36"/>
+          <w:szCs w:val="36"/>
+        </w:rPr>
+      </w:pPr>
+      <w:r>
+        <w:rPr>
+          <w:b/>
+          <w:bCs/>
+          <w:color w:val="D86DCB" w:themeColor="accent5" w:themeTint="99"/>
+          <w:sz w:val="36"/>
+          <w:szCs w:val="36"/>
+        </w:rPr>
+        <w:t xml:space="preserve">    return </w:t>
+      </w:r>
       <w:proofErr w:type="gramStart"/>
       <w:r>
         <w:rPr>
@@ -17608,9 +19619,52 @@
           <w:sz w:val="36"/>
           <w:szCs w:val="36"/>
         </w:rPr>
-        <w:t xml:space="preserve">  decoration: </w:t>
-      </w:r>
-      <w:proofErr w:type="spellStart"/>
+        <w:t xml:space="preserve">      color: </w:t>
+      </w:r>
+      <w:proofErr w:type="spellStart"/>
+      <w:r>
+        <w:rPr>
+          <w:b/>
+          <w:bCs/>
+          <w:color w:val="D86DCB" w:themeColor="accent5" w:themeTint="99"/>
+          <w:sz w:val="36"/>
+          <w:szCs w:val="36"/>
+        </w:rPr>
+        <w:t>Colors.teal</w:t>
+      </w:r>
+      <w:proofErr w:type="spellEnd"/>
+      <w:r>
+        <w:rPr>
+          <w:b/>
+          <w:bCs/>
+          <w:color w:val="D86DCB" w:themeColor="accent5" w:themeTint="99"/>
+          <w:sz w:val="36"/>
+          <w:szCs w:val="36"/>
+        </w:rPr>
+        <w:t>,</w:t>
+      </w:r>
+    </w:p>
+    <w:p>
+      <w:pPr>
+        <w:jc w:val="both"/>
+        <w:rPr>
+          <w:b/>
+          <w:bCs/>
+          <w:color w:val="D86DCB" w:themeColor="accent5" w:themeTint="99"/>
+          <w:sz w:val="36"/>
+          <w:szCs w:val="36"/>
+        </w:rPr>
+      </w:pPr>
+      <w:r>
+        <w:rPr>
+          <w:b/>
+          <w:bCs/>
+          <w:color w:val="D86DCB" w:themeColor="accent5" w:themeTint="99"/>
+          <w:sz w:val="36"/>
+          <w:szCs w:val="36"/>
+        </w:rPr>
+        <w:t xml:space="preserve">      child: </w:t>
+      </w:r>
       <w:proofErr w:type="gramStart"/>
       <w:r>
         <w:rPr>
@@ -17620,7 +19674,64 @@
           <w:sz w:val="36"/>
           <w:szCs w:val="36"/>
         </w:rPr>
-        <w:t>BoxDecoration</w:t>
+        <w:t>Center(</w:t>
+      </w:r>
+      <w:proofErr w:type="gramEnd"/>
+    </w:p>
+    <w:p>
+      <w:pPr>
+        <w:jc w:val="both"/>
+        <w:rPr>
+          <w:b/>
+          <w:bCs/>
+          <w:color w:val="D86DCB" w:themeColor="accent5" w:themeTint="99"/>
+          <w:sz w:val="36"/>
+          <w:szCs w:val="36"/>
+        </w:rPr>
+      </w:pPr>
+      <w:r>
+        <w:rPr>
+          <w:b/>
+          <w:bCs/>
+          <w:color w:val="D86DCB" w:themeColor="accent5" w:themeTint="99"/>
+          <w:sz w:val="36"/>
+          <w:szCs w:val="36"/>
+        </w:rPr>
+        <w:lastRenderedPageBreak/>
+        <w:t xml:space="preserve">        child: </w:t>
+      </w:r>
+      <w:proofErr w:type="gramStart"/>
+      <w:r>
+        <w:rPr>
+          <w:b/>
+          <w:bCs/>
+          <w:color w:val="D86DCB" w:themeColor="accent5" w:themeTint="99"/>
+          <w:sz w:val="36"/>
+          <w:szCs w:val="36"/>
+        </w:rPr>
+        <w:t>Text(</w:t>
+      </w:r>
+      <w:proofErr w:type="gramEnd"/>
+      <w:r>
+        <w:rPr>
+          <w:b/>
+          <w:bCs/>
+          <w:color w:val="D86DCB" w:themeColor="accent5" w:themeTint="99"/>
+          <w:sz w:val="36"/>
+          <w:szCs w:val="36"/>
+        </w:rPr>
+        <w:t xml:space="preserve">'Item $index', style: </w:t>
+      </w:r>
+      <w:proofErr w:type="spellStart"/>
+      <w:r>
+        <w:rPr>
+          <w:b/>
+          <w:bCs/>
+          <w:color w:val="D86DCB" w:themeColor="accent5" w:themeTint="99"/>
+          <w:sz w:val="36"/>
+          <w:szCs w:val="36"/>
+        </w:rPr>
+        <w:t>TextStyle</w:t>
       </w:r>
       <w:proofErr w:type="spellEnd"/>
       <w:r>
@@ -17633,94 +19744,93 @@
         </w:rPr>
         <w:t>(</w:t>
       </w:r>
-      <w:proofErr w:type="gramEnd"/>
-    </w:p>
-    <w:p>
-      <w:pPr>
-        <w:jc w:val="both"/>
-        <w:rPr>
-          <w:b/>
-          <w:bCs/>
-          <w:color w:val="D86DCB" w:themeColor="accent5" w:themeTint="99"/>
-          <w:sz w:val="36"/>
-          <w:szCs w:val="36"/>
-        </w:rPr>
-      </w:pPr>
-      <w:r>
-        <w:rPr>
-          <w:b/>
-          <w:bCs/>
-          <w:color w:val="D86DCB" w:themeColor="accent5" w:themeTint="99"/>
-          <w:sz w:val="36"/>
-          <w:szCs w:val="36"/>
-        </w:rPr>
-        <w:t xml:space="preserve">    </w:t>
-      </w:r>
-      <w:proofErr w:type="spellStart"/>
-      <w:r>
-        <w:rPr>
-          <w:b/>
-          <w:bCs/>
-          <w:color w:val="D86DCB" w:themeColor="accent5" w:themeTint="99"/>
-          <w:sz w:val="36"/>
-          <w:szCs w:val="36"/>
-        </w:rPr>
-        <w:t>borderRadius</w:t>
-      </w:r>
-      <w:proofErr w:type="spellEnd"/>
-      <w:r>
-        <w:rPr>
-          <w:b/>
-          <w:bCs/>
-          <w:color w:val="D86DCB" w:themeColor="accent5" w:themeTint="99"/>
-          <w:sz w:val="36"/>
-          <w:szCs w:val="36"/>
-        </w:rPr>
-        <w:t xml:space="preserve">: </w:t>
-      </w:r>
-      <w:proofErr w:type="spellStart"/>
-      <w:r>
-        <w:rPr>
-          <w:b/>
-          <w:bCs/>
-          <w:color w:val="D86DCB" w:themeColor="accent5" w:themeTint="99"/>
-          <w:sz w:val="36"/>
-          <w:szCs w:val="36"/>
-        </w:rPr>
-        <w:t>BorderRadius.circular</w:t>
-      </w:r>
-      <w:proofErr w:type="spellEnd"/>
-      <w:r>
-        <w:rPr>
-          <w:b/>
-          <w:bCs/>
-          <w:color w:val="D86DCB" w:themeColor="accent5" w:themeTint="99"/>
-          <w:sz w:val="36"/>
-          <w:szCs w:val="36"/>
-        </w:rPr>
-        <w:t>(12.r),</w:t>
-      </w:r>
-    </w:p>
-    <w:p>
-      <w:pPr>
-        <w:jc w:val="both"/>
-        <w:rPr>
-          <w:b/>
-          <w:bCs/>
-          <w:color w:val="D86DCB" w:themeColor="accent5" w:themeTint="99"/>
-          <w:sz w:val="36"/>
-          <w:szCs w:val="36"/>
-        </w:rPr>
-      </w:pPr>
-      <w:r>
-        <w:rPr>
-          <w:b/>
-          <w:bCs/>
-          <w:color w:val="D86DCB" w:themeColor="accent5" w:themeTint="99"/>
-          <w:sz w:val="36"/>
-          <w:szCs w:val="36"/>
-        </w:rPr>
-        <w:t xml:space="preserve">  ),</w:t>
+      <w:proofErr w:type="spellStart"/>
+      <w:r>
+        <w:rPr>
+          <w:b/>
+          <w:bCs/>
+          <w:color w:val="D86DCB" w:themeColor="accent5" w:themeTint="99"/>
+          <w:sz w:val="36"/>
+          <w:szCs w:val="36"/>
+        </w:rPr>
+        <w:t>fontSize</w:t>
+      </w:r>
+      <w:proofErr w:type="spellEnd"/>
+      <w:r>
+        <w:rPr>
+          <w:b/>
+          <w:bCs/>
+          <w:color w:val="D86DCB" w:themeColor="accent5" w:themeTint="99"/>
+          <w:sz w:val="36"/>
+          <w:szCs w:val="36"/>
+        </w:rPr>
+        <w:t>: 14.sp)),</w:t>
+      </w:r>
+    </w:p>
+    <w:p>
+      <w:pPr>
+        <w:jc w:val="both"/>
+        <w:rPr>
+          <w:b/>
+          <w:bCs/>
+          <w:color w:val="D86DCB" w:themeColor="accent5" w:themeTint="99"/>
+          <w:sz w:val="36"/>
+          <w:szCs w:val="36"/>
+        </w:rPr>
+      </w:pPr>
+      <w:r>
+        <w:rPr>
+          <w:b/>
+          <w:bCs/>
+          <w:color w:val="D86DCB" w:themeColor="accent5" w:themeTint="99"/>
+          <w:sz w:val="36"/>
+          <w:szCs w:val="36"/>
+        </w:rPr>
+        <w:t xml:space="preserve">      ),</w:t>
+      </w:r>
+    </w:p>
+    <w:p>
+      <w:pPr>
+        <w:jc w:val="both"/>
+        <w:rPr>
+          <w:b/>
+          <w:bCs/>
+          <w:color w:val="D86DCB" w:themeColor="accent5" w:themeTint="99"/>
+          <w:sz w:val="36"/>
+          <w:szCs w:val="36"/>
+        </w:rPr>
+      </w:pPr>
+      <w:r>
+        <w:rPr>
+          <w:b/>
+          <w:bCs/>
+          <w:color w:val="D86DCB" w:themeColor="accent5" w:themeTint="99"/>
+          <w:sz w:val="36"/>
+          <w:szCs w:val="36"/>
+        </w:rPr>
+        <w:t xml:space="preserve">    );</w:t>
+      </w:r>
+    </w:p>
+    <w:p>
+      <w:pPr>
+        <w:jc w:val="both"/>
+        <w:rPr>
+          <w:b/>
+          <w:bCs/>
+          <w:color w:val="D86DCB" w:themeColor="accent5" w:themeTint="99"/>
+          <w:sz w:val="36"/>
+          <w:szCs w:val="36"/>
+        </w:rPr>
+      </w:pPr>
+      <w:r>
+        <w:rPr>
+          <w:b/>
+          <w:bCs/>
+          <w:color w:val="D86DCB" w:themeColor="accent5" w:themeTint="99"/>
+          <w:sz w:val="36"/>
+          <w:szCs w:val="36"/>
+        </w:rPr>
+        <w:t xml:space="preserve">  }),</w:t>
       </w:r>
     </w:p>
     <w:p>
@@ -17753,9 +19863,17 @@
           <w:szCs w:val="36"/>
         </w:rPr>
       </w:pPr>
-      <w:r>
-        <w:rPr>
-          <w:rFonts w:ascii="Segoe UI Emoji" w:hAnsi="Segoe UI Emoji" w:cs="Segoe UI Emoji"/>
+    </w:p>
+    <w:p>
+      <w:pPr>
+        <w:jc w:val="both"/>
+        <w:rPr>
+          <w:sz w:val="36"/>
+          <w:szCs w:val="36"/>
+        </w:rPr>
+      </w:pPr>
+      <w:r>
+        <w:rPr>
           <w:sz w:val="36"/>
           <w:szCs w:val="36"/>
         </w:rPr>
@@ -17766,136 +19884,7 @@
           <w:sz w:val="36"/>
           <w:szCs w:val="36"/>
         </w:rPr>
-        <w:t>Percent of Screen</w:t>
-      </w:r>
-    </w:p>
-    <w:p>
-      <w:pPr>
-        <w:jc w:val="both"/>
-        <w:rPr>
-          <w:b/>
-          <w:bCs/>
-          <w:color w:val="D86DCB" w:themeColor="accent5" w:themeTint="99"/>
-          <w:sz w:val="36"/>
-          <w:szCs w:val="36"/>
-        </w:rPr>
-      </w:pPr>
-      <w:proofErr w:type="gramStart"/>
-      <w:r>
-        <w:rPr>
-          <w:b/>
-          <w:bCs/>
-          <w:color w:val="D86DCB" w:themeColor="accent5" w:themeTint="99"/>
-          <w:sz w:val="36"/>
-          <w:szCs w:val="36"/>
-        </w:rPr>
-        <w:t>Container(</w:t>
-      </w:r>
-      <w:proofErr w:type="gramEnd"/>
-    </w:p>
-    <w:p>
-      <w:pPr>
-        <w:jc w:val="both"/>
-        <w:rPr>
-          <w:b/>
-          <w:bCs/>
-          <w:color w:val="D86DCB" w:themeColor="accent5" w:themeTint="99"/>
-          <w:sz w:val="36"/>
-          <w:szCs w:val="36"/>
-        </w:rPr>
-      </w:pPr>
-      <w:r>
-        <w:rPr>
-          <w:b/>
-          <w:bCs/>
-          <w:color w:val="D86DCB" w:themeColor="accent5" w:themeTint="99"/>
-          <w:sz w:val="36"/>
-          <w:szCs w:val="36"/>
-        </w:rPr>
-        <w:t xml:space="preserve">  width: 0.</w:t>
-      </w:r>
-      <w:proofErr w:type="gramStart"/>
-      <w:r>
-        <w:rPr>
-          <w:b/>
-          <w:bCs/>
-          <w:color w:val="D86DCB" w:themeColor="accent5" w:themeTint="99"/>
-          <w:sz w:val="36"/>
-          <w:szCs w:val="36"/>
-        </w:rPr>
-        <w:t>5.sw</w:t>
-      </w:r>
-      <w:proofErr w:type="gramEnd"/>
-      <w:r>
-        <w:rPr>
-          <w:b/>
-          <w:bCs/>
-          <w:color w:val="D86DCB" w:themeColor="accent5" w:themeTint="99"/>
-          <w:sz w:val="36"/>
-          <w:szCs w:val="36"/>
-        </w:rPr>
-        <w:t>,  // 50% of screen width</w:t>
-      </w:r>
-    </w:p>
-    <w:p>
-      <w:pPr>
-        <w:jc w:val="both"/>
-        <w:rPr>
-          <w:b/>
-          <w:bCs/>
-          <w:color w:val="D86DCB" w:themeColor="accent5" w:themeTint="99"/>
-          <w:sz w:val="36"/>
-          <w:szCs w:val="36"/>
-        </w:rPr>
-      </w:pPr>
-      <w:r>
-        <w:rPr>
-          <w:b/>
-          <w:bCs/>
-          <w:color w:val="D86DCB" w:themeColor="accent5" w:themeTint="99"/>
-          <w:sz w:val="36"/>
-          <w:szCs w:val="36"/>
-        </w:rPr>
-        <w:t xml:space="preserve">  height: 0.25.sh, // 25% of screen height</w:t>
-      </w:r>
-    </w:p>
-    <w:p>
-      <w:pPr>
-        <w:jc w:val="both"/>
-        <w:rPr>
-          <w:b/>
-          <w:bCs/>
-          <w:color w:val="D86DCB" w:themeColor="accent5" w:themeTint="99"/>
-          <w:sz w:val="36"/>
-          <w:szCs w:val="36"/>
-        </w:rPr>
-      </w:pPr>
-      <w:r>
-        <w:rPr>
-          <w:b/>
-          <w:bCs/>
-          <w:color w:val="D86DCB" w:themeColor="accent5" w:themeTint="99"/>
-          <w:sz w:val="36"/>
-          <w:szCs w:val="36"/>
-        </w:rPr>
-        <w:t>)</w:t>
-      </w:r>
-    </w:p>
-    <w:p>
-      <w:pPr>
-        <w:jc w:val="both"/>
-        <w:rPr>
-          <w:sz w:val="36"/>
-          <w:szCs w:val="36"/>
-        </w:rPr>
-      </w:pPr>
-      <w:r>
-        <w:rPr>
-          <w:rFonts w:ascii="Segoe UI Emoji" w:hAnsi="Segoe UI Emoji" w:cs="Segoe UI Emoji"/>
-          <w:sz w:val="36"/>
-          <w:szCs w:val="36"/>
-        </w:rPr>
-        <w:t>#</w:t>
+        <w:t>Box</w:t>
       </w:r>
       <w:r>
         <w:rPr>
@@ -17904,295 +19893,42 @@
         </w:rPr>
         <w:t xml:space="preserve"> </w:t>
       </w:r>
-      <w:proofErr w:type="spellStart"/>
-      <w:r>
-        <w:rPr>
-          <w:sz w:val="36"/>
-          <w:szCs w:val="36"/>
-        </w:rPr>
-        <w:t>BoxConstraints</w:t>
-      </w:r>
-      <w:proofErr w:type="spellEnd"/>
-    </w:p>
-    <w:p>
-      <w:pPr>
-        <w:jc w:val="both"/>
-        <w:rPr>
-          <w:b/>
-          <w:bCs/>
-          <w:color w:val="D86DCB" w:themeColor="accent5" w:themeTint="99"/>
-          <w:sz w:val="36"/>
-          <w:szCs w:val="36"/>
-        </w:rPr>
-      </w:pPr>
-      <w:proofErr w:type="gramStart"/>
-      <w:r>
-        <w:rPr>
-          <w:b/>
-          <w:bCs/>
-          <w:color w:val="D86DCB" w:themeColor="accent5" w:themeTint="99"/>
-          <w:sz w:val="36"/>
-          <w:szCs w:val="36"/>
-        </w:rPr>
-        <w:t>Container(</w:t>
-      </w:r>
-      <w:proofErr w:type="gramEnd"/>
-    </w:p>
-    <w:p>
-      <w:pPr>
-        <w:jc w:val="both"/>
-        <w:rPr>
-          <w:b/>
-          <w:bCs/>
-          <w:color w:val="D86DCB" w:themeColor="accent5" w:themeTint="99"/>
-          <w:sz w:val="36"/>
-          <w:szCs w:val="36"/>
-        </w:rPr>
-      </w:pPr>
-      <w:r>
-        <w:rPr>
-          <w:b/>
-          <w:bCs/>
-          <w:color w:val="D86DCB" w:themeColor="accent5" w:themeTint="99"/>
-          <w:sz w:val="36"/>
-          <w:szCs w:val="36"/>
-        </w:rPr>
-        <w:t xml:space="preserve">  constraints: </w:t>
-      </w:r>
-      <w:proofErr w:type="spellStart"/>
-      <w:proofErr w:type="gramStart"/>
-      <w:r>
-        <w:rPr>
-          <w:b/>
-          <w:bCs/>
-          <w:color w:val="D86DCB" w:themeColor="accent5" w:themeTint="99"/>
-          <w:sz w:val="36"/>
-          <w:szCs w:val="36"/>
-        </w:rPr>
-        <w:t>BoxConstraints</w:t>
-      </w:r>
-      <w:proofErr w:type="spellEnd"/>
-      <w:r>
-        <w:rPr>
-          <w:b/>
-          <w:bCs/>
-          <w:color w:val="D86DCB" w:themeColor="accent5" w:themeTint="99"/>
-          <w:sz w:val="36"/>
-          <w:szCs w:val="36"/>
-        </w:rPr>
-        <w:t>(</w:t>
-      </w:r>
-      <w:proofErr w:type="spellStart"/>
-      <w:proofErr w:type="gramEnd"/>
-      <w:r>
-        <w:rPr>
-          <w:b/>
-          <w:bCs/>
-          <w:color w:val="D86DCB" w:themeColor="accent5" w:themeTint="99"/>
-          <w:sz w:val="36"/>
-          <w:szCs w:val="36"/>
-        </w:rPr>
-        <w:t>maxWidth</w:t>
-      </w:r>
-      <w:proofErr w:type="spellEnd"/>
-      <w:r>
-        <w:rPr>
-          <w:b/>
-          <w:bCs/>
-          <w:color w:val="D86DCB" w:themeColor="accent5" w:themeTint="99"/>
-          <w:sz w:val="36"/>
-          <w:szCs w:val="36"/>
-        </w:rPr>
-        <w:t xml:space="preserve">: 200, </w:t>
-      </w:r>
-      <w:proofErr w:type="spellStart"/>
-      <w:r>
-        <w:rPr>
-          <w:b/>
-          <w:bCs/>
-          <w:color w:val="D86DCB" w:themeColor="accent5" w:themeTint="99"/>
-          <w:sz w:val="36"/>
-          <w:szCs w:val="36"/>
-        </w:rPr>
-        <w:t>maxHeight</w:t>
-      </w:r>
-      <w:proofErr w:type="spellEnd"/>
-      <w:r>
-        <w:rPr>
-          <w:b/>
-          <w:bCs/>
-          <w:color w:val="D86DCB" w:themeColor="accent5" w:themeTint="99"/>
-          <w:sz w:val="36"/>
-          <w:szCs w:val="36"/>
-        </w:rPr>
-        <w:t>: 250).</w:t>
-      </w:r>
-      <w:proofErr w:type="spellStart"/>
-      <w:r>
-        <w:rPr>
-          <w:b/>
-          <w:bCs/>
-          <w:color w:val="D86DCB" w:themeColor="accent5" w:themeTint="99"/>
-          <w:sz w:val="36"/>
-          <w:szCs w:val="36"/>
-        </w:rPr>
-        <w:t>hw</w:t>
-      </w:r>
-      <w:proofErr w:type="spellEnd"/>
-      <w:r>
-        <w:rPr>
-          <w:b/>
-          <w:bCs/>
-          <w:color w:val="D86DCB" w:themeColor="accent5" w:themeTint="99"/>
-          <w:sz w:val="36"/>
-          <w:szCs w:val="36"/>
-        </w:rPr>
-        <w:t>,</w:t>
-      </w:r>
-    </w:p>
-    <w:p>
-      <w:pPr>
-        <w:jc w:val="both"/>
-        <w:rPr>
-          <w:b/>
-          <w:bCs/>
-          <w:color w:val="D86DCB" w:themeColor="accent5" w:themeTint="99"/>
-          <w:sz w:val="36"/>
-          <w:szCs w:val="36"/>
-        </w:rPr>
-      </w:pPr>
-      <w:r>
-        <w:rPr>
-          <w:b/>
-          <w:bCs/>
-          <w:color w:val="D86DCB" w:themeColor="accent5" w:themeTint="99"/>
-          <w:sz w:val="36"/>
-          <w:szCs w:val="36"/>
-        </w:rPr>
-        <w:t>)</w:t>
-      </w:r>
-    </w:p>
-    <w:p>
-      <w:pPr>
-        <w:jc w:val="both"/>
-        <w:rPr>
-          <w:sz w:val="36"/>
-          <w:szCs w:val="36"/>
-        </w:rPr>
-      </w:pPr>
-      <w:r>
-        <w:rPr>
-          <w:sz w:val="36"/>
-          <w:szCs w:val="36"/>
-        </w:rPr>
-        <w:t># T</w:t>
-      </w:r>
-      <w:r>
-        <w:rPr>
-          <w:sz w:val="36"/>
-          <w:szCs w:val="36"/>
-        </w:rPr>
-        <w:t>ext scaling</w:t>
-      </w:r>
-      <w:r>
-        <w:rPr>
-          <w:sz w:val="36"/>
-          <w:szCs w:val="36"/>
-        </w:rPr>
-        <w:t xml:space="preserve"> w</w:t>
-      </w:r>
-      <w:r>
-        <w:rPr>
-          <w:sz w:val="36"/>
-          <w:szCs w:val="36"/>
-        </w:rPr>
-        <w:t xml:space="preserve">hen </w:t>
-      </w:r>
-      <w:proofErr w:type="spellStart"/>
-      <w:r>
-        <w:rPr>
-          <w:b/>
-          <w:bCs/>
-          <w:sz w:val="36"/>
-          <w:szCs w:val="36"/>
-        </w:rPr>
-        <w:t>minTextAdapt</w:t>
-      </w:r>
-      <w:proofErr w:type="spellEnd"/>
-      <w:r>
-        <w:rPr>
-          <w:b/>
-          <w:bCs/>
-          <w:sz w:val="36"/>
-          <w:szCs w:val="36"/>
-        </w:rPr>
-        <w:t>: true</w:t>
-      </w:r>
-      <w:r>
-        <w:rPr>
-          <w:sz w:val="36"/>
-          <w:szCs w:val="36"/>
-        </w:rPr>
-        <w:t xml:space="preserve">, text scaling uses the smaller of </w:t>
-      </w:r>
-      <w:proofErr w:type="spellStart"/>
-      <w:r>
-        <w:rPr>
-          <w:b/>
-          <w:bCs/>
-          <w:sz w:val="36"/>
-          <w:szCs w:val="36"/>
-        </w:rPr>
-        <w:t>scaleWidth</w:t>
-      </w:r>
-      <w:proofErr w:type="spellEnd"/>
-      <w:r>
-        <w:rPr>
-          <w:sz w:val="36"/>
-          <w:szCs w:val="36"/>
-        </w:rPr>
-        <w:t xml:space="preserve"> and </w:t>
-      </w:r>
-      <w:r>
-        <w:rPr>
-          <w:b/>
-          <w:bCs/>
-          <w:sz w:val="36"/>
-          <w:szCs w:val="36"/>
-        </w:rPr>
-        <w:t>scaleheight</w:t>
-      </w:r>
-      <w:r>
-        <w:rPr>
-          <w:sz w:val="36"/>
-          <w:szCs w:val="36"/>
-        </w:rPr>
-        <w:t>,</w:t>
-      </w:r>
-      <w:r>
-        <w:rPr>
-          <w:sz w:val="36"/>
-          <w:szCs w:val="36"/>
-        </w:rPr>
-        <w:t xml:space="preserve"> plus device </w:t>
-      </w:r>
-      <w:proofErr w:type="spellStart"/>
-      <w:r>
-        <w:rPr>
-          <w:b/>
-          <w:bCs/>
-          <w:sz w:val="36"/>
-          <w:szCs w:val="36"/>
-        </w:rPr>
-        <w:t>MediaQuery.textScaleFactor</w:t>
-      </w:r>
-      <w:proofErr w:type="spellEnd"/>
-      <w:r>
-        <w:rPr>
-          <w:sz w:val="36"/>
-          <w:szCs w:val="36"/>
-        </w:rPr>
-        <w:t>.</w:t>
+      <w:r>
+        <w:rPr>
+          <w:sz w:val="36"/>
+          <w:szCs w:val="36"/>
+        </w:rPr>
+        <w:t>Constraints</w:t>
+      </w:r>
+      <w:r>
+        <w:rPr>
+          <w:sz w:val="36"/>
+          <w:szCs w:val="36"/>
+        </w:rPr>
+        <w:t xml:space="preserve">. </w:t>
+      </w:r>
+      <w:r>
+        <w:rPr>
+          <w:sz w:val="36"/>
+          <w:szCs w:val="36"/>
+        </w:rPr>
+        <w:t xml:space="preserve">Every </w:t>
+      </w:r>
+      <w:r>
+        <w:rPr>
+          <w:b/>
+          <w:bCs/>
+          <w:sz w:val="36"/>
+          <w:szCs w:val="36"/>
+        </w:rPr>
+        <w:t>Flutter</w:t>
+      </w:r>
+      <w:r>
+        <w:rPr>
+          <w:sz w:val="36"/>
+          <w:szCs w:val="36"/>
+        </w:rPr>
+        <w:t xml:space="preserve"> widget is placed inside a box and that box has rules about how big it can be.</w:t>
       </w:r>
       <w:r>
         <w:rPr>
@@ -18206,607 +19942,21 @@
           <w:sz w:val="36"/>
           <w:szCs w:val="36"/>
         </w:rPr>
-        <w:t>This means text won’t blow up or shrink too much, and will respect user accessibility settings.</w:t>
-      </w:r>
-    </w:p>
-    <w:p>
-      <w:pPr>
-        <w:jc w:val="both"/>
-        <w:rPr>
-          <w:b/>
-          <w:bCs/>
-          <w:sz w:val="36"/>
-          <w:szCs w:val="36"/>
-        </w:rPr>
-      </w:pPr>
-      <w:r>
-        <w:rPr>
-          <w:sz w:val="36"/>
-          <w:szCs w:val="36"/>
-        </w:rPr>
-        <w:lastRenderedPageBreak/>
-        <w:t xml:space="preserve"># </w:t>
-      </w:r>
-      <w:r>
-        <w:rPr>
-          <w:sz w:val="36"/>
-          <w:szCs w:val="36"/>
-        </w:rPr>
-        <w:t>Responsive Grid</w:t>
-      </w:r>
-    </w:p>
-    <w:p>
-      <w:pPr>
-        <w:jc w:val="both"/>
-        <w:rPr>
-          <w:b/>
-          <w:bCs/>
-          <w:color w:val="D86DCB" w:themeColor="accent5" w:themeTint="99"/>
-          <w:sz w:val="36"/>
-          <w:szCs w:val="36"/>
-        </w:rPr>
-      </w:pPr>
-      <w:proofErr w:type="spellStart"/>
-      <w:r>
-        <w:rPr>
-          <w:b/>
-          <w:bCs/>
-          <w:color w:val="D86DCB" w:themeColor="accent5" w:themeTint="99"/>
-          <w:sz w:val="36"/>
-          <w:szCs w:val="36"/>
-        </w:rPr>
-        <w:t>GridView.count</w:t>
-      </w:r>
-      <w:proofErr w:type="spellEnd"/>
-      <w:r>
-        <w:rPr>
-          <w:b/>
-          <w:bCs/>
-          <w:color w:val="D86DCB" w:themeColor="accent5" w:themeTint="99"/>
-          <w:sz w:val="36"/>
-          <w:szCs w:val="36"/>
-        </w:rPr>
-        <w:t>(</w:t>
-      </w:r>
-    </w:p>
-    <w:p>
-      <w:pPr>
-        <w:jc w:val="both"/>
-        <w:rPr>
-          <w:b/>
-          <w:bCs/>
-          <w:color w:val="D86DCB" w:themeColor="accent5" w:themeTint="99"/>
-          <w:sz w:val="36"/>
-          <w:szCs w:val="36"/>
-        </w:rPr>
-      </w:pPr>
-      <w:r>
-        <w:rPr>
-          <w:b/>
-          <w:bCs/>
-          <w:color w:val="D86DCB" w:themeColor="accent5" w:themeTint="99"/>
-          <w:sz w:val="36"/>
-          <w:szCs w:val="36"/>
-        </w:rPr>
-        <w:t xml:space="preserve">  </w:t>
-      </w:r>
-      <w:proofErr w:type="spellStart"/>
-      <w:r>
-        <w:rPr>
-          <w:b/>
-          <w:bCs/>
-          <w:color w:val="D86DCB" w:themeColor="accent5" w:themeTint="99"/>
-          <w:sz w:val="36"/>
-          <w:szCs w:val="36"/>
-        </w:rPr>
-        <w:t>crossAxisCount</w:t>
-      </w:r>
-      <w:proofErr w:type="spellEnd"/>
-      <w:r>
-        <w:rPr>
-          <w:b/>
-          <w:bCs/>
-          <w:color w:val="D86DCB" w:themeColor="accent5" w:themeTint="99"/>
-          <w:sz w:val="36"/>
-          <w:szCs w:val="36"/>
-        </w:rPr>
-        <w:t>: 2,</w:t>
-      </w:r>
-    </w:p>
-    <w:p>
-      <w:pPr>
-        <w:jc w:val="both"/>
-        <w:rPr>
-          <w:b/>
-          <w:bCs/>
-          <w:color w:val="D86DCB" w:themeColor="accent5" w:themeTint="99"/>
-          <w:sz w:val="36"/>
-          <w:szCs w:val="36"/>
-        </w:rPr>
-      </w:pPr>
-      <w:r>
-        <w:rPr>
-          <w:b/>
-          <w:bCs/>
-          <w:color w:val="D86DCB" w:themeColor="accent5" w:themeTint="99"/>
-          <w:sz w:val="36"/>
-          <w:szCs w:val="36"/>
-        </w:rPr>
-        <w:t xml:space="preserve">  </w:t>
-      </w:r>
-      <w:proofErr w:type="spellStart"/>
-      <w:r>
-        <w:rPr>
-          <w:b/>
-          <w:bCs/>
-          <w:color w:val="D86DCB" w:themeColor="accent5" w:themeTint="99"/>
-          <w:sz w:val="36"/>
-          <w:szCs w:val="36"/>
-        </w:rPr>
-        <w:t>crossAxisSpacing</w:t>
-      </w:r>
-      <w:proofErr w:type="spellEnd"/>
-      <w:r>
-        <w:rPr>
-          <w:b/>
-          <w:bCs/>
-          <w:color w:val="D86DCB" w:themeColor="accent5" w:themeTint="99"/>
-          <w:sz w:val="36"/>
-          <w:szCs w:val="36"/>
-        </w:rPr>
-        <w:t>: 10.w,</w:t>
-      </w:r>
-    </w:p>
-    <w:p>
-      <w:pPr>
-        <w:jc w:val="both"/>
-        <w:rPr>
-          <w:b/>
-          <w:bCs/>
-          <w:color w:val="D86DCB" w:themeColor="accent5" w:themeTint="99"/>
-          <w:sz w:val="36"/>
-          <w:szCs w:val="36"/>
-        </w:rPr>
-      </w:pPr>
-      <w:r>
-        <w:rPr>
-          <w:b/>
-          <w:bCs/>
-          <w:color w:val="D86DCB" w:themeColor="accent5" w:themeTint="99"/>
-          <w:sz w:val="36"/>
-          <w:szCs w:val="36"/>
-        </w:rPr>
-        <w:t xml:space="preserve">  </w:t>
-      </w:r>
-      <w:proofErr w:type="spellStart"/>
-      <w:r>
-        <w:rPr>
-          <w:b/>
-          <w:bCs/>
-          <w:color w:val="D86DCB" w:themeColor="accent5" w:themeTint="99"/>
-          <w:sz w:val="36"/>
-          <w:szCs w:val="36"/>
-        </w:rPr>
-        <w:t>mainAxisSpacing</w:t>
-      </w:r>
-      <w:proofErr w:type="spellEnd"/>
-      <w:r>
-        <w:rPr>
-          <w:b/>
-          <w:bCs/>
-          <w:color w:val="D86DCB" w:themeColor="accent5" w:themeTint="99"/>
-          <w:sz w:val="36"/>
-          <w:szCs w:val="36"/>
-        </w:rPr>
-        <w:t>: 10.h,</w:t>
-      </w:r>
-    </w:p>
-    <w:p>
-      <w:pPr>
-        <w:jc w:val="both"/>
-        <w:rPr>
-          <w:b/>
-          <w:bCs/>
-          <w:color w:val="D86DCB" w:themeColor="accent5" w:themeTint="99"/>
-          <w:sz w:val="36"/>
-          <w:szCs w:val="36"/>
-        </w:rPr>
-      </w:pPr>
-      <w:r>
-        <w:rPr>
-          <w:b/>
-          <w:bCs/>
-          <w:color w:val="D86DCB" w:themeColor="accent5" w:themeTint="99"/>
-          <w:sz w:val="36"/>
-          <w:szCs w:val="36"/>
-        </w:rPr>
-        <w:t xml:space="preserve">  </w:t>
-      </w:r>
-      <w:proofErr w:type="spellStart"/>
-      <w:r>
-        <w:rPr>
-          <w:b/>
-          <w:bCs/>
-          <w:color w:val="D86DCB" w:themeColor="accent5" w:themeTint="99"/>
-          <w:sz w:val="36"/>
-          <w:szCs w:val="36"/>
-        </w:rPr>
-        <w:t>childAspectRatio</w:t>
-      </w:r>
-      <w:proofErr w:type="spellEnd"/>
-      <w:r>
-        <w:rPr>
-          <w:b/>
-          <w:bCs/>
-          <w:color w:val="D86DCB" w:themeColor="accent5" w:themeTint="99"/>
-          <w:sz w:val="36"/>
-          <w:szCs w:val="36"/>
-        </w:rPr>
-        <w:t>: 1,</w:t>
-      </w:r>
-    </w:p>
-    <w:p>
-      <w:pPr>
-        <w:jc w:val="both"/>
-        <w:rPr>
-          <w:b/>
-          <w:bCs/>
-          <w:color w:val="D86DCB" w:themeColor="accent5" w:themeTint="99"/>
-          <w:sz w:val="36"/>
-          <w:szCs w:val="36"/>
-        </w:rPr>
-      </w:pPr>
-      <w:r>
-        <w:rPr>
-          <w:b/>
-          <w:bCs/>
-          <w:color w:val="D86DCB" w:themeColor="accent5" w:themeTint="99"/>
-          <w:sz w:val="36"/>
-          <w:szCs w:val="36"/>
-        </w:rPr>
-        <w:t xml:space="preserve">  children: </w:t>
-      </w:r>
-      <w:proofErr w:type="spellStart"/>
-      <w:r>
-        <w:rPr>
-          <w:b/>
-          <w:bCs/>
-          <w:color w:val="D86DCB" w:themeColor="accent5" w:themeTint="99"/>
-          <w:sz w:val="36"/>
-          <w:szCs w:val="36"/>
-        </w:rPr>
-        <w:t>List.generate</w:t>
-      </w:r>
-      <w:proofErr w:type="spellEnd"/>
-      <w:r>
-        <w:rPr>
-          <w:b/>
-          <w:bCs/>
-          <w:color w:val="D86DCB" w:themeColor="accent5" w:themeTint="99"/>
-          <w:sz w:val="36"/>
-          <w:szCs w:val="36"/>
-        </w:rPr>
-        <w:t>(4, (index) {</w:t>
-      </w:r>
-    </w:p>
-    <w:p>
-      <w:pPr>
-        <w:jc w:val="both"/>
-        <w:rPr>
-          <w:b/>
-          <w:bCs/>
-          <w:color w:val="D86DCB" w:themeColor="accent5" w:themeTint="99"/>
-          <w:sz w:val="36"/>
-          <w:szCs w:val="36"/>
-        </w:rPr>
-      </w:pPr>
-      <w:r>
-        <w:rPr>
-          <w:b/>
-          <w:bCs/>
-          <w:color w:val="D86DCB" w:themeColor="accent5" w:themeTint="99"/>
-          <w:sz w:val="36"/>
-          <w:szCs w:val="36"/>
-        </w:rPr>
-        <w:t xml:space="preserve">    return </w:t>
-      </w:r>
-      <w:proofErr w:type="gramStart"/>
-      <w:r>
-        <w:rPr>
-          <w:b/>
-          <w:bCs/>
-          <w:color w:val="D86DCB" w:themeColor="accent5" w:themeTint="99"/>
-          <w:sz w:val="36"/>
-          <w:szCs w:val="36"/>
-        </w:rPr>
-        <w:t>Container(</w:t>
-      </w:r>
-      <w:proofErr w:type="gramEnd"/>
-    </w:p>
-    <w:p>
-      <w:pPr>
-        <w:jc w:val="both"/>
-        <w:rPr>
-          <w:b/>
-          <w:bCs/>
-          <w:color w:val="D86DCB" w:themeColor="accent5" w:themeTint="99"/>
-          <w:sz w:val="36"/>
-          <w:szCs w:val="36"/>
-        </w:rPr>
-      </w:pPr>
-      <w:r>
-        <w:rPr>
-          <w:b/>
-          <w:bCs/>
-          <w:color w:val="D86DCB" w:themeColor="accent5" w:themeTint="99"/>
-          <w:sz w:val="36"/>
-          <w:szCs w:val="36"/>
-        </w:rPr>
-        <w:t xml:space="preserve">      color: </w:t>
-      </w:r>
-      <w:proofErr w:type="spellStart"/>
-      <w:r>
-        <w:rPr>
-          <w:b/>
-          <w:bCs/>
-          <w:color w:val="D86DCB" w:themeColor="accent5" w:themeTint="99"/>
-          <w:sz w:val="36"/>
-          <w:szCs w:val="36"/>
-        </w:rPr>
-        <w:t>Colors.teal</w:t>
-      </w:r>
-      <w:proofErr w:type="spellEnd"/>
-      <w:r>
-        <w:rPr>
-          <w:b/>
-          <w:bCs/>
-          <w:color w:val="D86DCB" w:themeColor="accent5" w:themeTint="99"/>
-          <w:sz w:val="36"/>
-          <w:szCs w:val="36"/>
-        </w:rPr>
-        <w:t>,</w:t>
-      </w:r>
-    </w:p>
-    <w:p>
-      <w:pPr>
-        <w:jc w:val="both"/>
-        <w:rPr>
-          <w:b/>
-          <w:bCs/>
-          <w:color w:val="D86DCB" w:themeColor="accent5" w:themeTint="99"/>
-          <w:sz w:val="36"/>
-          <w:szCs w:val="36"/>
-        </w:rPr>
-      </w:pPr>
-      <w:r>
-        <w:rPr>
-          <w:b/>
-          <w:bCs/>
-          <w:color w:val="D86DCB" w:themeColor="accent5" w:themeTint="99"/>
-          <w:sz w:val="36"/>
-          <w:szCs w:val="36"/>
-        </w:rPr>
-        <w:t xml:space="preserve">      child: </w:t>
-      </w:r>
-      <w:proofErr w:type="gramStart"/>
-      <w:r>
-        <w:rPr>
-          <w:b/>
-          <w:bCs/>
-          <w:color w:val="D86DCB" w:themeColor="accent5" w:themeTint="99"/>
-          <w:sz w:val="36"/>
-          <w:szCs w:val="36"/>
-        </w:rPr>
-        <w:t>Center(</w:t>
-      </w:r>
-      <w:proofErr w:type="gramEnd"/>
-    </w:p>
-    <w:p>
-      <w:pPr>
-        <w:jc w:val="both"/>
-        <w:rPr>
-          <w:b/>
-          <w:bCs/>
-          <w:color w:val="D86DCB" w:themeColor="accent5" w:themeTint="99"/>
-          <w:sz w:val="36"/>
-          <w:szCs w:val="36"/>
-        </w:rPr>
-      </w:pPr>
-      <w:r>
-        <w:rPr>
-          <w:b/>
-          <w:bCs/>
-          <w:color w:val="D86DCB" w:themeColor="accent5" w:themeTint="99"/>
-          <w:sz w:val="36"/>
-          <w:szCs w:val="36"/>
-        </w:rPr>
-        <w:t xml:space="preserve">        child: </w:t>
-      </w:r>
-      <w:proofErr w:type="gramStart"/>
-      <w:r>
-        <w:rPr>
-          <w:b/>
-          <w:bCs/>
-          <w:color w:val="D86DCB" w:themeColor="accent5" w:themeTint="99"/>
-          <w:sz w:val="36"/>
-          <w:szCs w:val="36"/>
-        </w:rPr>
-        <w:t>Text(</w:t>
-      </w:r>
-      <w:proofErr w:type="gramEnd"/>
-      <w:r>
-        <w:rPr>
-          <w:b/>
-          <w:bCs/>
-          <w:color w:val="D86DCB" w:themeColor="accent5" w:themeTint="99"/>
-          <w:sz w:val="36"/>
-          <w:szCs w:val="36"/>
-        </w:rPr>
-        <w:t xml:space="preserve">'Item $index', style: </w:t>
-      </w:r>
-      <w:proofErr w:type="spellStart"/>
-      <w:r>
-        <w:rPr>
-          <w:b/>
-          <w:bCs/>
-          <w:color w:val="D86DCB" w:themeColor="accent5" w:themeTint="99"/>
-          <w:sz w:val="36"/>
-          <w:szCs w:val="36"/>
-        </w:rPr>
-        <w:t>TextStyle</w:t>
-      </w:r>
-      <w:proofErr w:type="spellEnd"/>
-      <w:r>
-        <w:rPr>
-          <w:b/>
-          <w:bCs/>
-          <w:color w:val="D86DCB" w:themeColor="accent5" w:themeTint="99"/>
-          <w:sz w:val="36"/>
-          <w:szCs w:val="36"/>
-        </w:rPr>
-        <w:t>(</w:t>
-      </w:r>
-      <w:proofErr w:type="spellStart"/>
-      <w:r>
-        <w:rPr>
-          <w:b/>
-          <w:bCs/>
-          <w:color w:val="D86DCB" w:themeColor="accent5" w:themeTint="99"/>
-          <w:sz w:val="36"/>
-          <w:szCs w:val="36"/>
-        </w:rPr>
-        <w:t>fontSize</w:t>
-      </w:r>
-      <w:proofErr w:type="spellEnd"/>
-      <w:r>
-        <w:rPr>
-          <w:b/>
-          <w:bCs/>
-          <w:color w:val="D86DCB" w:themeColor="accent5" w:themeTint="99"/>
-          <w:sz w:val="36"/>
-          <w:szCs w:val="36"/>
-        </w:rPr>
-        <w:t>: 14.sp)),</w:t>
-      </w:r>
-    </w:p>
-    <w:p>
-      <w:pPr>
-        <w:jc w:val="both"/>
-        <w:rPr>
-          <w:b/>
-          <w:bCs/>
-          <w:color w:val="D86DCB" w:themeColor="accent5" w:themeTint="99"/>
-          <w:sz w:val="36"/>
-          <w:szCs w:val="36"/>
-        </w:rPr>
-      </w:pPr>
-      <w:r>
-        <w:rPr>
-          <w:b/>
-          <w:bCs/>
-          <w:color w:val="D86DCB" w:themeColor="accent5" w:themeTint="99"/>
-          <w:sz w:val="36"/>
-          <w:szCs w:val="36"/>
-        </w:rPr>
-        <w:t xml:space="preserve">      ),</w:t>
-      </w:r>
-    </w:p>
-    <w:p>
-      <w:pPr>
-        <w:jc w:val="both"/>
-        <w:rPr>
-          <w:b/>
-          <w:bCs/>
-          <w:color w:val="D86DCB" w:themeColor="accent5" w:themeTint="99"/>
-          <w:sz w:val="36"/>
-          <w:szCs w:val="36"/>
-        </w:rPr>
-      </w:pPr>
-      <w:r>
-        <w:rPr>
-          <w:b/>
-          <w:bCs/>
-          <w:color w:val="D86DCB" w:themeColor="accent5" w:themeTint="99"/>
-          <w:sz w:val="36"/>
-          <w:szCs w:val="36"/>
-        </w:rPr>
-        <w:t xml:space="preserve">    );</w:t>
-      </w:r>
-    </w:p>
-    <w:p>
-      <w:pPr>
-        <w:jc w:val="both"/>
-        <w:rPr>
-          <w:b/>
-          <w:bCs/>
-          <w:color w:val="D86DCB" w:themeColor="accent5" w:themeTint="99"/>
-          <w:sz w:val="36"/>
-          <w:szCs w:val="36"/>
-        </w:rPr>
-      </w:pPr>
-      <w:r>
-        <w:rPr>
-          <w:b/>
-          <w:bCs/>
-          <w:color w:val="D86DCB" w:themeColor="accent5" w:themeTint="99"/>
-          <w:sz w:val="36"/>
-          <w:szCs w:val="36"/>
-        </w:rPr>
-        <w:t xml:space="preserve">  }),</w:t>
-      </w:r>
-    </w:p>
-    <w:p>
-      <w:pPr>
-        <w:jc w:val="both"/>
-        <w:rPr>
-          <w:b/>
-          <w:bCs/>
-          <w:color w:val="D86DCB" w:themeColor="accent5" w:themeTint="99"/>
-          <w:sz w:val="36"/>
-          <w:szCs w:val="36"/>
-        </w:rPr>
-      </w:pPr>
-      <w:r>
-        <w:rPr>
-          <w:b/>
-          <w:bCs/>
-          <w:color w:val="D86DCB" w:themeColor="accent5" w:themeTint="99"/>
-          <w:sz w:val="36"/>
-          <w:szCs w:val="36"/>
-        </w:rPr>
-        <w:t>)</w:t>
-      </w:r>
-    </w:p>
-    <w:p>
-      <w:pPr>
-        <w:jc w:val="both"/>
-        <w:rPr>
-          <w:sz w:val="36"/>
-          <w:szCs w:val="36"/>
-        </w:rPr>
-      </w:pPr>
-    </w:p>
-    <w:p>
-      <w:pPr>
-        <w:jc w:val="both"/>
-        <w:rPr>
-          <w:sz w:val="36"/>
-          <w:szCs w:val="36"/>
-        </w:rPr>
-      </w:pPr>
-      <w:r>
-        <w:rPr>
-          <w:sz w:val="36"/>
-          <w:szCs w:val="36"/>
-        </w:rPr>
-        <w:t xml:space="preserve"># </w:t>
-      </w:r>
-      <w:r>
-        <w:rPr>
-          <w:sz w:val="36"/>
-          <w:szCs w:val="36"/>
-        </w:rPr>
-        <w:t>Box</w:t>
+        <w:t xml:space="preserve">The constraints property lets </w:t>
+      </w:r>
+      <w:r>
+        <w:rPr>
+          <w:sz w:val="36"/>
+          <w:szCs w:val="36"/>
+        </w:rPr>
+        <w:t>us</w:t>
+      </w:r>
+      <w:r>
+        <w:rPr>
+          <w:sz w:val="36"/>
+          <w:szCs w:val="36"/>
+        </w:rPr>
+        <w:t xml:space="preserve"> manually control those size rules.</w:t>
       </w:r>
       <w:r>
         <w:rPr>
@@ -18820,78 +19970,6 @@
           <w:sz w:val="36"/>
           <w:szCs w:val="36"/>
         </w:rPr>
-        <w:t>Constraints</w:t>
-      </w:r>
-      <w:r>
-        <w:rPr>
-          <w:sz w:val="36"/>
-          <w:szCs w:val="36"/>
-        </w:rPr>
-        <w:t xml:space="preserve">. </w:t>
-      </w:r>
-      <w:r>
-        <w:rPr>
-          <w:sz w:val="36"/>
-          <w:szCs w:val="36"/>
-        </w:rPr>
-        <w:t xml:space="preserve">Every </w:t>
-      </w:r>
-      <w:r>
-        <w:rPr>
-          <w:b/>
-          <w:bCs/>
-          <w:sz w:val="36"/>
-          <w:szCs w:val="36"/>
-        </w:rPr>
-        <w:t>Flutter</w:t>
-      </w:r>
-      <w:r>
-        <w:rPr>
-          <w:sz w:val="36"/>
-          <w:szCs w:val="36"/>
-        </w:rPr>
-        <w:t xml:space="preserve"> widget is placed inside a box and that box has rules about how big it can be.</w:t>
-      </w:r>
-      <w:r>
-        <w:rPr>
-          <w:sz w:val="36"/>
-          <w:szCs w:val="36"/>
-        </w:rPr>
-        <w:t xml:space="preserve"> </w:t>
-      </w:r>
-      <w:r>
-        <w:rPr>
-          <w:sz w:val="36"/>
-          <w:szCs w:val="36"/>
-        </w:rPr>
-        <w:t xml:space="preserve">The constraints property lets </w:t>
-      </w:r>
-      <w:r>
-        <w:rPr>
-          <w:sz w:val="36"/>
-          <w:szCs w:val="36"/>
-        </w:rPr>
-        <w:t>us</w:t>
-      </w:r>
-      <w:r>
-        <w:rPr>
-          <w:sz w:val="36"/>
-          <w:szCs w:val="36"/>
-        </w:rPr>
-        <w:t xml:space="preserve"> manually control those size rules.</w:t>
-      </w:r>
-      <w:r>
-        <w:rPr>
-          <w:sz w:val="36"/>
-          <w:szCs w:val="36"/>
-        </w:rPr>
-        <w:t xml:space="preserve"> </w:t>
-      </w:r>
-      <w:r>
-        <w:rPr>
-          <w:sz w:val="36"/>
-          <w:szCs w:val="36"/>
-        </w:rPr>
         <w:t xml:space="preserve">These rules are enforced by the </w:t>
       </w:r>
       <w:r>
@@ -18924,7 +20002,6 @@
           <w:sz w:val="36"/>
           <w:szCs w:val="36"/>
         </w:rPr>
-        <w:lastRenderedPageBreak/>
         <w:t xml:space="preserve"># </w:t>
       </w:r>
       <w:proofErr w:type="spellStart"/>
@@ -19339,6 +20416,7 @@
           <w:sz w:val="36"/>
           <w:szCs w:val="36"/>
         </w:rPr>
+        <w:lastRenderedPageBreak/>
         <w:t>Container(</w:t>
       </w:r>
       <w:proofErr w:type="gramEnd"/>
@@ -20414,6 +21492,7 @@
           <w:sz w:val="36"/>
           <w:szCs w:val="36"/>
         </w:rPr>
+        <w:lastRenderedPageBreak/>
         <w:t>Advanced Usage:</w:t>
       </w:r>
     </w:p>
@@ -20818,7 +21897,6 @@
           <w:sz w:val="36"/>
           <w:szCs w:val="36"/>
         </w:rPr>
-        <w:lastRenderedPageBreak/>
         <w:t xml:space="preserve">double </w:t>
       </w:r>
       <w:proofErr w:type="spellStart"/>
@@ -21187,1553 +22265,1532 @@
           <w:sz w:val="36"/>
           <w:szCs w:val="36"/>
         </w:rPr>
-        <w:t xml:space="preserve"># </w:t>
-      </w:r>
-      <w:r>
-        <w:rPr>
-          <w:sz w:val="36"/>
-          <w:szCs w:val="36"/>
-        </w:rPr>
-        <w:t xml:space="preserve">Use </w:t>
-      </w:r>
-      <w:proofErr w:type="spellStart"/>
-      <w:r>
-        <w:rPr>
-          <w:b/>
-          <w:bCs/>
-          <w:sz w:val="36"/>
-          <w:szCs w:val="36"/>
-        </w:rPr>
-        <w:t>ScreenUtil</w:t>
-      </w:r>
-      <w:proofErr w:type="spellEnd"/>
-      <w:r>
-        <w:rPr>
-          <w:sz w:val="36"/>
-          <w:szCs w:val="36"/>
-        </w:rPr>
-        <w:t xml:space="preserve"> for fine control of consistent sizes, not for major layout decisions.</w:t>
-      </w:r>
-    </w:p>
-    <w:p>
-      <w:pPr>
-        <w:jc w:val="both"/>
-        <w:rPr>
-          <w:sz w:val="36"/>
-          <w:szCs w:val="36"/>
-        </w:rPr>
-      </w:pPr>
-    </w:p>
-    <w:p>
-      <w:pPr>
-        <w:jc w:val="both"/>
-        <w:rPr>
-          <w:sz w:val="36"/>
-          <w:szCs w:val="36"/>
-        </w:rPr>
-      </w:pPr>
-      <w:r>
-        <w:rPr>
-          <w:b/>
-          <w:bCs/>
-          <w:sz w:val="36"/>
-          <w:szCs w:val="36"/>
-        </w:rPr>
-        <w:t>NOTE</w:t>
-      </w:r>
-      <w:r>
-        <w:rPr>
-          <w:b/>
-          <w:bCs/>
-          <w:sz w:val="36"/>
-          <w:szCs w:val="36"/>
-        </w:rPr>
-        <w:t>:</w:t>
-      </w:r>
-      <w:r>
-        <w:rPr>
-          <w:sz w:val="36"/>
-          <w:szCs w:val="36"/>
-        </w:rPr>
-        <w:t xml:space="preserve"> </w:t>
-      </w:r>
-      <w:r>
-        <w:rPr>
-          <w:sz w:val="36"/>
-          <w:szCs w:val="36"/>
-        </w:rPr>
-        <w:t>There is also</w:t>
-      </w:r>
-      <w:r>
-        <w:rPr>
-          <w:b/>
-          <w:bCs/>
-          <w:sz w:val="36"/>
-          <w:szCs w:val="36"/>
-        </w:rPr>
-        <w:t xml:space="preserve"> </w:t>
-      </w:r>
-      <w:proofErr w:type="spellStart"/>
-      <w:r>
-        <w:rPr>
-          <w:b/>
-          <w:bCs/>
-          <w:sz w:val="36"/>
-          <w:szCs w:val="36"/>
-        </w:rPr>
-        <w:t>responsive_grid</w:t>
-      </w:r>
-      <w:proofErr w:type="spellEnd"/>
-      <w:r>
-        <w:rPr>
-          <w:b/>
-          <w:bCs/>
-          <w:sz w:val="36"/>
-          <w:szCs w:val="36"/>
-        </w:rPr>
-        <w:t xml:space="preserve"> </w:t>
-      </w:r>
-      <w:r>
-        <w:rPr>
-          <w:sz w:val="36"/>
-          <w:szCs w:val="36"/>
-        </w:rPr>
-        <w:t xml:space="preserve">package which is useful for desktop app and web development. </w:t>
-      </w:r>
-      <w:r>
-        <w:rPr>
-          <w:sz w:val="36"/>
-          <w:szCs w:val="36"/>
-        </w:rPr>
-        <w:t xml:space="preserve">There is also Flutters </w:t>
-      </w:r>
-      <w:r>
-        <w:rPr>
-          <w:b/>
-          <w:bCs/>
-          <w:sz w:val="36"/>
-          <w:szCs w:val="36"/>
-        </w:rPr>
-        <w:t>Bootstrap</w:t>
-      </w:r>
-      <w:r>
-        <w:rPr>
-          <w:sz w:val="36"/>
-          <w:szCs w:val="36"/>
-        </w:rPr>
-        <w:t xml:space="preserve"> package if needed to look it up.</w:t>
-      </w:r>
-    </w:p>
-    <w:p>
-      <w:pPr>
-        <w:jc w:val="both"/>
-        <w:rPr>
-          <w:sz w:val="36"/>
-          <w:szCs w:val="36"/>
-        </w:rPr>
-      </w:pPr>
-    </w:p>
-    <w:p>
-      <w:pPr>
-        <w:jc w:val="both"/>
-        <w:rPr>
-          <w:b/>
-          <w:bCs/>
-          <w:sz w:val="36"/>
-          <w:szCs w:val="36"/>
-        </w:rPr>
-      </w:pPr>
-      <w:proofErr w:type="spellStart"/>
-      <w:r>
-        <w:rPr>
-          <w:b/>
-          <w:bCs/>
-          <w:sz w:val="36"/>
-          <w:szCs w:val="36"/>
-        </w:rPr>
-        <w:t>flutter_screenutil</w:t>
-      </w:r>
-      <w:proofErr w:type="spellEnd"/>
-      <w:r>
-        <w:rPr>
-          <w:b/>
-          <w:bCs/>
-          <w:sz w:val="36"/>
-          <w:szCs w:val="36"/>
-        </w:rPr>
-        <w:t xml:space="preserve"> vs </w:t>
-      </w:r>
-      <w:proofErr w:type="spellStart"/>
-      <w:r>
-        <w:rPr>
-          <w:b/>
-          <w:bCs/>
-          <w:sz w:val="36"/>
-          <w:szCs w:val="36"/>
-        </w:rPr>
-        <w:t>MediaQuery</w:t>
-      </w:r>
-      <w:r>
-        <w:rPr>
-          <w:b/>
-          <w:bCs/>
-          <w:sz w:val="36"/>
-          <w:szCs w:val="36"/>
-        </w:rPr>
-        <w:t>:</w:t>
-      </w:r>
-      <w:proofErr w:type="spellEnd"/>
-    </w:p>
-    <w:p>
-      <w:pPr>
-        <w:jc w:val="both"/>
-        <w:rPr>
-          <w:sz w:val="36"/>
-          <w:szCs w:val="36"/>
-        </w:rPr>
-      </w:pPr>
-      <w:r>
-        <w:rPr>
-          <w:sz w:val="36"/>
-          <w:szCs w:val="36"/>
-        </w:rPr>
-        <w:t xml:space="preserve"># </w:t>
-      </w:r>
-      <w:r>
-        <w:rPr>
-          <w:sz w:val="36"/>
-          <w:szCs w:val="36"/>
-        </w:rPr>
-        <w:t xml:space="preserve">Why </w:t>
-      </w:r>
-      <w:r>
-        <w:rPr>
-          <w:sz w:val="36"/>
-          <w:szCs w:val="36"/>
-        </w:rPr>
-        <w:t>We</w:t>
-      </w:r>
-      <w:r>
-        <w:rPr>
-          <w:sz w:val="36"/>
-          <w:szCs w:val="36"/>
-        </w:rPr>
-        <w:t xml:space="preserve"> Must NOT Use </w:t>
-      </w:r>
-      <w:proofErr w:type="spellStart"/>
-      <w:r>
-        <w:rPr>
-          <w:b/>
-          <w:bCs/>
-          <w:sz w:val="36"/>
-          <w:szCs w:val="36"/>
-        </w:rPr>
-        <w:t>screenutil</w:t>
-      </w:r>
-      <w:proofErr w:type="spellEnd"/>
-      <w:r>
-        <w:rPr>
-          <w:sz w:val="36"/>
-          <w:szCs w:val="36"/>
-        </w:rPr>
-        <w:t xml:space="preserve"> for Web</w:t>
-      </w:r>
-      <w:r>
-        <w:rPr>
-          <w:sz w:val="36"/>
-          <w:szCs w:val="36"/>
-        </w:rPr>
-        <w:t xml:space="preserve"> </w:t>
-      </w:r>
-      <w:proofErr w:type="spellStart"/>
-      <w:r>
-        <w:rPr>
-          <w:b/>
-          <w:bCs/>
-          <w:sz w:val="36"/>
-          <w:szCs w:val="36"/>
-        </w:rPr>
-        <w:t>flutter_screenutil</w:t>
-      </w:r>
-      <w:proofErr w:type="spellEnd"/>
-      <w:r>
-        <w:rPr>
-          <w:b/>
-          <w:bCs/>
-          <w:sz w:val="36"/>
-          <w:szCs w:val="36"/>
-        </w:rPr>
-        <w:t xml:space="preserve"> </w:t>
-      </w:r>
-      <w:r>
-        <w:rPr>
-          <w:sz w:val="36"/>
-          <w:szCs w:val="36"/>
-        </w:rPr>
-        <w:t>does this:</w:t>
-      </w:r>
-    </w:p>
-    <w:p>
-      <w:pPr>
-        <w:jc w:val="both"/>
-        <w:rPr>
-          <w:b/>
-          <w:bCs/>
-          <w:sz w:val="36"/>
-          <w:szCs w:val="36"/>
-        </w:rPr>
-      </w:pPr>
-      <w:r>
-        <w:rPr>
-          <w:b/>
-          <w:bCs/>
-          <w:sz w:val="36"/>
-          <w:szCs w:val="36"/>
-        </w:rPr>
-        <w:t>Device screen = 390px wide (iPhone)</w:t>
-      </w:r>
-    </w:p>
-    <w:p>
-      <w:pPr>
-        <w:jc w:val="both"/>
-        <w:rPr>
-          <w:b/>
-          <w:bCs/>
-          <w:sz w:val="36"/>
-          <w:szCs w:val="36"/>
-        </w:rPr>
-      </w:pPr>
-      <w:r>
-        <w:rPr>
-          <w:b/>
-          <w:bCs/>
-          <w:sz w:val="36"/>
-          <w:szCs w:val="36"/>
-        </w:rPr>
-        <w:t>Design = 375px wide</w:t>
-      </w:r>
-    </w:p>
-    <w:p>
-      <w:pPr>
-        <w:jc w:val="both"/>
-        <w:rPr>
-          <w:b/>
-          <w:bCs/>
-          <w:sz w:val="36"/>
-          <w:szCs w:val="36"/>
-        </w:rPr>
-      </w:pPr>
-      <w:r>
-        <w:rPr>
-          <w:b/>
-          <w:bCs/>
-          <w:sz w:val="36"/>
-          <w:szCs w:val="36"/>
-        </w:rPr>
-        <w:lastRenderedPageBreak/>
-        <w:t>Scale factor = 390/375 = 1.04</w:t>
-      </w:r>
-    </w:p>
-    <w:p>
-      <w:pPr>
-        <w:jc w:val="both"/>
-        <w:rPr>
-          <w:b/>
-          <w:bCs/>
-          <w:sz w:val="36"/>
-          <w:szCs w:val="36"/>
-        </w:rPr>
-      </w:pPr>
-      <w:proofErr w:type="spellStart"/>
-      <w:proofErr w:type="gramStart"/>
-      <w:r>
-        <w:rPr>
-          <w:b/>
-          <w:bCs/>
-          <w:sz w:val="36"/>
-          <w:szCs w:val="36"/>
-        </w:rPr>
-        <w:t>sp</w:t>
-      </w:r>
-      <w:proofErr w:type="spellEnd"/>
-      <w:r>
-        <w:rPr>
-          <w:b/>
-          <w:bCs/>
-          <w:sz w:val="36"/>
-          <w:szCs w:val="36"/>
-        </w:rPr>
-        <w:t>(</w:t>
-      </w:r>
-      <w:proofErr w:type="gramEnd"/>
-      <w:r>
-        <w:rPr>
-          <w:b/>
-          <w:bCs/>
-          <w:sz w:val="36"/>
-          <w:szCs w:val="36"/>
-        </w:rPr>
-        <w:t>16) → 16 * 1.04 = 16.64px</w:t>
-      </w:r>
-    </w:p>
-    <w:p>
-      <w:pPr>
-        <w:jc w:val="both"/>
-        <w:rPr>
-          <w:sz w:val="36"/>
-          <w:szCs w:val="36"/>
-        </w:rPr>
-      </w:pPr>
-      <w:r>
-        <w:rPr>
-          <w:sz w:val="36"/>
-          <w:szCs w:val="36"/>
-        </w:rPr>
-        <w:t xml:space="preserve"># </w:t>
-      </w:r>
-      <w:r>
-        <w:rPr>
-          <w:sz w:val="36"/>
-          <w:szCs w:val="36"/>
-        </w:rPr>
-        <w:t xml:space="preserve">It scales relative to a single design size. This is useful on mobile where </w:t>
-      </w:r>
-      <w:r>
-        <w:rPr>
-          <w:sz w:val="36"/>
-          <w:szCs w:val="36"/>
-        </w:rPr>
-        <w:t>we</w:t>
-      </w:r>
-      <w:r>
-        <w:rPr>
-          <w:sz w:val="36"/>
-          <w:szCs w:val="36"/>
-        </w:rPr>
-        <w:t xml:space="preserve"> have a narrow fixed-</w:t>
-      </w:r>
-      <w:proofErr w:type="spellStart"/>
-      <w:r>
-        <w:rPr>
-          <w:sz w:val="36"/>
-          <w:szCs w:val="36"/>
-        </w:rPr>
-        <w:t>ish</w:t>
-      </w:r>
-      <w:proofErr w:type="spellEnd"/>
-      <w:r>
-        <w:rPr>
-          <w:sz w:val="36"/>
-          <w:szCs w:val="36"/>
-        </w:rPr>
-        <w:t xml:space="preserve"> range of screen sizes.</w:t>
-      </w:r>
-    </w:p>
-    <w:p>
-      <w:pPr>
-        <w:jc w:val="both"/>
-        <w:rPr>
-          <w:sz w:val="36"/>
-          <w:szCs w:val="36"/>
-        </w:rPr>
-      </w:pPr>
-      <w:r>
-        <w:rPr>
-          <w:sz w:val="36"/>
-          <w:szCs w:val="36"/>
-        </w:rPr>
-        <w:t># But o</w:t>
-      </w:r>
-      <w:r>
-        <w:rPr>
-          <w:sz w:val="36"/>
-          <w:szCs w:val="36"/>
-        </w:rPr>
-        <w:t xml:space="preserve">n web </w:t>
-      </w:r>
-      <w:r>
-        <w:rPr>
-          <w:sz w:val="36"/>
-          <w:szCs w:val="36"/>
-        </w:rPr>
-        <w:t>we</w:t>
-      </w:r>
-      <w:r>
-        <w:rPr>
-          <w:sz w:val="36"/>
-          <w:szCs w:val="36"/>
-        </w:rPr>
-        <w:t xml:space="preserve"> have:</w:t>
-      </w:r>
-    </w:p>
-    <w:p>
-      <w:pPr>
-        <w:jc w:val="both"/>
-        <w:rPr>
-          <w:b/>
-          <w:bCs/>
-          <w:sz w:val="36"/>
-          <w:szCs w:val="36"/>
-        </w:rPr>
-      </w:pPr>
-      <w:r>
-        <w:rPr>
-          <w:b/>
-          <w:bCs/>
-          <w:sz w:val="36"/>
-          <w:szCs w:val="36"/>
-        </w:rPr>
-        <w:t>Mobile browser: 380px</w:t>
-      </w:r>
-    </w:p>
-    <w:p>
-      <w:pPr>
-        <w:jc w:val="both"/>
-        <w:rPr>
-          <w:b/>
-          <w:bCs/>
-          <w:sz w:val="36"/>
-          <w:szCs w:val="36"/>
-        </w:rPr>
-      </w:pPr>
-      <w:r>
-        <w:rPr>
-          <w:b/>
-          <w:bCs/>
-          <w:sz w:val="36"/>
-          <w:szCs w:val="36"/>
-        </w:rPr>
-        <w:t xml:space="preserve">Tablet: 768px  </w:t>
-      </w:r>
-    </w:p>
-    <w:p>
-      <w:pPr>
-        <w:jc w:val="both"/>
-        <w:rPr>
-          <w:b/>
-          <w:bCs/>
-          <w:sz w:val="36"/>
-          <w:szCs w:val="36"/>
-        </w:rPr>
-      </w:pPr>
-      <w:r>
-        <w:rPr>
-          <w:b/>
-          <w:bCs/>
-          <w:sz w:val="36"/>
-          <w:szCs w:val="36"/>
-        </w:rPr>
-        <w:t>Small laptop: 1280px</w:t>
-      </w:r>
-    </w:p>
-    <w:p>
-      <w:pPr>
-        <w:jc w:val="both"/>
-        <w:rPr>
-          <w:b/>
-          <w:bCs/>
-          <w:sz w:val="36"/>
-          <w:szCs w:val="36"/>
-        </w:rPr>
-      </w:pPr>
-      <w:r>
-        <w:rPr>
-          <w:b/>
-          <w:bCs/>
-          <w:sz w:val="36"/>
-          <w:szCs w:val="36"/>
-        </w:rPr>
-        <w:t>Large monitor: 1920px+</w:t>
-      </w:r>
-    </w:p>
-    <w:p>
-      <w:pPr>
-        <w:jc w:val="both"/>
-        <w:rPr>
-          <w:sz w:val="36"/>
-          <w:szCs w:val="36"/>
-        </w:rPr>
-      </w:pPr>
-      <w:r>
-        <w:rPr>
-          <w:sz w:val="36"/>
-          <w:szCs w:val="36"/>
-        </w:rPr>
-        <w:t>#</w:t>
-      </w:r>
-      <w:r>
-        <w:rPr>
-          <w:b/>
-          <w:bCs/>
-          <w:sz w:val="36"/>
-          <w:szCs w:val="36"/>
-        </w:rPr>
-        <w:t xml:space="preserve"> </w:t>
-      </w:r>
-      <w:proofErr w:type="spellStart"/>
-      <w:r>
-        <w:rPr>
-          <w:b/>
-          <w:bCs/>
-          <w:sz w:val="36"/>
-          <w:szCs w:val="36"/>
-        </w:rPr>
-        <w:t>screenutil</w:t>
-      </w:r>
-      <w:proofErr w:type="spellEnd"/>
-      <w:r>
-        <w:rPr>
-          <w:sz w:val="36"/>
-          <w:szCs w:val="36"/>
-        </w:rPr>
-        <w:t xml:space="preserve"> would make our text giant on a 1920px screen. It's not responsive</w:t>
-      </w:r>
-      <w:r>
-        <w:rPr>
-          <w:sz w:val="36"/>
-          <w:szCs w:val="36"/>
-        </w:rPr>
-        <w:t xml:space="preserve">, </w:t>
-      </w:r>
-      <w:r>
-        <w:rPr>
-          <w:sz w:val="36"/>
-          <w:szCs w:val="36"/>
-        </w:rPr>
-        <w:t>it's proportional scaling. Those are different things.</w:t>
-      </w:r>
-      <w:r>
-        <w:rPr>
-          <w:sz w:val="36"/>
-          <w:szCs w:val="36"/>
-        </w:rPr>
-        <w:t xml:space="preserve"> We</w:t>
-      </w:r>
-      <w:r>
-        <w:rPr>
-          <w:sz w:val="36"/>
-          <w:szCs w:val="36"/>
-        </w:rPr>
-        <w:t xml:space="preserve"> use</w:t>
-      </w:r>
-      <w:r>
-        <w:rPr>
-          <w:sz w:val="36"/>
-          <w:szCs w:val="36"/>
-        </w:rPr>
-        <w:t xml:space="preserve"> </w:t>
-      </w:r>
-      <w:r>
-        <w:rPr>
-          <w:sz w:val="36"/>
-          <w:szCs w:val="36"/>
-        </w:rPr>
-        <w:t>Breakpoints</w:t>
-      </w:r>
-      <w:r>
-        <w:rPr>
-          <w:sz w:val="36"/>
-          <w:szCs w:val="36"/>
-        </w:rPr>
-        <w:t xml:space="preserve"> </w:t>
-      </w:r>
-      <w:r>
-        <w:rPr>
-          <w:sz w:val="36"/>
-          <w:szCs w:val="36"/>
-        </w:rPr>
-        <w:t>instead</w:t>
-      </w:r>
-      <w:r>
-        <w:rPr>
-          <w:sz w:val="36"/>
-          <w:szCs w:val="36"/>
-        </w:rPr>
-        <w:t>,</w:t>
-      </w:r>
-      <w:r>
-        <w:rPr>
-          <w:sz w:val="36"/>
-          <w:szCs w:val="36"/>
-        </w:rPr>
-        <w:t xml:space="preserve"> define once, use everywhere</w:t>
-      </w:r>
-    </w:p>
-    <w:p>
-      <w:pPr>
-        <w:jc w:val="both"/>
-        <w:rPr>
-          <w:b/>
-          <w:bCs/>
-          <w:color w:val="D86DCB" w:themeColor="accent5" w:themeTint="99"/>
-          <w:sz w:val="36"/>
-          <w:szCs w:val="36"/>
-        </w:rPr>
-      </w:pPr>
-      <w:r>
-        <w:rPr>
-          <w:b/>
-          <w:bCs/>
-          <w:color w:val="D86DCB" w:themeColor="accent5" w:themeTint="99"/>
-          <w:sz w:val="36"/>
-          <w:szCs w:val="36"/>
-        </w:rPr>
-        <w:t xml:space="preserve">class </w:t>
-      </w:r>
-      <w:proofErr w:type="spellStart"/>
-      <w:r>
-        <w:rPr>
-          <w:b/>
-          <w:bCs/>
-          <w:color w:val="D86DCB" w:themeColor="accent5" w:themeTint="99"/>
-          <w:sz w:val="36"/>
-          <w:szCs w:val="36"/>
-        </w:rPr>
-        <w:t>AppBreakpoints</w:t>
-      </w:r>
-      <w:proofErr w:type="spellEnd"/>
-      <w:r>
-        <w:rPr>
-          <w:b/>
-          <w:bCs/>
-          <w:color w:val="D86DCB" w:themeColor="accent5" w:themeTint="99"/>
-          <w:sz w:val="36"/>
-          <w:szCs w:val="36"/>
-        </w:rPr>
-        <w:t xml:space="preserve"> {</w:t>
-      </w:r>
-    </w:p>
-    <w:p>
-      <w:pPr>
-        <w:jc w:val="both"/>
-        <w:rPr>
-          <w:b/>
-          <w:bCs/>
-          <w:color w:val="D86DCB" w:themeColor="accent5" w:themeTint="99"/>
-          <w:sz w:val="36"/>
-          <w:szCs w:val="36"/>
-        </w:rPr>
-      </w:pPr>
-      <w:r>
-        <w:rPr>
-          <w:b/>
-          <w:bCs/>
-          <w:color w:val="D86DCB" w:themeColor="accent5" w:themeTint="99"/>
-          <w:sz w:val="36"/>
-          <w:szCs w:val="36"/>
-        </w:rPr>
-        <w:t xml:space="preserve">  static const double mobile = 600;</w:t>
-      </w:r>
-    </w:p>
-    <w:p>
-      <w:pPr>
-        <w:jc w:val="both"/>
-        <w:rPr>
-          <w:b/>
-          <w:bCs/>
-          <w:color w:val="D86DCB" w:themeColor="accent5" w:themeTint="99"/>
-          <w:sz w:val="36"/>
-          <w:szCs w:val="36"/>
-        </w:rPr>
-      </w:pPr>
-      <w:r>
-        <w:rPr>
-          <w:b/>
-          <w:bCs/>
-          <w:color w:val="D86DCB" w:themeColor="accent5" w:themeTint="99"/>
-          <w:sz w:val="36"/>
-          <w:szCs w:val="36"/>
-        </w:rPr>
-        <w:t xml:space="preserve">  static const double tablet = 1024;</w:t>
-      </w:r>
-    </w:p>
-    <w:p>
-      <w:pPr>
-        <w:jc w:val="both"/>
-        <w:rPr>
-          <w:b/>
-          <w:bCs/>
-          <w:color w:val="D86DCB" w:themeColor="accent5" w:themeTint="99"/>
-          <w:sz w:val="36"/>
-          <w:szCs w:val="36"/>
-        </w:rPr>
-      </w:pPr>
-      <w:r>
-        <w:rPr>
-          <w:b/>
-          <w:bCs/>
-          <w:color w:val="D86DCB" w:themeColor="accent5" w:themeTint="99"/>
-          <w:sz w:val="36"/>
-          <w:szCs w:val="36"/>
-        </w:rPr>
-        <w:t xml:space="preserve">  static const double desktop = 1440;</w:t>
-      </w:r>
-    </w:p>
-    <w:p>
-      <w:pPr>
-        <w:jc w:val="both"/>
-        <w:rPr>
-          <w:b/>
-          <w:bCs/>
-          <w:color w:val="D86DCB" w:themeColor="accent5" w:themeTint="99"/>
-          <w:sz w:val="36"/>
-          <w:szCs w:val="36"/>
-        </w:rPr>
-      </w:pPr>
-      <w:r>
-        <w:rPr>
-          <w:b/>
-          <w:bCs/>
-          <w:color w:val="D86DCB" w:themeColor="accent5" w:themeTint="99"/>
-          <w:sz w:val="36"/>
-          <w:szCs w:val="36"/>
-        </w:rPr>
-        <w:t>}</w:t>
-      </w:r>
-    </w:p>
-    <w:p>
-      <w:pPr>
-        <w:jc w:val="both"/>
-        <w:rPr>
-          <w:b/>
-          <w:bCs/>
-          <w:color w:val="D86DCB" w:themeColor="accent5" w:themeTint="99"/>
-          <w:sz w:val="36"/>
-          <w:szCs w:val="36"/>
-        </w:rPr>
-      </w:pPr>
-      <w:r>
-        <w:rPr>
-          <w:b/>
-          <w:bCs/>
-          <w:color w:val="D86DCB" w:themeColor="accent5" w:themeTint="99"/>
-          <w:sz w:val="36"/>
-          <w:szCs w:val="36"/>
-        </w:rPr>
-        <w:t>// In any widget</w:t>
-      </w:r>
-    </w:p>
-    <w:p>
-      <w:pPr>
-        <w:jc w:val="both"/>
-        <w:rPr>
-          <w:b/>
-          <w:bCs/>
-          <w:color w:val="D86DCB" w:themeColor="accent5" w:themeTint="99"/>
-          <w:sz w:val="36"/>
-          <w:szCs w:val="36"/>
-        </w:rPr>
-      </w:pPr>
-      <w:proofErr w:type="spellStart"/>
-      <w:proofErr w:type="gramStart"/>
-      <w:r>
-        <w:rPr>
-          <w:b/>
-          <w:bCs/>
-          <w:color w:val="D86DCB" w:themeColor="accent5" w:themeTint="99"/>
-          <w:sz w:val="36"/>
-          <w:szCs w:val="36"/>
-        </w:rPr>
-        <w:t>LayoutBuilder</w:t>
-      </w:r>
-      <w:proofErr w:type="spellEnd"/>
-      <w:r>
-        <w:rPr>
-          <w:b/>
-          <w:bCs/>
-          <w:color w:val="D86DCB" w:themeColor="accent5" w:themeTint="99"/>
-          <w:sz w:val="36"/>
-          <w:szCs w:val="36"/>
-        </w:rPr>
-        <w:t>(</w:t>
-      </w:r>
-      <w:proofErr w:type="gramEnd"/>
-    </w:p>
-    <w:p>
-      <w:pPr>
-        <w:jc w:val="both"/>
-        <w:rPr>
-          <w:b/>
-          <w:bCs/>
-          <w:color w:val="D86DCB" w:themeColor="accent5" w:themeTint="99"/>
-          <w:sz w:val="36"/>
-          <w:szCs w:val="36"/>
-        </w:rPr>
-      </w:pPr>
-      <w:r>
-        <w:rPr>
-          <w:b/>
-          <w:bCs/>
-          <w:color w:val="D86DCB" w:themeColor="accent5" w:themeTint="99"/>
-          <w:sz w:val="36"/>
-          <w:szCs w:val="36"/>
-        </w:rPr>
-        <w:t xml:space="preserve">  builder: (context, constraints) {</w:t>
-      </w:r>
-    </w:p>
-    <w:p>
-      <w:pPr>
-        <w:jc w:val="both"/>
-        <w:rPr>
-          <w:b/>
-          <w:bCs/>
-          <w:color w:val="D86DCB" w:themeColor="accent5" w:themeTint="99"/>
-          <w:sz w:val="36"/>
-          <w:szCs w:val="36"/>
-        </w:rPr>
-      </w:pPr>
-      <w:r>
-        <w:rPr>
-          <w:b/>
-          <w:bCs/>
-          <w:color w:val="D86DCB" w:themeColor="accent5" w:themeTint="99"/>
-          <w:sz w:val="36"/>
-          <w:szCs w:val="36"/>
-        </w:rPr>
-        <w:lastRenderedPageBreak/>
-        <w:t xml:space="preserve">    final width = </w:t>
-      </w:r>
-      <w:proofErr w:type="spellStart"/>
-      <w:proofErr w:type="gramStart"/>
-      <w:r>
-        <w:rPr>
-          <w:b/>
-          <w:bCs/>
-          <w:color w:val="D86DCB" w:themeColor="accent5" w:themeTint="99"/>
-          <w:sz w:val="36"/>
-          <w:szCs w:val="36"/>
-        </w:rPr>
-        <w:t>constraints.maxWidth</w:t>
-      </w:r>
-      <w:proofErr w:type="spellEnd"/>
-      <w:proofErr w:type="gramEnd"/>
-      <w:r>
-        <w:rPr>
-          <w:b/>
-          <w:bCs/>
-          <w:color w:val="D86DCB" w:themeColor="accent5" w:themeTint="99"/>
-          <w:sz w:val="36"/>
-          <w:szCs w:val="36"/>
-        </w:rPr>
-        <w:t>;</w:t>
-      </w:r>
-    </w:p>
-    <w:p>
-      <w:pPr>
-        <w:jc w:val="both"/>
-        <w:rPr>
-          <w:b/>
-          <w:bCs/>
-          <w:color w:val="D86DCB" w:themeColor="accent5" w:themeTint="99"/>
-          <w:sz w:val="36"/>
-          <w:szCs w:val="36"/>
-        </w:rPr>
-      </w:pPr>
-      <w:r>
-        <w:rPr>
-          <w:b/>
-          <w:bCs/>
-          <w:color w:val="D86DCB" w:themeColor="accent5" w:themeTint="99"/>
-          <w:sz w:val="36"/>
-          <w:szCs w:val="36"/>
-        </w:rPr>
-        <w:t xml:space="preserve">    if (width &lt; </w:t>
-      </w:r>
-      <w:proofErr w:type="spellStart"/>
-      <w:r>
-        <w:rPr>
-          <w:b/>
-          <w:bCs/>
-          <w:color w:val="D86DCB" w:themeColor="accent5" w:themeTint="99"/>
-          <w:sz w:val="36"/>
-          <w:szCs w:val="36"/>
-        </w:rPr>
-        <w:t>AppBreakpoints.mobile</w:t>
-      </w:r>
-      <w:proofErr w:type="spellEnd"/>
-      <w:r>
-        <w:rPr>
-          <w:b/>
-          <w:bCs/>
-          <w:color w:val="D86DCB" w:themeColor="accent5" w:themeTint="99"/>
-          <w:sz w:val="36"/>
-          <w:szCs w:val="36"/>
-        </w:rPr>
-        <w:t>) {</w:t>
-      </w:r>
-    </w:p>
-    <w:p>
-      <w:pPr>
-        <w:jc w:val="both"/>
-        <w:rPr>
-          <w:b/>
-          <w:bCs/>
-          <w:color w:val="D86DCB" w:themeColor="accent5" w:themeTint="99"/>
-          <w:sz w:val="36"/>
-          <w:szCs w:val="36"/>
-        </w:rPr>
-      </w:pPr>
-      <w:r>
-        <w:rPr>
-          <w:b/>
-          <w:bCs/>
-          <w:color w:val="D86DCB" w:themeColor="accent5" w:themeTint="99"/>
-          <w:sz w:val="36"/>
-          <w:szCs w:val="36"/>
-        </w:rPr>
-        <w:t xml:space="preserve">      return </w:t>
-      </w:r>
-      <w:proofErr w:type="spellStart"/>
-      <w:proofErr w:type="gramStart"/>
-      <w:r>
-        <w:rPr>
-          <w:b/>
-          <w:bCs/>
-          <w:color w:val="D86DCB" w:themeColor="accent5" w:themeTint="99"/>
-          <w:sz w:val="36"/>
-          <w:szCs w:val="36"/>
-        </w:rPr>
-        <w:t>MobileLayout</w:t>
-      </w:r>
-      <w:proofErr w:type="spellEnd"/>
-      <w:r>
-        <w:rPr>
-          <w:b/>
-          <w:bCs/>
-          <w:color w:val="D86DCB" w:themeColor="accent5" w:themeTint="99"/>
-          <w:sz w:val="36"/>
-          <w:szCs w:val="36"/>
-        </w:rPr>
-        <w:t>(</w:t>
-      </w:r>
-      <w:proofErr w:type="gramEnd"/>
-      <w:r>
-        <w:rPr>
-          <w:b/>
-          <w:bCs/>
-          <w:color w:val="D86DCB" w:themeColor="accent5" w:themeTint="99"/>
-          <w:sz w:val="36"/>
-          <w:szCs w:val="36"/>
-        </w:rPr>
-        <w:t>);</w:t>
-      </w:r>
-    </w:p>
-    <w:p>
-      <w:pPr>
-        <w:jc w:val="both"/>
-        <w:rPr>
-          <w:b/>
-          <w:bCs/>
-          <w:color w:val="D86DCB" w:themeColor="accent5" w:themeTint="99"/>
-          <w:sz w:val="36"/>
-          <w:szCs w:val="36"/>
-        </w:rPr>
-      </w:pPr>
-      <w:r>
-        <w:rPr>
-          <w:b/>
-          <w:bCs/>
-          <w:color w:val="D86DCB" w:themeColor="accent5" w:themeTint="99"/>
-          <w:sz w:val="36"/>
-          <w:szCs w:val="36"/>
-        </w:rPr>
-        <w:t xml:space="preserve">    } else if (width &lt; </w:t>
-      </w:r>
-      <w:proofErr w:type="spellStart"/>
-      <w:r>
-        <w:rPr>
-          <w:b/>
-          <w:bCs/>
-          <w:color w:val="D86DCB" w:themeColor="accent5" w:themeTint="99"/>
-          <w:sz w:val="36"/>
-          <w:szCs w:val="36"/>
-        </w:rPr>
-        <w:t>AppBreakpoints.tablet</w:t>
-      </w:r>
-      <w:proofErr w:type="spellEnd"/>
-      <w:r>
-        <w:rPr>
-          <w:b/>
-          <w:bCs/>
-          <w:color w:val="D86DCB" w:themeColor="accent5" w:themeTint="99"/>
-          <w:sz w:val="36"/>
-          <w:szCs w:val="36"/>
-        </w:rPr>
-        <w:t>) {</w:t>
-      </w:r>
-    </w:p>
-    <w:p>
-      <w:pPr>
-        <w:jc w:val="both"/>
-        <w:rPr>
-          <w:b/>
-          <w:bCs/>
-          <w:color w:val="D86DCB" w:themeColor="accent5" w:themeTint="99"/>
-          <w:sz w:val="36"/>
-          <w:szCs w:val="36"/>
-        </w:rPr>
-      </w:pPr>
-      <w:r>
-        <w:rPr>
-          <w:b/>
-          <w:bCs/>
-          <w:color w:val="D86DCB" w:themeColor="accent5" w:themeTint="99"/>
-          <w:sz w:val="36"/>
-          <w:szCs w:val="36"/>
-        </w:rPr>
-        <w:t xml:space="preserve">      return </w:t>
-      </w:r>
-      <w:proofErr w:type="spellStart"/>
-      <w:proofErr w:type="gramStart"/>
-      <w:r>
-        <w:rPr>
-          <w:b/>
-          <w:bCs/>
-          <w:color w:val="D86DCB" w:themeColor="accent5" w:themeTint="99"/>
-          <w:sz w:val="36"/>
-          <w:szCs w:val="36"/>
-        </w:rPr>
-        <w:t>TabletLayout</w:t>
-      </w:r>
-      <w:proofErr w:type="spellEnd"/>
-      <w:r>
-        <w:rPr>
-          <w:b/>
-          <w:bCs/>
-          <w:color w:val="D86DCB" w:themeColor="accent5" w:themeTint="99"/>
-          <w:sz w:val="36"/>
-          <w:szCs w:val="36"/>
-        </w:rPr>
-        <w:t>(</w:t>
-      </w:r>
-      <w:proofErr w:type="gramEnd"/>
-      <w:r>
-        <w:rPr>
-          <w:b/>
-          <w:bCs/>
-          <w:color w:val="D86DCB" w:themeColor="accent5" w:themeTint="99"/>
-          <w:sz w:val="36"/>
-          <w:szCs w:val="36"/>
-        </w:rPr>
-        <w:t>);</w:t>
-      </w:r>
-    </w:p>
-    <w:p>
-      <w:pPr>
-        <w:jc w:val="both"/>
-        <w:rPr>
-          <w:b/>
-          <w:bCs/>
-          <w:color w:val="D86DCB" w:themeColor="accent5" w:themeTint="99"/>
-          <w:sz w:val="36"/>
-          <w:szCs w:val="36"/>
-        </w:rPr>
-      </w:pPr>
-      <w:r>
-        <w:rPr>
-          <w:b/>
-          <w:bCs/>
-          <w:color w:val="D86DCB" w:themeColor="accent5" w:themeTint="99"/>
-          <w:sz w:val="36"/>
-          <w:szCs w:val="36"/>
-        </w:rPr>
-        <w:t xml:space="preserve">    } else {</w:t>
-      </w:r>
-    </w:p>
-    <w:p>
-      <w:pPr>
-        <w:jc w:val="both"/>
-        <w:rPr>
-          <w:b/>
-          <w:bCs/>
-          <w:color w:val="D86DCB" w:themeColor="accent5" w:themeTint="99"/>
-          <w:sz w:val="36"/>
-          <w:szCs w:val="36"/>
-        </w:rPr>
-      </w:pPr>
-      <w:r>
-        <w:rPr>
-          <w:b/>
-          <w:bCs/>
-          <w:color w:val="D86DCB" w:themeColor="accent5" w:themeTint="99"/>
-          <w:sz w:val="36"/>
-          <w:szCs w:val="36"/>
-        </w:rPr>
-        <w:t xml:space="preserve">      return </w:t>
-      </w:r>
-      <w:proofErr w:type="spellStart"/>
-      <w:proofErr w:type="gramStart"/>
-      <w:r>
-        <w:rPr>
-          <w:b/>
-          <w:bCs/>
-          <w:color w:val="D86DCB" w:themeColor="accent5" w:themeTint="99"/>
-          <w:sz w:val="36"/>
-          <w:szCs w:val="36"/>
-        </w:rPr>
-        <w:t>DesktopLayout</w:t>
-      </w:r>
-      <w:proofErr w:type="spellEnd"/>
-      <w:r>
-        <w:rPr>
-          <w:b/>
-          <w:bCs/>
-          <w:color w:val="D86DCB" w:themeColor="accent5" w:themeTint="99"/>
-          <w:sz w:val="36"/>
-          <w:szCs w:val="36"/>
-        </w:rPr>
-        <w:t>(</w:t>
-      </w:r>
-      <w:proofErr w:type="gramEnd"/>
-      <w:r>
-        <w:rPr>
-          <w:b/>
-          <w:bCs/>
-          <w:color w:val="D86DCB" w:themeColor="accent5" w:themeTint="99"/>
-          <w:sz w:val="36"/>
-          <w:szCs w:val="36"/>
-        </w:rPr>
-        <w:t>);</w:t>
-      </w:r>
-    </w:p>
-    <w:p>
-      <w:pPr>
-        <w:jc w:val="both"/>
-        <w:rPr>
-          <w:b/>
-          <w:bCs/>
-          <w:color w:val="D86DCB" w:themeColor="accent5" w:themeTint="99"/>
-          <w:sz w:val="36"/>
-          <w:szCs w:val="36"/>
-        </w:rPr>
-      </w:pPr>
-      <w:r>
-        <w:rPr>
-          <w:b/>
-          <w:bCs/>
-          <w:color w:val="D86DCB" w:themeColor="accent5" w:themeTint="99"/>
-          <w:sz w:val="36"/>
-          <w:szCs w:val="36"/>
-        </w:rPr>
-        <w:t xml:space="preserve">    }</w:t>
-      </w:r>
-    </w:p>
-    <w:p>
-      <w:pPr>
-        <w:jc w:val="both"/>
-        <w:rPr>
-          <w:b/>
-          <w:bCs/>
-          <w:color w:val="D86DCB" w:themeColor="accent5" w:themeTint="99"/>
-          <w:sz w:val="36"/>
-          <w:szCs w:val="36"/>
-        </w:rPr>
-      </w:pPr>
-      <w:r>
-        <w:rPr>
-          <w:b/>
-          <w:bCs/>
-          <w:color w:val="D86DCB" w:themeColor="accent5" w:themeTint="99"/>
-          <w:sz w:val="36"/>
-          <w:szCs w:val="36"/>
-        </w:rPr>
-        <w:t xml:space="preserve">  },</w:t>
-      </w:r>
-    </w:p>
-    <w:p>
-      <w:pPr>
-        <w:jc w:val="both"/>
-        <w:rPr>
-          <w:b/>
-          <w:bCs/>
-          <w:color w:val="D86DCB" w:themeColor="accent5" w:themeTint="99"/>
-          <w:sz w:val="36"/>
-          <w:szCs w:val="36"/>
-        </w:rPr>
-      </w:pPr>
-      <w:r>
-        <w:rPr>
-          <w:b/>
-          <w:bCs/>
-          <w:color w:val="D86DCB" w:themeColor="accent5" w:themeTint="99"/>
-          <w:sz w:val="36"/>
-          <w:szCs w:val="36"/>
-        </w:rPr>
-        <w:t>)</w:t>
-      </w:r>
-    </w:p>
-    <w:p>
-      <w:pPr>
-        <w:jc w:val="both"/>
-        <w:rPr>
-          <w:sz w:val="36"/>
-          <w:szCs w:val="36"/>
-        </w:rPr>
-      </w:pPr>
-    </w:p>
-    <w:p>
-      <w:pPr>
-        <w:jc w:val="both"/>
-        <w:rPr>
-          <w:b/>
-          <w:bCs/>
-          <w:sz w:val="36"/>
-          <w:szCs w:val="36"/>
-        </w:rPr>
-      </w:pPr>
-      <w:proofErr w:type="spellStart"/>
-      <w:r>
-        <w:rPr>
-          <w:b/>
-          <w:bCs/>
-          <w:sz w:val="36"/>
-          <w:szCs w:val="36"/>
-        </w:rPr>
-        <w:t>OverflowBar</w:t>
-      </w:r>
-      <w:proofErr w:type="spellEnd"/>
-      <w:r>
-        <w:rPr>
-          <w:b/>
-          <w:bCs/>
-          <w:sz w:val="36"/>
-          <w:szCs w:val="36"/>
-        </w:rPr>
-        <w:t xml:space="preserve"> Widget:</w:t>
-      </w:r>
-    </w:p>
-    <w:p>
-      <w:pPr>
-        <w:jc w:val="both"/>
-        <w:rPr>
-          <w:sz w:val="36"/>
-          <w:szCs w:val="36"/>
-        </w:rPr>
-      </w:pPr>
-      <w:r>
-        <w:rPr>
-          <w:sz w:val="36"/>
-          <w:szCs w:val="36"/>
-        </w:rPr>
-        <w:t>#</w:t>
-      </w:r>
-      <w:r>
-        <w:rPr>
-          <w:b/>
-          <w:bCs/>
-          <w:sz w:val="36"/>
-          <w:szCs w:val="36"/>
-        </w:rPr>
-        <w:t xml:space="preserve"> </w:t>
-      </w:r>
-      <w:proofErr w:type="spellStart"/>
-      <w:r>
-        <w:rPr>
-          <w:b/>
-          <w:bCs/>
-          <w:sz w:val="36"/>
-          <w:szCs w:val="36"/>
-        </w:rPr>
-        <w:t>OverflowBar</w:t>
-      </w:r>
-      <w:proofErr w:type="spellEnd"/>
-      <w:r>
-        <w:rPr>
-          <w:b/>
-          <w:bCs/>
-          <w:sz w:val="36"/>
-          <w:szCs w:val="36"/>
-        </w:rPr>
-        <w:t xml:space="preserve"> </w:t>
-      </w:r>
-      <w:r>
-        <w:rPr>
-          <w:sz w:val="36"/>
-          <w:szCs w:val="36"/>
-        </w:rPr>
-        <w:t xml:space="preserve">is a widget that places its children in a </w:t>
-      </w:r>
-      <w:r>
-        <w:rPr>
-          <w:b/>
-          <w:bCs/>
-          <w:sz w:val="36"/>
-          <w:szCs w:val="36"/>
-        </w:rPr>
-        <w:t>Row</w:t>
-      </w:r>
-      <w:r>
-        <w:rPr>
-          <w:sz w:val="36"/>
-          <w:szCs w:val="36"/>
-        </w:rPr>
-        <w:t xml:space="preserve"> unless they “overflow” the available horizontal space in that case it lays them out in a </w:t>
-      </w:r>
-      <w:r>
-        <w:rPr>
-          <w:b/>
-          <w:bCs/>
-          <w:sz w:val="36"/>
-          <w:szCs w:val="36"/>
-        </w:rPr>
-        <w:t>Column</w:t>
-      </w:r>
-      <w:r>
-        <w:rPr>
-          <w:sz w:val="36"/>
-          <w:szCs w:val="36"/>
-        </w:rPr>
-        <w:t xml:space="preserve"> instead. It’s like a smart widget that switches between</w:t>
-      </w:r>
-      <w:r>
-        <w:rPr>
-          <w:b/>
-          <w:bCs/>
-          <w:sz w:val="36"/>
-          <w:szCs w:val="36"/>
-        </w:rPr>
-        <w:t xml:space="preserve"> Row</w:t>
-      </w:r>
-      <w:r>
-        <w:rPr>
-          <w:sz w:val="36"/>
-          <w:szCs w:val="36"/>
-        </w:rPr>
-        <w:t xml:space="preserve"> or </w:t>
-      </w:r>
-      <w:r>
-        <w:rPr>
-          <w:b/>
-          <w:bCs/>
-          <w:sz w:val="36"/>
-          <w:szCs w:val="36"/>
-        </w:rPr>
-        <w:t>Column</w:t>
-      </w:r>
-      <w:r>
-        <w:rPr>
-          <w:sz w:val="36"/>
-          <w:szCs w:val="36"/>
-        </w:rPr>
-        <w:t xml:space="preserve"> according to need</w:t>
-      </w:r>
-    </w:p>
-    <w:p>
-      <w:pPr>
-        <w:jc w:val="both"/>
-        <w:rPr>
-          <w:sz w:val="36"/>
-          <w:szCs w:val="36"/>
-        </w:rPr>
-      </w:pPr>
-    </w:p>
-    <w:p>
-      <w:pPr>
-        <w:jc w:val="both"/>
-        <w:rPr>
-          <w:sz w:val="36"/>
-          <w:szCs w:val="36"/>
-        </w:rPr>
-      </w:pPr>
-      <w:r>
-        <w:rPr>
-          <w:sz w:val="36"/>
-          <w:szCs w:val="36"/>
-        </w:rPr>
-        <w:t xml:space="preserve">Properties of </w:t>
-      </w:r>
-      <w:proofErr w:type="spellStart"/>
-      <w:r>
-        <w:rPr>
-          <w:sz w:val="36"/>
-          <w:szCs w:val="36"/>
-        </w:rPr>
-        <w:t>OverflowBar</w:t>
-      </w:r>
-      <w:proofErr w:type="spellEnd"/>
-      <w:r>
-        <w:rPr>
-          <w:sz w:val="36"/>
-          <w:szCs w:val="36"/>
-        </w:rPr>
-        <w:t>:</w:t>
-      </w:r>
-    </w:p>
-    <w:p>
-      <w:pPr>
-        <w:jc w:val="both"/>
-        <w:rPr>
-          <w:sz w:val="36"/>
-          <w:szCs w:val="36"/>
-        </w:rPr>
-      </w:pPr>
-      <w:r>
-        <w:rPr>
-          <w:sz w:val="36"/>
-          <w:szCs w:val="36"/>
-        </w:rPr>
-        <w:t xml:space="preserve"># </w:t>
-      </w:r>
-      <w:r>
-        <w:rPr>
-          <w:b/>
-          <w:bCs/>
-          <w:sz w:val="36"/>
-          <w:szCs w:val="36"/>
-        </w:rPr>
-        <w:t>alignment:</w:t>
-      </w:r>
-      <w:r>
-        <w:rPr>
-          <w:sz w:val="36"/>
-          <w:szCs w:val="36"/>
-        </w:rPr>
-        <w:t xml:space="preserve"> d</w:t>
-      </w:r>
-      <w:r>
-        <w:rPr>
-          <w:sz w:val="36"/>
-          <w:szCs w:val="36"/>
-        </w:rPr>
-        <w:t xml:space="preserve">efines the children's horizontal layout according to the same rules as for </w:t>
-      </w:r>
-      <w:proofErr w:type="spellStart"/>
-      <w:r>
-        <w:rPr>
-          <w:b/>
-          <w:bCs/>
-          <w:sz w:val="36"/>
-          <w:szCs w:val="36"/>
-        </w:rPr>
-        <w:t>Row.mainAxisAlignment</w:t>
-      </w:r>
-      <w:proofErr w:type="spellEnd"/>
-      <w:r>
-        <w:rPr>
-          <w:sz w:val="36"/>
-          <w:szCs w:val="36"/>
-        </w:rPr>
-        <w:t>.</w:t>
-      </w:r>
-    </w:p>
-    <w:p>
-      <w:pPr>
-        <w:jc w:val="both"/>
-        <w:rPr>
-          <w:sz w:val="36"/>
-          <w:szCs w:val="36"/>
-        </w:rPr>
-      </w:pPr>
-      <w:r>
-        <w:rPr>
-          <w:sz w:val="36"/>
-          <w:szCs w:val="36"/>
-        </w:rPr>
         <w:lastRenderedPageBreak/>
         <w:t xml:space="preserve"># </w:t>
       </w:r>
       <w:r>
         <w:rPr>
+          <w:sz w:val="36"/>
+          <w:szCs w:val="36"/>
+        </w:rPr>
+        <w:t xml:space="preserve">Use </w:t>
+      </w:r>
+      <w:proofErr w:type="spellStart"/>
+      <w:r>
+        <w:rPr>
+          <w:b/>
+          <w:bCs/>
+          <w:sz w:val="36"/>
+          <w:szCs w:val="36"/>
+        </w:rPr>
+        <w:t>ScreenUtil</w:t>
+      </w:r>
+      <w:proofErr w:type="spellEnd"/>
+      <w:r>
+        <w:rPr>
+          <w:sz w:val="36"/>
+          <w:szCs w:val="36"/>
+        </w:rPr>
+        <w:t xml:space="preserve"> for fine control of consistent sizes, not for major layout decisions.</w:t>
+      </w:r>
+    </w:p>
+    <w:p>
+      <w:pPr>
+        <w:jc w:val="both"/>
+        <w:rPr>
+          <w:sz w:val="36"/>
+          <w:szCs w:val="36"/>
+        </w:rPr>
+      </w:pPr>
+    </w:p>
+    <w:p>
+      <w:pPr>
+        <w:jc w:val="both"/>
+        <w:rPr>
+          <w:sz w:val="36"/>
+          <w:szCs w:val="36"/>
+        </w:rPr>
+      </w:pPr>
+      <w:r>
+        <w:rPr>
+          <w:b/>
+          <w:bCs/>
+          <w:sz w:val="36"/>
+          <w:szCs w:val="36"/>
+        </w:rPr>
+        <w:t>NOTE</w:t>
+      </w:r>
+      <w:r>
+        <w:rPr>
+          <w:b/>
+          <w:bCs/>
+          <w:sz w:val="36"/>
+          <w:szCs w:val="36"/>
+        </w:rPr>
+        <w:t>:</w:t>
+      </w:r>
+      <w:r>
+        <w:rPr>
+          <w:sz w:val="36"/>
+          <w:szCs w:val="36"/>
+        </w:rPr>
+        <w:t xml:space="preserve"> </w:t>
+      </w:r>
+      <w:r>
+        <w:rPr>
+          <w:sz w:val="36"/>
+          <w:szCs w:val="36"/>
+        </w:rPr>
+        <w:t>There is also</w:t>
+      </w:r>
+      <w:r>
+        <w:rPr>
+          <w:b/>
+          <w:bCs/>
+          <w:sz w:val="36"/>
+          <w:szCs w:val="36"/>
+        </w:rPr>
+        <w:t xml:space="preserve"> </w:t>
+      </w:r>
+      <w:proofErr w:type="spellStart"/>
+      <w:r>
+        <w:rPr>
+          <w:b/>
+          <w:bCs/>
+          <w:sz w:val="36"/>
+          <w:szCs w:val="36"/>
+        </w:rPr>
+        <w:t>responsive_grid</w:t>
+      </w:r>
+      <w:proofErr w:type="spellEnd"/>
+      <w:r>
+        <w:rPr>
+          <w:b/>
+          <w:bCs/>
+          <w:sz w:val="36"/>
+          <w:szCs w:val="36"/>
+        </w:rPr>
+        <w:t xml:space="preserve"> </w:t>
+      </w:r>
+      <w:r>
+        <w:rPr>
+          <w:sz w:val="36"/>
+          <w:szCs w:val="36"/>
+        </w:rPr>
+        <w:t xml:space="preserve">package which is useful for desktop app and web development. </w:t>
+      </w:r>
+      <w:r>
+        <w:rPr>
+          <w:sz w:val="36"/>
+          <w:szCs w:val="36"/>
+        </w:rPr>
+        <w:t xml:space="preserve">There is also Flutters </w:t>
+      </w:r>
+      <w:r>
+        <w:rPr>
+          <w:b/>
+          <w:bCs/>
+          <w:sz w:val="36"/>
+          <w:szCs w:val="36"/>
+        </w:rPr>
+        <w:t>Bootstrap</w:t>
+      </w:r>
+      <w:r>
+        <w:rPr>
+          <w:sz w:val="36"/>
+          <w:szCs w:val="36"/>
+        </w:rPr>
+        <w:t xml:space="preserve"> package if needed to look it up.</w:t>
+      </w:r>
+    </w:p>
+    <w:p>
+      <w:pPr>
+        <w:jc w:val="both"/>
+        <w:rPr>
+          <w:sz w:val="36"/>
+          <w:szCs w:val="36"/>
+        </w:rPr>
+      </w:pPr>
+    </w:p>
+    <w:p>
+      <w:pPr>
+        <w:jc w:val="both"/>
+        <w:rPr>
+          <w:b/>
+          <w:bCs/>
+          <w:sz w:val="36"/>
+          <w:szCs w:val="36"/>
+        </w:rPr>
+      </w:pPr>
+      <w:proofErr w:type="spellStart"/>
+      <w:r>
+        <w:rPr>
+          <w:b/>
+          <w:bCs/>
+          <w:sz w:val="36"/>
+          <w:szCs w:val="36"/>
+        </w:rPr>
+        <w:t>flutter_screenutil</w:t>
+      </w:r>
+      <w:proofErr w:type="spellEnd"/>
+      <w:r>
+        <w:rPr>
+          <w:b/>
+          <w:bCs/>
+          <w:sz w:val="36"/>
+          <w:szCs w:val="36"/>
+        </w:rPr>
+        <w:t xml:space="preserve"> vs </w:t>
+      </w:r>
+      <w:proofErr w:type="spellStart"/>
+      <w:r>
+        <w:rPr>
+          <w:b/>
+          <w:bCs/>
+          <w:sz w:val="36"/>
+          <w:szCs w:val="36"/>
+        </w:rPr>
+        <w:t>MediaQuery</w:t>
+      </w:r>
+      <w:proofErr w:type="spellEnd"/>
+      <w:r>
+        <w:rPr>
+          <w:b/>
+          <w:bCs/>
+          <w:sz w:val="36"/>
+          <w:szCs w:val="36"/>
+        </w:rPr>
+        <w:t>:</w:t>
+      </w:r>
+    </w:p>
+    <w:p>
+      <w:pPr>
+        <w:jc w:val="both"/>
+        <w:rPr>
+          <w:sz w:val="36"/>
+          <w:szCs w:val="36"/>
+        </w:rPr>
+      </w:pPr>
+      <w:r>
+        <w:rPr>
+          <w:sz w:val="36"/>
+          <w:szCs w:val="36"/>
+        </w:rPr>
+        <w:t xml:space="preserve"># Why We Must NOT Use </w:t>
+      </w:r>
+      <w:proofErr w:type="spellStart"/>
+      <w:r>
+        <w:rPr>
+          <w:b/>
+          <w:bCs/>
+          <w:sz w:val="36"/>
+          <w:szCs w:val="36"/>
+        </w:rPr>
+        <w:t>screenutil</w:t>
+      </w:r>
+      <w:proofErr w:type="spellEnd"/>
+      <w:r>
+        <w:rPr>
+          <w:sz w:val="36"/>
+          <w:szCs w:val="36"/>
+        </w:rPr>
+        <w:t xml:space="preserve"> for Web</w:t>
+      </w:r>
+      <w:r>
+        <w:rPr>
+          <w:sz w:val="36"/>
+          <w:szCs w:val="36"/>
+        </w:rPr>
+        <w:t xml:space="preserve"> </w:t>
+      </w:r>
+      <w:proofErr w:type="spellStart"/>
+      <w:r>
+        <w:rPr>
+          <w:b/>
+          <w:bCs/>
+          <w:sz w:val="36"/>
+          <w:szCs w:val="36"/>
+        </w:rPr>
+        <w:t>flutter_screenutil</w:t>
+      </w:r>
+      <w:proofErr w:type="spellEnd"/>
+      <w:r>
+        <w:rPr>
+          <w:b/>
+          <w:bCs/>
+          <w:sz w:val="36"/>
+          <w:szCs w:val="36"/>
+        </w:rPr>
+        <w:t xml:space="preserve"> </w:t>
+      </w:r>
+      <w:r>
+        <w:rPr>
+          <w:sz w:val="36"/>
+          <w:szCs w:val="36"/>
+        </w:rPr>
+        <w:t>does this:</w:t>
+      </w:r>
+    </w:p>
+    <w:p>
+      <w:pPr>
+        <w:jc w:val="both"/>
+        <w:rPr>
+          <w:b/>
+          <w:bCs/>
+          <w:sz w:val="36"/>
+          <w:szCs w:val="36"/>
+        </w:rPr>
+      </w:pPr>
+      <w:r>
+        <w:rPr>
+          <w:b/>
+          <w:bCs/>
+          <w:sz w:val="36"/>
+          <w:szCs w:val="36"/>
+        </w:rPr>
+        <w:t>Device screen = 390px wide (iPhone)</w:t>
+      </w:r>
+    </w:p>
+    <w:p>
+      <w:pPr>
+        <w:jc w:val="both"/>
+        <w:rPr>
+          <w:b/>
+          <w:bCs/>
+          <w:sz w:val="36"/>
+          <w:szCs w:val="36"/>
+        </w:rPr>
+      </w:pPr>
+      <w:r>
+        <w:rPr>
+          <w:b/>
+          <w:bCs/>
+          <w:sz w:val="36"/>
+          <w:szCs w:val="36"/>
+        </w:rPr>
+        <w:t>Design = 375px wide</w:t>
+      </w:r>
+    </w:p>
+    <w:p>
+      <w:pPr>
+        <w:jc w:val="both"/>
+        <w:rPr>
+          <w:b/>
+          <w:bCs/>
+          <w:sz w:val="36"/>
+          <w:szCs w:val="36"/>
+        </w:rPr>
+      </w:pPr>
+      <w:r>
+        <w:rPr>
+          <w:b/>
+          <w:bCs/>
+          <w:sz w:val="36"/>
+          <w:szCs w:val="36"/>
+        </w:rPr>
+        <w:t>Scale factor = 390/375 = 1.04</w:t>
+      </w:r>
+    </w:p>
+    <w:p>
+      <w:pPr>
+        <w:jc w:val="both"/>
+        <w:rPr>
+          <w:b/>
+          <w:bCs/>
+          <w:sz w:val="36"/>
+          <w:szCs w:val="36"/>
+        </w:rPr>
+      </w:pPr>
+      <w:proofErr w:type="spellStart"/>
+      <w:proofErr w:type="gramStart"/>
+      <w:r>
+        <w:rPr>
+          <w:b/>
+          <w:bCs/>
+          <w:sz w:val="36"/>
+          <w:szCs w:val="36"/>
+        </w:rPr>
+        <w:t>sp</w:t>
+      </w:r>
+      <w:proofErr w:type="spellEnd"/>
+      <w:r>
+        <w:rPr>
+          <w:b/>
+          <w:bCs/>
+          <w:sz w:val="36"/>
+          <w:szCs w:val="36"/>
+        </w:rPr>
+        <w:t>(</w:t>
+      </w:r>
+      <w:proofErr w:type="gramEnd"/>
+      <w:r>
+        <w:rPr>
+          <w:b/>
+          <w:bCs/>
+          <w:sz w:val="36"/>
+          <w:szCs w:val="36"/>
+        </w:rPr>
+        <w:t>16) → 16 * 1.04 = 16.64px</w:t>
+      </w:r>
+    </w:p>
+    <w:p>
+      <w:pPr>
+        <w:jc w:val="both"/>
+        <w:rPr>
+          <w:sz w:val="36"/>
+          <w:szCs w:val="36"/>
+        </w:rPr>
+      </w:pPr>
+      <w:r>
+        <w:rPr>
+          <w:sz w:val="36"/>
+          <w:szCs w:val="36"/>
+        </w:rPr>
+        <w:t xml:space="preserve"># </w:t>
+      </w:r>
+      <w:r>
+        <w:rPr>
+          <w:sz w:val="36"/>
+          <w:szCs w:val="36"/>
+        </w:rPr>
+        <w:t xml:space="preserve">It scales relative to a single design size. This is useful on mobile where </w:t>
+      </w:r>
+      <w:r>
+        <w:rPr>
+          <w:sz w:val="36"/>
+          <w:szCs w:val="36"/>
+        </w:rPr>
+        <w:t>we</w:t>
+      </w:r>
+      <w:r>
+        <w:rPr>
+          <w:sz w:val="36"/>
+          <w:szCs w:val="36"/>
+        </w:rPr>
+        <w:t xml:space="preserve"> have a narrow fixed-</w:t>
+      </w:r>
+      <w:proofErr w:type="spellStart"/>
+      <w:r>
+        <w:rPr>
+          <w:sz w:val="36"/>
+          <w:szCs w:val="36"/>
+        </w:rPr>
+        <w:t>ish</w:t>
+      </w:r>
+      <w:proofErr w:type="spellEnd"/>
+      <w:r>
+        <w:rPr>
+          <w:sz w:val="36"/>
+          <w:szCs w:val="36"/>
+        </w:rPr>
+        <w:t xml:space="preserve"> range of screen sizes.</w:t>
+      </w:r>
+    </w:p>
+    <w:p>
+      <w:pPr>
+        <w:jc w:val="both"/>
+        <w:rPr>
+          <w:sz w:val="36"/>
+          <w:szCs w:val="36"/>
+        </w:rPr>
+      </w:pPr>
+      <w:r>
+        <w:rPr>
+          <w:sz w:val="36"/>
+          <w:szCs w:val="36"/>
+        </w:rPr>
+        <w:t># But o</w:t>
+      </w:r>
+      <w:r>
+        <w:rPr>
+          <w:sz w:val="36"/>
+          <w:szCs w:val="36"/>
+        </w:rPr>
+        <w:t xml:space="preserve">n web </w:t>
+      </w:r>
+      <w:r>
+        <w:rPr>
+          <w:sz w:val="36"/>
+          <w:szCs w:val="36"/>
+        </w:rPr>
+        <w:t>we</w:t>
+      </w:r>
+      <w:r>
+        <w:rPr>
+          <w:sz w:val="36"/>
+          <w:szCs w:val="36"/>
+        </w:rPr>
+        <w:t xml:space="preserve"> have:</w:t>
+      </w:r>
+    </w:p>
+    <w:p>
+      <w:pPr>
+        <w:jc w:val="both"/>
+        <w:rPr>
+          <w:b/>
+          <w:bCs/>
+          <w:sz w:val="36"/>
+          <w:szCs w:val="36"/>
+        </w:rPr>
+      </w:pPr>
+      <w:r>
+        <w:rPr>
+          <w:b/>
+          <w:bCs/>
+          <w:sz w:val="36"/>
+          <w:szCs w:val="36"/>
+        </w:rPr>
+        <w:t>Mobile browser: 380px</w:t>
+      </w:r>
+    </w:p>
+    <w:p>
+      <w:pPr>
+        <w:jc w:val="both"/>
+        <w:rPr>
+          <w:b/>
+          <w:bCs/>
+          <w:sz w:val="36"/>
+          <w:szCs w:val="36"/>
+        </w:rPr>
+      </w:pPr>
+      <w:r>
+        <w:rPr>
+          <w:b/>
+          <w:bCs/>
+          <w:sz w:val="36"/>
+          <w:szCs w:val="36"/>
+        </w:rPr>
+        <w:t xml:space="preserve">Tablet: 768px  </w:t>
+      </w:r>
+    </w:p>
+    <w:p>
+      <w:pPr>
+        <w:jc w:val="both"/>
+        <w:rPr>
+          <w:b/>
+          <w:bCs/>
+          <w:sz w:val="36"/>
+          <w:szCs w:val="36"/>
+        </w:rPr>
+      </w:pPr>
+      <w:r>
+        <w:rPr>
+          <w:b/>
+          <w:bCs/>
+          <w:sz w:val="36"/>
+          <w:szCs w:val="36"/>
+        </w:rPr>
+        <w:t>Small laptop: 1280px</w:t>
+      </w:r>
+    </w:p>
+    <w:p>
+      <w:pPr>
+        <w:jc w:val="both"/>
+        <w:rPr>
+          <w:b/>
+          <w:bCs/>
+          <w:sz w:val="36"/>
+          <w:szCs w:val="36"/>
+        </w:rPr>
+      </w:pPr>
+      <w:r>
+        <w:rPr>
+          <w:b/>
+          <w:bCs/>
+          <w:sz w:val="36"/>
+          <w:szCs w:val="36"/>
+        </w:rPr>
+        <w:t>Large monitor: 1920px+</w:t>
+      </w:r>
+    </w:p>
+    <w:p>
+      <w:pPr>
+        <w:jc w:val="both"/>
+        <w:rPr>
+          <w:sz w:val="36"/>
+          <w:szCs w:val="36"/>
+        </w:rPr>
+      </w:pPr>
+      <w:r>
+        <w:rPr>
+          <w:sz w:val="36"/>
+          <w:szCs w:val="36"/>
+        </w:rPr>
+        <w:lastRenderedPageBreak/>
+        <w:t>#</w:t>
+      </w:r>
+      <w:r>
+        <w:rPr>
+          <w:b/>
+          <w:bCs/>
+          <w:sz w:val="36"/>
+          <w:szCs w:val="36"/>
+        </w:rPr>
+        <w:t xml:space="preserve"> </w:t>
+      </w:r>
+      <w:proofErr w:type="spellStart"/>
+      <w:r>
+        <w:rPr>
+          <w:b/>
+          <w:bCs/>
+          <w:sz w:val="36"/>
+          <w:szCs w:val="36"/>
+        </w:rPr>
+        <w:t>screenutil</w:t>
+      </w:r>
+      <w:proofErr w:type="spellEnd"/>
+      <w:r>
+        <w:rPr>
+          <w:sz w:val="36"/>
+          <w:szCs w:val="36"/>
+        </w:rPr>
+        <w:t xml:space="preserve"> would make our text giant on a 1920px screen. It's not responsive</w:t>
+      </w:r>
+      <w:r>
+        <w:rPr>
+          <w:sz w:val="36"/>
+          <w:szCs w:val="36"/>
+        </w:rPr>
+        <w:t xml:space="preserve">, </w:t>
+      </w:r>
+      <w:r>
+        <w:rPr>
+          <w:sz w:val="36"/>
+          <w:szCs w:val="36"/>
+        </w:rPr>
+        <w:t>it's proportional scaling. Those are different things.</w:t>
+      </w:r>
+      <w:r>
+        <w:rPr>
+          <w:sz w:val="36"/>
+          <w:szCs w:val="36"/>
+        </w:rPr>
+        <w:t xml:space="preserve"> We</w:t>
+      </w:r>
+      <w:r>
+        <w:rPr>
+          <w:sz w:val="36"/>
+          <w:szCs w:val="36"/>
+        </w:rPr>
+        <w:t xml:space="preserve"> use</w:t>
+      </w:r>
+      <w:r>
+        <w:rPr>
+          <w:sz w:val="36"/>
+          <w:szCs w:val="36"/>
+        </w:rPr>
+        <w:t xml:space="preserve"> </w:t>
+      </w:r>
+      <w:r>
+        <w:rPr>
+          <w:sz w:val="36"/>
+          <w:szCs w:val="36"/>
+        </w:rPr>
+        <w:t>Breakpoints</w:t>
+      </w:r>
+      <w:r>
+        <w:rPr>
+          <w:sz w:val="36"/>
+          <w:szCs w:val="36"/>
+        </w:rPr>
+        <w:t xml:space="preserve"> </w:t>
+      </w:r>
+      <w:r>
+        <w:rPr>
+          <w:sz w:val="36"/>
+          <w:szCs w:val="36"/>
+        </w:rPr>
+        <w:t>instead</w:t>
+      </w:r>
+      <w:r>
+        <w:rPr>
+          <w:sz w:val="36"/>
+          <w:szCs w:val="36"/>
+        </w:rPr>
+        <w:t>,</w:t>
+      </w:r>
+      <w:r>
+        <w:rPr>
+          <w:sz w:val="36"/>
+          <w:szCs w:val="36"/>
+        </w:rPr>
+        <w:t xml:space="preserve"> define once, use everywhere</w:t>
+      </w:r>
+    </w:p>
+    <w:p>
+      <w:pPr>
+        <w:jc w:val="both"/>
+        <w:rPr>
+          <w:b/>
+          <w:bCs/>
+          <w:color w:val="D86DCB" w:themeColor="accent5" w:themeTint="99"/>
+          <w:sz w:val="36"/>
+          <w:szCs w:val="36"/>
+        </w:rPr>
+      </w:pPr>
+      <w:r>
+        <w:rPr>
+          <w:b/>
+          <w:bCs/>
+          <w:color w:val="D86DCB" w:themeColor="accent5" w:themeTint="99"/>
+          <w:sz w:val="36"/>
+          <w:szCs w:val="36"/>
+        </w:rPr>
+        <w:t xml:space="preserve">class </w:t>
+      </w:r>
+      <w:proofErr w:type="spellStart"/>
+      <w:r>
+        <w:rPr>
+          <w:b/>
+          <w:bCs/>
+          <w:color w:val="D86DCB" w:themeColor="accent5" w:themeTint="99"/>
+          <w:sz w:val="36"/>
+          <w:szCs w:val="36"/>
+        </w:rPr>
+        <w:t>AppBreakpoints</w:t>
+      </w:r>
+      <w:proofErr w:type="spellEnd"/>
+      <w:r>
+        <w:rPr>
+          <w:b/>
+          <w:bCs/>
+          <w:color w:val="D86DCB" w:themeColor="accent5" w:themeTint="99"/>
+          <w:sz w:val="36"/>
+          <w:szCs w:val="36"/>
+        </w:rPr>
+        <w:t xml:space="preserve"> {</w:t>
+      </w:r>
+    </w:p>
+    <w:p>
+      <w:pPr>
+        <w:jc w:val="both"/>
+        <w:rPr>
+          <w:b/>
+          <w:bCs/>
+          <w:color w:val="D86DCB" w:themeColor="accent5" w:themeTint="99"/>
+          <w:sz w:val="36"/>
+          <w:szCs w:val="36"/>
+        </w:rPr>
+      </w:pPr>
+      <w:r>
+        <w:rPr>
+          <w:b/>
+          <w:bCs/>
+          <w:color w:val="D86DCB" w:themeColor="accent5" w:themeTint="99"/>
+          <w:sz w:val="36"/>
+          <w:szCs w:val="36"/>
+        </w:rPr>
+        <w:t xml:space="preserve">  static const double mobile = 600;</w:t>
+      </w:r>
+    </w:p>
+    <w:p>
+      <w:pPr>
+        <w:jc w:val="both"/>
+        <w:rPr>
+          <w:b/>
+          <w:bCs/>
+          <w:color w:val="D86DCB" w:themeColor="accent5" w:themeTint="99"/>
+          <w:sz w:val="36"/>
+          <w:szCs w:val="36"/>
+        </w:rPr>
+      </w:pPr>
+      <w:r>
+        <w:rPr>
+          <w:b/>
+          <w:bCs/>
+          <w:color w:val="D86DCB" w:themeColor="accent5" w:themeTint="99"/>
+          <w:sz w:val="36"/>
+          <w:szCs w:val="36"/>
+        </w:rPr>
+        <w:t xml:space="preserve">  static const double tablet = 1024;</w:t>
+      </w:r>
+    </w:p>
+    <w:p>
+      <w:pPr>
+        <w:jc w:val="both"/>
+        <w:rPr>
+          <w:b/>
+          <w:bCs/>
+          <w:color w:val="D86DCB" w:themeColor="accent5" w:themeTint="99"/>
+          <w:sz w:val="36"/>
+          <w:szCs w:val="36"/>
+        </w:rPr>
+      </w:pPr>
+      <w:r>
+        <w:rPr>
+          <w:b/>
+          <w:bCs/>
+          <w:color w:val="D86DCB" w:themeColor="accent5" w:themeTint="99"/>
+          <w:sz w:val="36"/>
+          <w:szCs w:val="36"/>
+        </w:rPr>
+        <w:t xml:space="preserve">  static const double desktop = 1440;</w:t>
+      </w:r>
+    </w:p>
+    <w:p>
+      <w:pPr>
+        <w:jc w:val="both"/>
+        <w:rPr>
+          <w:b/>
+          <w:bCs/>
+          <w:color w:val="D86DCB" w:themeColor="accent5" w:themeTint="99"/>
+          <w:sz w:val="36"/>
+          <w:szCs w:val="36"/>
+        </w:rPr>
+      </w:pPr>
+      <w:r>
+        <w:rPr>
+          <w:b/>
+          <w:bCs/>
+          <w:color w:val="D86DCB" w:themeColor="accent5" w:themeTint="99"/>
+          <w:sz w:val="36"/>
+          <w:szCs w:val="36"/>
+        </w:rPr>
+        <w:t>}</w:t>
+      </w:r>
+    </w:p>
+    <w:p>
+      <w:pPr>
+        <w:jc w:val="both"/>
+        <w:rPr>
+          <w:b/>
+          <w:bCs/>
+          <w:color w:val="D86DCB" w:themeColor="accent5" w:themeTint="99"/>
+          <w:sz w:val="36"/>
+          <w:szCs w:val="36"/>
+        </w:rPr>
+      </w:pPr>
+      <w:r>
+        <w:rPr>
+          <w:b/>
+          <w:bCs/>
+          <w:color w:val="D86DCB" w:themeColor="accent5" w:themeTint="99"/>
+          <w:sz w:val="36"/>
+          <w:szCs w:val="36"/>
+        </w:rPr>
+        <w:t>// In any widget</w:t>
+      </w:r>
+    </w:p>
+    <w:p>
+      <w:pPr>
+        <w:jc w:val="both"/>
+        <w:rPr>
+          <w:b/>
+          <w:bCs/>
+          <w:color w:val="D86DCB" w:themeColor="accent5" w:themeTint="99"/>
+          <w:sz w:val="36"/>
+          <w:szCs w:val="36"/>
+        </w:rPr>
+      </w:pPr>
+      <w:proofErr w:type="spellStart"/>
+      <w:proofErr w:type="gramStart"/>
+      <w:r>
+        <w:rPr>
+          <w:b/>
+          <w:bCs/>
+          <w:color w:val="D86DCB" w:themeColor="accent5" w:themeTint="99"/>
+          <w:sz w:val="36"/>
+          <w:szCs w:val="36"/>
+        </w:rPr>
+        <w:t>LayoutBuilder</w:t>
+      </w:r>
+      <w:proofErr w:type="spellEnd"/>
+      <w:r>
+        <w:rPr>
+          <w:b/>
+          <w:bCs/>
+          <w:color w:val="D86DCB" w:themeColor="accent5" w:themeTint="99"/>
+          <w:sz w:val="36"/>
+          <w:szCs w:val="36"/>
+        </w:rPr>
+        <w:t>(</w:t>
+      </w:r>
+      <w:proofErr w:type="gramEnd"/>
+    </w:p>
+    <w:p>
+      <w:pPr>
+        <w:jc w:val="both"/>
+        <w:rPr>
+          <w:b/>
+          <w:bCs/>
+          <w:color w:val="D86DCB" w:themeColor="accent5" w:themeTint="99"/>
+          <w:sz w:val="36"/>
+          <w:szCs w:val="36"/>
+        </w:rPr>
+      </w:pPr>
+      <w:r>
+        <w:rPr>
+          <w:b/>
+          <w:bCs/>
+          <w:color w:val="D86DCB" w:themeColor="accent5" w:themeTint="99"/>
+          <w:sz w:val="36"/>
+          <w:szCs w:val="36"/>
+        </w:rPr>
+        <w:t xml:space="preserve">  builder: (context, constraints) {</w:t>
+      </w:r>
+    </w:p>
+    <w:p>
+      <w:pPr>
+        <w:jc w:val="both"/>
+        <w:rPr>
+          <w:b/>
+          <w:bCs/>
+          <w:color w:val="D86DCB" w:themeColor="accent5" w:themeTint="99"/>
+          <w:sz w:val="36"/>
+          <w:szCs w:val="36"/>
+        </w:rPr>
+      </w:pPr>
+      <w:r>
+        <w:rPr>
+          <w:b/>
+          <w:bCs/>
+          <w:color w:val="D86DCB" w:themeColor="accent5" w:themeTint="99"/>
+          <w:sz w:val="36"/>
+          <w:szCs w:val="36"/>
+        </w:rPr>
+        <w:t xml:space="preserve">    final width = </w:t>
+      </w:r>
+      <w:proofErr w:type="spellStart"/>
+      <w:proofErr w:type="gramStart"/>
+      <w:r>
+        <w:rPr>
+          <w:b/>
+          <w:bCs/>
+          <w:color w:val="D86DCB" w:themeColor="accent5" w:themeTint="99"/>
+          <w:sz w:val="36"/>
+          <w:szCs w:val="36"/>
+        </w:rPr>
+        <w:t>constraints.maxWidth</w:t>
+      </w:r>
+      <w:proofErr w:type="spellEnd"/>
+      <w:proofErr w:type="gramEnd"/>
+      <w:r>
+        <w:rPr>
+          <w:b/>
+          <w:bCs/>
+          <w:color w:val="D86DCB" w:themeColor="accent5" w:themeTint="99"/>
+          <w:sz w:val="36"/>
+          <w:szCs w:val="36"/>
+        </w:rPr>
+        <w:t>;</w:t>
+      </w:r>
+    </w:p>
+    <w:p>
+      <w:pPr>
+        <w:jc w:val="both"/>
+        <w:rPr>
+          <w:b/>
+          <w:bCs/>
+          <w:color w:val="D86DCB" w:themeColor="accent5" w:themeTint="99"/>
+          <w:sz w:val="36"/>
+          <w:szCs w:val="36"/>
+        </w:rPr>
+      </w:pPr>
+      <w:r>
+        <w:rPr>
+          <w:b/>
+          <w:bCs/>
+          <w:color w:val="D86DCB" w:themeColor="accent5" w:themeTint="99"/>
+          <w:sz w:val="36"/>
+          <w:szCs w:val="36"/>
+        </w:rPr>
+        <w:t xml:space="preserve">    if (width &lt; </w:t>
+      </w:r>
+      <w:proofErr w:type="spellStart"/>
+      <w:r>
+        <w:rPr>
+          <w:b/>
+          <w:bCs/>
+          <w:color w:val="D86DCB" w:themeColor="accent5" w:themeTint="99"/>
+          <w:sz w:val="36"/>
+          <w:szCs w:val="36"/>
+        </w:rPr>
+        <w:t>AppBreakpoints.mobile</w:t>
+      </w:r>
+      <w:proofErr w:type="spellEnd"/>
+      <w:r>
+        <w:rPr>
+          <w:b/>
+          <w:bCs/>
+          <w:color w:val="D86DCB" w:themeColor="accent5" w:themeTint="99"/>
+          <w:sz w:val="36"/>
+          <w:szCs w:val="36"/>
+        </w:rPr>
+        <w:t>) {</w:t>
+      </w:r>
+    </w:p>
+    <w:p>
+      <w:pPr>
+        <w:jc w:val="both"/>
+        <w:rPr>
+          <w:b/>
+          <w:bCs/>
+          <w:color w:val="D86DCB" w:themeColor="accent5" w:themeTint="99"/>
+          <w:sz w:val="36"/>
+          <w:szCs w:val="36"/>
+        </w:rPr>
+      </w:pPr>
+      <w:r>
+        <w:rPr>
+          <w:b/>
+          <w:bCs/>
+          <w:color w:val="D86DCB" w:themeColor="accent5" w:themeTint="99"/>
+          <w:sz w:val="36"/>
+          <w:szCs w:val="36"/>
+        </w:rPr>
+        <w:t xml:space="preserve">      return </w:t>
+      </w:r>
+      <w:proofErr w:type="spellStart"/>
+      <w:proofErr w:type="gramStart"/>
+      <w:r>
+        <w:rPr>
+          <w:b/>
+          <w:bCs/>
+          <w:color w:val="D86DCB" w:themeColor="accent5" w:themeTint="99"/>
+          <w:sz w:val="36"/>
+          <w:szCs w:val="36"/>
+        </w:rPr>
+        <w:t>MobileLayout</w:t>
+      </w:r>
+      <w:proofErr w:type="spellEnd"/>
+      <w:r>
+        <w:rPr>
+          <w:b/>
+          <w:bCs/>
+          <w:color w:val="D86DCB" w:themeColor="accent5" w:themeTint="99"/>
+          <w:sz w:val="36"/>
+          <w:szCs w:val="36"/>
+        </w:rPr>
+        <w:t>(</w:t>
+      </w:r>
+      <w:proofErr w:type="gramEnd"/>
+      <w:r>
+        <w:rPr>
+          <w:b/>
+          <w:bCs/>
+          <w:color w:val="D86DCB" w:themeColor="accent5" w:themeTint="99"/>
+          <w:sz w:val="36"/>
+          <w:szCs w:val="36"/>
+        </w:rPr>
+        <w:t>);</w:t>
+      </w:r>
+    </w:p>
+    <w:p>
+      <w:pPr>
+        <w:jc w:val="both"/>
+        <w:rPr>
+          <w:b/>
+          <w:bCs/>
+          <w:color w:val="D86DCB" w:themeColor="accent5" w:themeTint="99"/>
+          <w:sz w:val="36"/>
+          <w:szCs w:val="36"/>
+        </w:rPr>
+      </w:pPr>
+      <w:r>
+        <w:rPr>
+          <w:b/>
+          <w:bCs/>
+          <w:color w:val="D86DCB" w:themeColor="accent5" w:themeTint="99"/>
+          <w:sz w:val="36"/>
+          <w:szCs w:val="36"/>
+        </w:rPr>
+        <w:t xml:space="preserve">    } else if (width &lt; </w:t>
+      </w:r>
+      <w:proofErr w:type="spellStart"/>
+      <w:r>
+        <w:rPr>
+          <w:b/>
+          <w:bCs/>
+          <w:color w:val="D86DCB" w:themeColor="accent5" w:themeTint="99"/>
+          <w:sz w:val="36"/>
+          <w:szCs w:val="36"/>
+        </w:rPr>
+        <w:t>AppBreakpoints.tablet</w:t>
+      </w:r>
+      <w:proofErr w:type="spellEnd"/>
+      <w:r>
+        <w:rPr>
+          <w:b/>
+          <w:bCs/>
+          <w:color w:val="D86DCB" w:themeColor="accent5" w:themeTint="99"/>
+          <w:sz w:val="36"/>
+          <w:szCs w:val="36"/>
+        </w:rPr>
+        <w:t>) {</w:t>
+      </w:r>
+    </w:p>
+    <w:p>
+      <w:pPr>
+        <w:jc w:val="both"/>
+        <w:rPr>
+          <w:b/>
+          <w:bCs/>
+          <w:color w:val="D86DCB" w:themeColor="accent5" w:themeTint="99"/>
+          <w:sz w:val="36"/>
+          <w:szCs w:val="36"/>
+        </w:rPr>
+      </w:pPr>
+      <w:r>
+        <w:rPr>
+          <w:b/>
+          <w:bCs/>
+          <w:color w:val="D86DCB" w:themeColor="accent5" w:themeTint="99"/>
+          <w:sz w:val="36"/>
+          <w:szCs w:val="36"/>
+        </w:rPr>
+        <w:t xml:space="preserve">      return </w:t>
+      </w:r>
+      <w:proofErr w:type="spellStart"/>
+      <w:proofErr w:type="gramStart"/>
+      <w:r>
+        <w:rPr>
+          <w:b/>
+          <w:bCs/>
+          <w:color w:val="D86DCB" w:themeColor="accent5" w:themeTint="99"/>
+          <w:sz w:val="36"/>
+          <w:szCs w:val="36"/>
+        </w:rPr>
+        <w:t>TabletLayout</w:t>
+      </w:r>
+      <w:proofErr w:type="spellEnd"/>
+      <w:r>
+        <w:rPr>
+          <w:b/>
+          <w:bCs/>
+          <w:color w:val="D86DCB" w:themeColor="accent5" w:themeTint="99"/>
+          <w:sz w:val="36"/>
+          <w:szCs w:val="36"/>
+        </w:rPr>
+        <w:t>(</w:t>
+      </w:r>
+      <w:proofErr w:type="gramEnd"/>
+      <w:r>
+        <w:rPr>
+          <w:b/>
+          <w:bCs/>
+          <w:color w:val="D86DCB" w:themeColor="accent5" w:themeTint="99"/>
+          <w:sz w:val="36"/>
+          <w:szCs w:val="36"/>
+        </w:rPr>
+        <w:t>);</w:t>
+      </w:r>
+    </w:p>
+    <w:p>
+      <w:pPr>
+        <w:jc w:val="both"/>
+        <w:rPr>
+          <w:b/>
+          <w:bCs/>
+          <w:color w:val="D86DCB" w:themeColor="accent5" w:themeTint="99"/>
+          <w:sz w:val="36"/>
+          <w:szCs w:val="36"/>
+        </w:rPr>
+      </w:pPr>
+      <w:r>
+        <w:rPr>
+          <w:b/>
+          <w:bCs/>
+          <w:color w:val="D86DCB" w:themeColor="accent5" w:themeTint="99"/>
+          <w:sz w:val="36"/>
+          <w:szCs w:val="36"/>
+        </w:rPr>
+        <w:t xml:space="preserve">    } else {</w:t>
+      </w:r>
+    </w:p>
+    <w:p>
+      <w:pPr>
+        <w:jc w:val="both"/>
+        <w:rPr>
+          <w:b/>
+          <w:bCs/>
+          <w:color w:val="D86DCB" w:themeColor="accent5" w:themeTint="99"/>
+          <w:sz w:val="36"/>
+          <w:szCs w:val="36"/>
+        </w:rPr>
+      </w:pPr>
+      <w:r>
+        <w:rPr>
+          <w:b/>
+          <w:bCs/>
+          <w:color w:val="D86DCB" w:themeColor="accent5" w:themeTint="99"/>
+          <w:sz w:val="36"/>
+          <w:szCs w:val="36"/>
+        </w:rPr>
+        <w:t xml:space="preserve">      return </w:t>
+      </w:r>
+      <w:proofErr w:type="spellStart"/>
+      <w:proofErr w:type="gramStart"/>
+      <w:r>
+        <w:rPr>
+          <w:b/>
+          <w:bCs/>
+          <w:color w:val="D86DCB" w:themeColor="accent5" w:themeTint="99"/>
+          <w:sz w:val="36"/>
+          <w:szCs w:val="36"/>
+        </w:rPr>
+        <w:t>DesktopLayout</w:t>
+      </w:r>
+      <w:proofErr w:type="spellEnd"/>
+      <w:r>
+        <w:rPr>
+          <w:b/>
+          <w:bCs/>
+          <w:color w:val="D86DCB" w:themeColor="accent5" w:themeTint="99"/>
+          <w:sz w:val="36"/>
+          <w:szCs w:val="36"/>
+        </w:rPr>
+        <w:t>(</w:t>
+      </w:r>
+      <w:proofErr w:type="gramEnd"/>
+      <w:r>
+        <w:rPr>
+          <w:b/>
+          <w:bCs/>
+          <w:color w:val="D86DCB" w:themeColor="accent5" w:themeTint="99"/>
+          <w:sz w:val="36"/>
+          <w:szCs w:val="36"/>
+        </w:rPr>
+        <w:t>);</w:t>
+      </w:r>
+    </w:p>
+    <w:p>
+      <w:pPr>
+        <w:jc w:val="both"/>
+        <w:rPr>
+          <w:b/>
+          <w:bCs/>
+          <w:color w:val="D86DCB" w:themeColor="accent5" w:themeTint="99"/>
+          <w:sz w:val="36"/>
+          <w:szCs w:val="36"/>
+        </w:rPr>
+      </w:pPr>
+      <w:r>
+        <w:rPr>
+          <w:b/>
+          <w:bCs/>
+          <w:color w:val="D86DCB" w:themeColor="accent5" w:themeTint="99"/>
+          <w:sz w:val="36"/>
+          <w:szCs w:val="36"/>
+        </w:rPr>
+        <w:t xml:space="preserve">    }</w:t>
+      </w:r>
+    </w:p>
+    <w:p>
+      <w:pPr>
+        <w:jc w:val="both"/>
+        <w:rPr>
+          <w:b/>
+          <w:bCs/>
+          <w:color w:val="D86DCB" w:themeColor="accent5" w:themeTint="99"/>
+          <w:sz w:val="36"/>
+          <w:szCs w:val="36"/>
+        </w:rPr>
+      </w:pPr>
+      <w:r>
+        <w:rPr>
+          <w:b/>
+          <w:bCs/>
+          <w:color w:val="D86DCB" w:themeColor="accent5" w:themeTint="99"/>
+          <w:sz w:val="36"/>
+          <w:szCs w:val="36"/>
+        </w:rPr>
+        <w:t xml:space="preserve">  },</w:t>
+      </w:r>
+    </w:p>
+    <w:p>
+      <w:pPr>
+        <w:jc w:val="both"/>
+        <w:rPr>
+          <w:b/>
+          <w:bCs/>
+          <w:color w:val="D86DCB" w:themeColor="accent5" w:themeTint="99"/>
+          <w:sz w:val="36"/>
+          <w:szCs w:val="36"/>
+        </w:rPr>
+      </w:pPr>
+      <w:r>
+        <w:rPr>
+          <w:b/>
+          <w:bCs/>
+          <w:color w:val="D86DCB" w:themeColor="accent5" w:themeTint="99"/>
+          <w:sz w:val="36"/>
+          <w:szCs w:val="36"/>
+        </w:rPr>
+        <w:lastRenderedPageBreak/>
+        <w:t>)</w:t>
+      </w:r>
+    </w:p>
+    <w:p>
+      <w:pPr>
+        <w:jc w:val="both"/>
+        <w:rPr>
+          <w:sz w:val="36"/>
+          <w:szCs w:val="36"/>
+        </w:rPr>
+      </w:pPr>
+    </w:p>
+    <w:p>
+      <w:pPr>
+        <w:jc w:val="both"/>
+        <w:rPr>
+          <w:b/>
+          <w:bCs/>
+          <w:sz w:val="36"/>
+          <w:szCs w:val="36"/>
+        </w:rPr>
+      </w:pPr>
+      <w:proofErr w:type="spellStart"/>
+      <w:r>
+        <w:rPr>
+          <w:b/>
+          <w:bCs/>
+          <w:sz w:val="36"/>
+          <w:szCs w:val="36"/>
+        </w:rPr>
+        <w:t>OverflowBar</w:t>
+      </w:r>
+      <w:proofErr w:type="spellEnd"/>
+      <w:r>
+        <w:rPr>
+          <w:b/>
+          <w:bCs/>
+          <w:sz w:val="36"/>
+          <w:szCs w:val="36"/>
+        </w:rPr>
+        <w:t xml:space="preserve"> Widget:</w:t>
+      </w:r>
+    </w:p>
+    <w:p>
+      <w:pPr>
+        <w:jc w:val="both"/>
+        <w:rPr>
+          <w:sz w:val="36"/>
+          <w:szCs w:val="36"/>
+        </w:rPr>
+      </w:pPr>
+      <w:r>
+        <w:rPr>
+          <w:sz w:val="36"/>
+          <w:szCs w:val="36"/>
+        </w:rPr>
+        <w:t>#</w:t>
+      </w:r>
+      <w:r>
+        <w:rPr>
+          <w:b/>
+          <w:bCs/>
+          <w:sz w:val="36"/>
+          <w:szCs w:val="36"/>
+        </w:rPr>
+        <w:t xml:space="preserve"> </w:t>
+      </w:r>
+      <w:proofErr w:type="spellStart"/>
+      <w:r>
+        <w:rPr>
+          <w:b/>
+          <w:bCs/>
+          <w:sz w:val="36"/>
+          <w:szCs w:val="36"/>
+        </w:rPr>
+        <w:t>OverflowBar</w:t>
+      </w:r>
+      <w:proofErr w:type="spellEnd"/>
+      <w:r>
+        <w:rPr>
+          <w:b/>
+          <w:bCs/>
+          <w:sz w:val="36"/>
+          <w:szCs w:val="36"/>
+        </w:rPr>
+        <w:t xml:space="preserve"> </w:t>
+      </w:r>
+      <w:r>
+        <w:rPr>
+          <w:sz w:val="36"/>
+          <w:szCs w:val="36"/>
+        </w:rPr>
+        <w:t xml:space="preserve">is a widget that places its children in a </w:t>
+      </w:r>
+      <w:r>
+        <w:rPr>
+          <w:b/>
+          <w:bCs/>
+          <w:sz w:val="36"/>
+          <w:szCs w:val="36"/>
+        </w:rPr>
+        <w:t>Row</w:t>
+      </w:r>
+      <w:r>
+        <w:rPr>
+          <w:sz w:val="36"/>
+          <w:szCs w:val="36"/>
+        </w:rPr>
+        <w:t xml:space="preserve"> unless they “overflow” the available horizontal space in that case it lays them out in a </w:t>
+      </w:r>
+      <w:r>
+        <w:rPr>
+          <w:b/>
+          <w:bCs/>
+          <w:sz w:val="36"/>
+          <w:szCs w:val="36"/>
+        </w:rPr>
+        <w:t>Column</w:t>
+      </w:r>
+      <w:r>
+        <w:rPr>
+          <w:sz w:val="36"/>
+          <w:szCs w:val="36"/>
+        </w:rPr>
+        <w:t xml:space="preserve"> instead. It’s like a smart widget that switches between</w:t>
+      </w:r>
+      <w:r>
+        <w:rPr>
+          <w:b/>
+          <w:bCs/>
+          <w:sz w:val="36"/>
+          <w:szCs w:val="36"/>
+        </w:rPr>
+        <w:t xml:space="preserve"> Row</w:t>
+      </w:r>
+      <w:r>
+        <w:rPr>
+          <w:sz w:val="36"/>
+          <w:szCs w:val="36"/>
+        </w:rPr>
+        <w:t xml:space="preserve"> or </w:t>
+      </w:r>
+      <w:r>
+        <w:rPr>
+          <w:b/>
+          <w:bCs/>
+          <w:sz w:val="36"/>
+          <w:szCs w:val="36"/>
+        </w:rPr>
+        <w:t>Column</w:t>
+      </w:r>
+      <w:r>
+        <w:rPr>
+          <w:sz w:val="36"/>
+          <w:szCs w:val="36"/>
+        </w:rPr>
+        <w:t xml:space="preserve"> according to need</w:t>
+      </w:r>
+    </w:p>
+    <w:p>
+      <w:pPr>
+        <w:jc w:val="both"/>
+        <w:rPr>
+          <w:sz w:val="36"/>
+          <w:szCs w:val="36"/>
+        </w:rPr>
+      </w:pPr>
+    </w:p>
+    <w:p>
+      <w:pPr>
+        <w:jc w:val="both"/>
+        <w:rPr>
+          <w:sz w:val="36"/>
+          <w:szCs w:val="36"/>
+        </w:rPr>
+      </w:pPr>
+      <w:r>
+        <w:rPr>
+          <w:sz w:val="36"/>
+          <w:szCs w:val="36"/>
+        </w:rPr>
+        <w:t xml:space="preserve">Properties of </w:t>
+      </w:r>
+      <w:proofErr w:type="spellStart"/>
+      <w:r>
+        <w:rPr>
+          <w:sz w:val="36"/>
+          <w:szCs w:val="36"/>
+        </w:rPr>
+        <w:t>OverflowBar</w:t>
+      </w:r>
+      <w:proofErr w:type="spellEnd"/>
+      <w:r>
+        <w:rPr>
+          <w:sz w:val="36"/>
+          <w:szCs w:val="36"/>
+        </w:rPr>
+        <w:t>:</w:t>
+      </w:r>
+    </w:p>
+    <w:p>
+      <w:pPr>
+        <w:jc w:val="both"/>
+        <w:rPr>
+          <w:sz w:val="36"/>
+          <w:szCs w:val="36"/>
+        </w:rPr>
+      </w:pPr>
+      <w:r>
+        <w:rPr>
+          <w:sz w:val="36"/>
+          <w:szCs w:val="36"/>
+        </w:rPr>
+        <w:t xml:space="preserve"># </w:t>
+      </w:r>
+      <w:r>
+        <w:rPr>
+          <w:b/>
+          <w:bCs/>
+          <w:sz w:val="36"/>
+          <w:szCs w:val="36"/>
+        </w:rPr>
+        <w:t>alignment:</w:t>
+      </w:r>
+      <w:r>
+        <w:rPr>
+          <w:sz w:val="36"/>
+          <w:szCs w:val="36"/>
+        </w:rPr>
+        <w:t xml:space="preserve"> d</w:t>
+      </w:r>
+      <w:r>
+        <w:rPr>
+          <w:sz w:val="36"/>
+          <w:szCs w:val="36"/>
+        </w:rPr>
+        <w:t xml:space="preserve">efines the children's horizontal layout according to the same rules as for </w:t>
+      </w:r>
+      <w:proofErr w:type="spellStart"/>
+      <w:r>
+        <w:rPr>
+          <w:b/>
+          <w:bCs/>
+          <w:sz w:val="36"/>
+          <w:szCs w:val="36"/>
+        </w:rPr>
+        <w:t>Row.mainAxisAlignment</w:t>
+      </w:r>
+      <w:proofErr w:type="spellEnd"/>
+      <w:r>
+        <w:rPr>
+          <w:sz w:val="36"/>
+          <w:szCs w:val="36"/>
+        </w:rPr>
+        <w:t>.</w:t>
+      </w:r>
+    </w:p>
+    <w:p>
+      <w:pPr>
+        <w:jc w:val="both"/>
+        <w:rPr>
+          <w:sz w:val="36"/>
+          <w:szCs w:val="36"/>
+        </w:rPr>
+      </w:pPr>
+      <w:r>
+        <w:rPr>
+          <w:sz w:val="36"/>
+          <w:szCs w:val="36"/>
+        </w:rPr>
+        <w:t xml:space="preserve"># </w:t>
+      </w:r>
+      <w:r>
+        <w:rPr>
           <w:b/>
           <w:bCs/>
           <w:sz w:val="36"/>
@@ -23096,6 +24153,7 @@
           <w:sz w:val="36"/>
           <w:szCs w:val="36"/>
         </w:rPr>
+        <w:lastRenderedPageBreak/>
         <w:t xml:space="preserve"># </w:t>
       </w:r>
       <w:proofErr w:type="spellStart"/>
@@ -23522,7 +24580,6 @@
           <w:sz w:val="36"/>
           <w:szCs w:val="36"/>
         </w:rPr>
-        <w:lastRenderedPageBreak/>
         <w:t xml:space="preserve">      children: &lt;Widget</w:t>
       </w:r>
       <w:proofErr w:type="gramStart"/>
@@ -27356,6 +28413,36 @@
       <w:shd w:val="clear" w:color="auto" w:fill="E1DFDD"/>
     </w:rPr>
   </w:style>
+  <w:style w:type="paragraph" w:styleId="HTMLPreformatted">
+    <w:name w:val="HTML Preformatted"/>
+    <w:basedOn w:val="Normal"/>
+    <w:link w:val="HTMLPreformattedChar"/>
+    <w:uiPriority w:val="99"/>
+    <w:semiHidden/>
+    <w:unhideWhenUsed/>
+    <w:rsid w:val="00583D31"/>
+    <w:pPr>
+      <w:spacing w:after="0" w:line="240" w:lineRule="auto"/>
+    </w:pPr>
+    <w:rPr>
+      <w:rFonts w:ascii="Consolas" w:hAnsi="Consolas"/>
+      <w:sz w:val="20"/>
+      <w:szCs w:val="20"/>
+    </w:rPr>
+  </w:style>
+  <w:style w:type="character" w:customStyle="1" w:styleId="HTMLPreformattedChar">
+    <w:name w:val="HTML Preformatted Char"/>
+    <w:basedOn w:val="DefaultParagraphFont"/>
+    <w:link w:val="HTMLPreformatted"/>
+    <w:uiPriority w:val="99"/>
+    <w:semiHidden/>
+    <w:rsid w:val="00583D31"/>
+    <w:rPr>
+      <w:rFonts w:ascii="Consolas" w:hAnsi="Consolas"/>
+      <w:sz w:val="20"/>
+      <w:szCs w:val="20"/>
+    </w:rPr>
+  </w:style>
 </w:styles>
 </file>
 
